--- a/ETF_유튜브_대시보드_강의안.docx
+++ b/ETF_유튜브_대시보드_강의안.docx
@@ -57,7 +57,7 @@
           <w:b/>
           <w:sz w:val="24"/>
         </w:rPr>
-        <w:t>구성: 총 4회차 (회차당 30분) | 총 소요 시간: 약 2시간</w:t>
+        <w:t>구성: 총 6회차 (회차당 30분) | 총 소요 시간: 약 3시간</w:t>
       </w:r>
     </w:p>
     <w:p>
@@ -129,7 +129,7 @@
         <w:rPr>
           <w:b/>
         </w:rPr>
-        <w:t>CHECK 체크포인트 - 여기까지 잘 따라왔는지 확인</w:t>
+        <w:t>CHECK - 여기까지 잘 따라왔는지 확인</w:t>
       </w:r>
     </w:p>
     <w:p/>
@@ -150,7 +150,7 @@
     </w:p>
     <w:p>
       <w:r>
-        <w:t>이렇게 하면 Claude가 화면을 보고 정확하게 도와줍니다.</w:t>
+        <w:t>Claude가 화면을 보고 정확하게 도와줍니다.</w:t>
       </w:r>
     </w:p>
     <w:p/>
@@ -171,17 +171,17 @@
     </w:p>
     <w:p>
       <w:r>
-        <w:t xml:space="preserve">  3) 오른쪽 아래에 알림이 뜨면 클릭해서 저장하세요 (바탕화면에 저장 추천)</w:t>
-      </w:r>
-    </w:p>
-    <w:p>
-      <w:r>
-        <w:t xml:space="preserve">  4) 저장된 스크린샷 파일을 Claude Code 터미널 창으로 끌어다 놓으세요 (드래그 앤 드롭)</w:t>
-      </w:r>
-    </w:p>
-    <w:p>
-      <w:r>
-        <w:t xml:space="preserve">  5) 파일 경로가 자동으로 입력되면, 앞에 질문을 추가하세요:</w:t>
+        <w:t xml:space="preserve">  3) 오른쪽 아래 알림을 클릭해서 바탕화면에 저장하세요</w:t>
+      </w:r>
+    </w:p>
+    <w:p>
+      <w:r>
+        <w:t xml:space="preserve">  4) 저장된 스크린샷 파일을 Claude Code 터미널 창으로 끌어다 놓으세요</w:t>
+      </w:r>
+    </w:p>
+    <w:p>
+      <w:r>
+        <w:t xml:space="preserve">  5) 파일 경로가 자동 입력되면, 앞에 질문을 추가하세요:</w:t>
       </w:r>
     </w:p>
     <w:p>
@@ -206,7 +206,7 @@
     </w:p>
     <w:p>
       <w:r>
-        <w:t xml:space="preserve">  1) "윈도우 키 + Shift + S"로 화면 캡처 (클립보드에 자동 복사됨)</w:t>
+        <w:t xml:space="preserve">  1) "윈도우 키 + Shift + S"로 화면 캡처 (클립보드에 자동 복사)</w:t>
       </w:r>
     </w:p>
     <w:p>
@@ -216,18 +216,13 @@
     </w:p>
     <w:p>
       <w:r>
-        <w:t xml:space="preserve">  3) 이미지가 붙여넣어지면 질문과 함께 Enter!</w:t>
+        <w:t xml:space="preserve">  3) 질문과 함께 Enter!</w:t>
       </w:r>
     </w:p>
     <w:p/>
     <w:p>
       <w:r>
         <w:t>방법 3: 파일 경로 직접 입력</w:t>
-      </w:r>
-    </w:p>
-    <w:p>
-      <w:r>
-        <w:t xml:space="preserve">  바탕화면에 저장한 스크린샷의 경로를 직접 입력할 수도 있어요:</w:t>
       </w:r>
     </w:p>
     <w:p>
@@ -247,12 +242,12 @@
     <w:p/>
     <w:p>
       <w:r>
-        <w:t>TIP: 에러 화면을 캡처할 때는 에러 메시지가 전부 보이게 넓게 캡처하세요!</w:t>
-      </w:r>
-    </w:p>
-    <w:p>
-      <w:r>
-        <w:t>TIP: "이 에러 어떻게 해결해?", "이 화면이 맞아?" 같은 질문을 함께 적으면 더 정확한 답을 받을 수 있어요.</w:t>
+        <w:t>TIP: 에러 메시지가 전부 보이게 넓게 캡처하세요!</w:t>
+      </w:r>
+    </w:p>
+    <w:p>
+      <w:r>
+        <w:t>TIP: "이 에러 어떻게 해결해?" 같은 질문을 함께 적으면 더 정확한 답을 받아요.</w:t>
       </w:r>
     </w:p>
     <w:p/>
@@ -293,10 +288,32 @@
         <w:rPr>
           <w:b/>
         </w:rPr>
+        <w:t xml:space="preserve">  명령 프롬프트(cmd): </w:t>
+      </w:r>
+      <w:r>
+        <w:t>윈도우에 옛날부터 있던 가장 기본 터미널. 기능이 적어서 요즘은 잘 안 써요.</w:t>
+      </w:r>
+    </w:p>
+    <w:p>
+      <w:r>
+        <w:rPr>
+          <w:b/>
+        </w:rPr>
+        <w:t xml:space="preserve">  PowerShell: </w:t>
+      </w:r>
+      <w:r>
+        <w:t>윈도우에 기본으로 있는 고급 터미널. 명령 프롬프트의 업그레이드 버전이에요.</w:t>
+      </w:r>
+    </w:p>
+    <w:p>
+      <w:r>
+        <w:rPr>
+          <w:b/>
+        </w:rPr>
         <w:t xml:space="preserve">  Git: </w:t>
       </w:r>
       <w:r>
-        <w:t>코드의 타임머신. 내가 작업한 내용을 저장해두면, 언제든 과거로 돌아가거나 다른 사람과 공유할 수 있어요.</w:t>
+        <w:t>코드의 타임머신. 작업 내용을 저장해두면, 언제든 과거로 돌아가거나 다른 사람과 공유할 수 있어요.</w:t>
       </w:r>
     </w:p>
     <w:p>
@@ -307,7 +324,18 @@
         <w:t xml:space="preserve">  Git Bash: </w:t>
       </w:r>
       <w:r>
-        <w:t>Git과 함께 설치되는 특별한 터미널. 전 세계 개발자들이 쓰는 리눅스 스타일 명령어를 윈도우에서도 쓸 수 있게 해줘요.</w:t>
+        <w:t>Git과 함께 설치되는 특별한 터미널. 전 세계 개발자들이 쓰는 명령어를 윈도우에서도 쓸 수 있게 해줘요.</w:t>
+      </w:r>
+    </w:p>
+    <w:p>
+      <w:r>
+        <w:rPr>
+          <w:b/>
+        </w:rPr>
+        <w:t xml:space="preserve">  GitHub: </w:t>
+      </w:r>
+      <w:r>
+        <w:t>코드의 인스타그램. 내 코드를 올려서 보관하고 다른 사람과 공유하는 웹사이트.</w:t>
       </w:r>
     </w:p>
     <w:p>
@@ -345,28 +373,6 @@
     </w:p>
     <w:p>
       <w:r>
-        <w:rPr>
-          <w:b/>
-        </w:rPr>
-        <w:t xml:space="preserve">  PowerShell: </w:t>
-      </w:r>
-      <w:r>
-        <w:t>윈도우에 기본으로 있는 고급 터미널. 명령 프롬프트(cmd)의 업그레이드 버전이에요.</w:t>
-      </w:r>
-    </w:p>
-    <w:p>
-      <w:r>
-        <w:rPr>
-          <w:b/>
-        </w:rPr>
-        <w:t xml:space="preserve">  명령 프롬프트(cmd): </w:t>
-      </w:r>
-      <w:r>
-        <w:t>윈도우에 옛날부터 있던 가장 기본적인 터미널. 기능이 적어서 요즘은 잘 안 써요.</w:t>
-      </w:r>
-    </w:p>
-    <w:p>
-      <w:r>
         <w:br w:type="page"/>
       </w:r>
     </w:p>
@@ -378,7 +384,7 @@
         <w:rPr>
           <w:rFonts w:ascii="맑은 고딕" w:hAnsi="맑은 고딕" w:eastAsia="맑은 고딕"/>
         </w:rPr>
-        <w:t>1회차: 개발 환경 설정 - 컴퓨터에게 말 걸 준비하기</w:t>
+        <w:t>1회차: 터미널과 친해지기</w:t>
       </w:r>
     </w:p>
     <w:p>
@@ -397,7 +403,7 @@
           <w:rFonts w:ascii="맑은 고딕" w:hAnsi="맑은 고딕" w:eastAsia="맑은 고딕"/>
           <w:b/>
         </w:rPr>
-        <w:t>이 회차를 마치면: 터미널, Git, Node.js, Python이 모두 설치되어 다음 회차에서 바로 코딩을 시작할 수 있어요!</w:t>
+        <w:t>이 회차를 마치면: 까만 화면(터미널)이 더 이상 무섭지 않고, 컴퓨터에게 간단한 명령을 글자로 내릴 수 있어요!</w:t>
       </w:r>
     </w:p>
     <w:p/>
@@ -409,28 +415,7 @@
         <w:rPr>
           <w:rFonts w:ascii="맑은 고딕" w:hAnsi="맑은 고딕" w:eastAsia="맑은 고딕"/>
         </w:rPr>
-        <w:t>챕터 1: 윈도우 터미널 설치 및 기본 사용법</w:t>
-      </w:r>
-    </w:p>
-    <w:p>
-      <w:r>
-        <w:rPr>
-          <w:rFonts w:ascii="맑은 고딕" w:hAnsi="맑은 고딕" w:eastAsia="맑은 고딕"/>
-          <w:b/>
-          <w:color w:val="646464"/>
-        </w:rPr>
-        <w:t>예상 시간: 7분</w:t>
-      </w:r>
-    </w:p>
-    <w:p/>
-    <w:p>
-      <w:r>
-        <w:rPr>
-          <w:rFonts w:ascii="맑은 고딕" w:hAnsi="맑은 고딕" w:eastAsia="맑은 고딕"/>
-          <w:b/>
-          <w:sz w:val="24"/>
-        </w:rPr>
-        <w:t>Step 1. Microsoft Store(마이크로소프트 스토어) 열기</w:t>
+        <w:t>Step 1. Microsoft Store에서 Windows Terminal 설치 (5분)</w:t>
       </w:r>
     </w:p>
     <w:p>
@@ -459,23 +444,13 @@
     </w:p>
     <w:p>
       <w:r>
-        <w:t>검색 결과에 파란 쇼핑백 모양 아이콘이 보이면 클릭하세요.</w:t>
+        <w:t>파란 쇼핑백 모양 아이콘이 보이면 클릭하세요.</w:t>
       </w:r>
     </w:p>
     <w:p/>
     <w:p>
       <w:r>
-        <w:rPr>
-          <w:rFonts w:ascii="맑은 고딕" w:hAnsi="맑은 고딕" w:eastAsia="맑은 고딕"/>
-          <w:b/>
-          <w:sz w:val="24"/>
-        </w:rPr>
-        <w:t>Step 2. Windows Terminal(윈도우 터미널) 검색 및 설치</w:t>
-      </w:r>
-    </w:p>
-    <w:p>
-      <w:r>
-        <w:t>Microsoft Store 앱이 열리면, 위쪽 검색창에 아래 글자를 입력하세요:</w:t>
+        <w:t>Microsoft Store가 열리면, 위쪽 검색창에 입력하세요:</w:t>
       </w:r>
     </w:p>
     <w:p>
@@ -494,28 +469,29 @@
     </w:p>
     <w:p>
       <w:r>
-        <w:t>"Windows Terminal"이라고 적힌 앱이 보이면 클릭하고, 파란색 "설치" 또는 "다운로드" 버튼을 누르세요.</w:t>
-      </w:r>
-    </w:p>
-    <w:p>
-      <w:r>
-        <w:t>TIP: 이미 "열기" 버튼이 보인다면? 이미 설치되어 있는 거예요! 바로 Step 3으로 넘어가세요.</w:t>
+        <w:t>"Windows Terminal" 앱을 찾아 "설치" 또는 "다운로드" 버튼을 누르세요.</w:t>
+      </w:r>
+    </w:p>
+    <w:p>
+      <w:r>
+        <w:t>TIP: 이미 "열기" 버튼이 보이면 이미 설치된 거예요! 바로 다음 Step으로!</w:t>
       </w:r>
     </w:p>
     <w:p/>
     <w:p>
+      <w:pPr>
+        <w:pStyle w:val="Heading2"/>
+      </w:pPr>
       <w:r>
         <w:rPr>
           <w:rFonts w:ascii="맑은 고딕" w:hAnsi="맑은 고딕" w:eastAsia="맑은 고딕"/>
-          <w:b/>
-          <w:sz w:val="24"/>
         </w:rPr>
-        <w:t>Step 3. 터미널 처음 열어보기</w:t>
-      </w:r>
-    </w:p>
-    <w:p>
-      <w:r>
-        <w:t>설치가 끝나면 "열기" 버튼을 누르세요. (또는 윈도우 키를 누르고 "Terminal"을 검색해도 됩니다)</w:t>
+        <w:t>Step 2. 터미널 처음 열어보기 (3분)</w:t>
+      </w:r>
+    </w:p>
+    <w:p>
+      <w:r>
+        <w:t>설치 후 "열기" 버튼을 누르세요. (또는 윈도우 키 -&gt; "Terminal" 검색)</w:t>
       </w:r>
     </w:p>
     <w:p>
@@ -523,9 +499,15 @@
         <w:t>까만(또는 파란) 창이 뜹니다. 이게 바로 터미널이에요!</w:t>
       </w:r>
     </w:p>
-    <w:p>
-      <w:r>
-        <w:t>&gt;&gt; 무서워하지 마세요! 이건 컴퓨터랑 카톡하는 창이에요. 내가 글을 쓰면 컴퓨터가 대답합니다.</w:t>
+    <w:p/>
+    <w:p>
+      <w:r>
+        <w:t>&gt;&gt; 무서워하지 마세요! 이건 컴퓨터랑 카톡하는 창이에요.</w:t>
+      </w:r>
+    </w:p>
+    <w:p>
+      <w:r>
+        <w:t>&gt;&gt; 내가 글을 쓰면 컴퓨터가 대답합니다.</w:t>
       </w:r>
     </w:p>
     <w:p/>
@@ -550,23 +532,24 @@
     </w:p>
     <w:p>
       <w:r>
-        <w:t>이건 "나는 준비됐어, 명령을 내려줘!"라는 뜻이에요.</w:t>
+        <w:t>"나는 준비됐어, 명령을 내려줘!"라는 뜻이에요.</w:t>
       </w:r>
     </w:p>
     <w:p/>
     <w:p>
+      <w:pPr>
+        <w:pStyle w:val="Heading2"/>
+      </w:pPr>
       <w:r>
         <w:rPr>
           <w:rFonts w:ascii="맑은 고딕" w:hAnsi="맑은 고딕" w:eastAsia="맑은 고딕"/>
-          <w:b/>
-          <w:sz w:val="24"/>
         </w:rPr>
-        <w:t>Step 4. 첫 번째 명령어 입력해보기</w:t>
-      </w:r>
-    </w:p>
-    <w:p>
-      <w:r>
-        <w:t>아래 명령어를 정확히 따라 입력하고 Enter(엔터) 키를 누르세요:</w:t>
+        <w:t>Step 3. 첫 번째 명령어 입력해보기 (2분)</w:t>
+      </w:r>
+    </w:p>
+    <w:p>
+      <w:r>
+        <w:t>아래 명령어를 정확히 따라 입력하고 Enter 키를 누르세요:</w:t>
       </w:r>
     </w:p>
     <w:p>
@@ -609,98 +592,362 @@
     </w:p>
     <w:p/>
     <w:p>
+      <w:pPr>
+        <w:pStyle w:val="Heading2"/>
+      </w:pPr>
       <w:r>
         <w:rPr>
           <w:rFonts w:ascii="맑은 고딕" w:hAnsi="맑은 고딕" w:eastAsia="맑은 고딕"/>
-          <w:b/>
-          <w:sz w:val="24"/>
         </w:rPr>
-        <w:t>&gt;&gt; 잠깐! 터미널이 여러 개라고요? - PowerShell, 명령 프롬프트(cmd), Git Bash 비교</w:t>
-      </w:r>
-    </w:p>
-    <w:p>
-      <w:r>
-        <w:t>윈도우에는 터미널(까만 창)이 여러 종류가 있어요. 처음에는 헷갈리지만, 비유로 쉽게 이해해봅시다!</w:t>
+        <w:t>Step 4. 터미널의 종류 알아보기 (5분)</w:t>
+      </w:r>
+    </w:p>
+    <w:p>
+      <w:r>
+        <w:t>&gt;&gt; 잠깐! 윈도우에는 터미널(까만 창)이 여러 종류가 있어요.</w:t>
+      </w:r>
+    </w:p>
+    <w:p>
+      <w:r>
+        <w:t>&gt;&gt; 처음에는 헷갈리지만, 비유로 쉽게 이해해봅시다!</w:t>
       </w:r>
     </w:p>
     <w:p/>
     <w:p>
       <w:r>
-        <w:t xml:space="preserve">  1) 명령 프롬프트(cmd): "기본 자전거"</w:t>
-      </w:r>
-    </w:p>
-    <w:p>
-      <w:r>
-        <w:t xml:space="preserve">     - 윈도우에 처음부터 있는 가장 오래된 터미널</w:t>
-      </w:r>
-    </w:p>
-    <w:p>
-      <w:r>
-        <w:t xml:space="preserve">     - 할 수 있는 것이 적고, 요즘 개발에는 잘 안 써요</w:t>
-      </w:r>
-    </w:p>
-    <w:p>
-      <w:r>
-        <w:t xml:space="preserve">     - 화면에 "C:\Users\이름&gt;" 이렇게 보여요</w:t>
+        <w:t>1) 명령 프롬프트(cmd) = "일반 자전거"</w:t>
+      </w:r>
+    </w:p>
+    <w:p>
+      <w:r>
+        <w:t xml:space="preserve">   - 윈도우에 처음부터 있는 가장 오래된 터미널</w:t>
+      </w:r>
+    </w:p>
+    <w:p>
+      <w:r>
+        <w:t xml:space="preserve">   - 할 수 있는 것이 적고, 요즘 개발에는 잘 안 써요</w:t>
+      </w:r>
+    </w:p>
+    <w:p>
+      <w:r>
+        <w:t xml:space="preserve">   - 화면에 C:\Users\이름&gt; 이렇게 보여요</w:t>
       </w:r>
     </w:p>
     <w:p/>
     <w:p>
       <w:r>
-        <w:t xml:space="preserve">  2) PowerShell(파워셸): "전동 자전거"</w:t>
-      </w:r>
-    </w:p>
-    <w:p>
-      <w:r>
-        <w:t xml:space="preserve">     - cmd를 업그레이드한 버전. 윈도우 10/11에 기본 설치되어 있어요</w:t>
-      </w:r>
-    </w:p>
-    <w:p>
-      <w:r>
-        <w:t xml:space="preserve">     - cmd보다 많은 기능이 있지만, 개발자용 도구가 부족할 때가 있어요</w:t>
-      </w:r>
-    </w:p>
-    <w:p>
-      <w:r>
-        <w:t xml:space="preserve">     - 화면에 "PS C:\Users\이름&gt;" 이렇게 보여요 (앞에 PS가 붙어요)</w:t>
+        <w:t>2) PowerShell(파워셸) = "전동 자전거"</w:t>
+      </w:r>
+    </w:p>
+    <w:p>
+      <w:r>
+        <w:t xml:space="preserve">   - cmd를 업그레이드한 버전. 윈도우 10/11에 기본 설치</w:t>
+      </w:r>
+    </w:p>
+    <w:p>
+      <w:r>
+        <w:t xml:space="preserve">   - cmd보다 많은 기능이 있지만, 개발자용 도구가 부족할 때 있어요</w:t>
+      </w:r>
+    </w:p>
+    <w:p>
+      <w:r>
+        <w:t xml:space="preserve">   - 화면에 PS C:\Users\이름&gt; 이렇게 보여요 (앞에 PS가 붙음)</w:t>
+      </w:r>
+    </w:p>
+    <w:p>
+      <w:r>
+        <w:t xml:space="preserve">   - 방금 우리가 연 Windows Terminal이 기본으로 PowerShell을 보여줘요</w:t>
       </w:r>
     </w:p>
     <w:p/>
     <w:p>
       <w:r>
-        <w:t xml:space="preserve">  3) Git Bash: "전동 킥보드" (우리가 쓸 것!)</w:t>
-      </w:r>
-    </w:p>
-    <w:p>
-      <w:r>
-        <w:t xml:space="preserve">     - Git을 설치하면 함께 오는 특별한 터미널</w:t>
-      </w:r>
-    </w:p>
-    <w:p>
-      <w:r>
-        <w:t xml:space="preserve">     - 전 세계 개발자들이 쓰는 리눅스/맥 스타일 명령어를 윈도우에서도 쓸 수 있어요</w:t>
-      </w:r>
-    </w:p>
-    <w:p>
-      <w:r>
-        <w:t xml:space="preserve">     - Claude Code가 가장 잘 동작하는 환경!</w:t>
-      </w:r>
-    </w:p>
-    <w:p>
-      <w:r>
-        <w:t xml:space="preserve">     - 화면에 "이름@컴퓨터 MINGW64 ~" 이렇게 보이고, $ 표시로 명령을 기다려요</w:t>
+        <w:t>3) Git Bash = "전동 킥보드" (우리가 앞으로 쓸 것!)</w:t>
+      </w:r>
+    </w:p>
+    <w:p>
+      <w:r>
+        <w:t xml:space="preserve">   - Git을 설치하면 함께 오는 특별한 터미널</w:t>
+      </w:r>
+    </w:p>
+    <w:p>
+      <w:r>
+        <w:t xml:space="preserve">   - 전 세계 개발자들이 쓰는 리눅스/맥 스타일 명령어를 윈도우에서도 사용 가능</w:t>
+      </w:r>
+    </w:p>
+    <w:p>
+      <w:r>
+        <w:t xml:space="preserve">   - Claude Code가 가장 잘 동작하는 환경!</w:t>
+      </w:r>
+    </w:p>
+    <w:p>
+      <w:r>
+        <w:t xml:space="preserve">   - 화면에 이름@컴퓨터 MINGW64 ~ 이렇게 보이고, $ 표시로 명령을 기다려요</w:t>
       </w:r>
     </w:p>
     <w:p/>
     <w:p>
       <w:r>
-        <w:t>&gt;&gt; 결론: 이 강의에서는 Git Bash를 사용합니다! 다음 챕터에서 바로 설치할 거예요.</w:t>
+        <w:t>&gt;&gt; 결론: 다음 회차에서 Git Bash를 설치할 거예요!</w:t>
+      </w:r>
+    </w:p>
+    <w:p>
+      <w:r>
+        <w:t>&gt;&gt; 지금 연 PowerShell은 "이런 게 있구나" 정도로만 알아두면 돼요.</w:t>
       </w:r>
     </w:p>
     <w:p/>
     <w:p>
       <w:pPr>
-        <w:pStyle w:val="Heading3"/>
+        <w:pStyle w:val="Heading2"/>
+      </w:pPr>
+      <w:r>
+        <w:rPr>
+          <w:rFonts w:ascii="맑은 고딕" w:hAnsi="맑은 고딕" w:eastAsia="맑은 고딕"/>
+        </w:rPr>
+        <w:t>Step 5. Git 설치하기 (10분)</w:t>
+      </w:r>
+    </w:p>
+    <w:p/>
+    <w:p>
+      <w:r>
+        <w:t>&gt;&gt; Git을 왜 설치해야 하나요?</w:t>
+      </w:r>
+    </w:p>
+    <w:p>
+      <w:r>
+        <w:t>Git은 개발자에게 필수인 "코드 타임머신"이에요. 3가지 이유:</w:t>
+      </w:r>
+    </w:p>
+    <w:p/>
+    <w:p>
+      <w:r>
+        <w:t xml:space="preserve">  1) 실수 복구: 코드를 잘못 바꿨을 때 "아까 그 상태로 돌려줘!"가 가능</w:t>
+      </w:r>
+    </w:p>
+    <w:p>
+      <w:r>
+        <w:t xml:space="preserve">     비유: 게임의 "세이브 포인트". 중간중간 저장해두면 실패해도 다시 시작!</w:t>
+      </w:r>
+    </w:p>
+    <w:p/>
+    <w:p>
+      <w:r>
+        <w:t xml:space="preserve">  2) 협업: 여러 사람이 같은 프로젝트에서 동시에 작업 가능</w:t>
+      </w:r>
+    </w:p>
+    <w:p>
+      <w:r>
+        <w:t xml:space="preserve">     비유: 구글 문서에서 여러 명이 동시에 편집하는 것과 비슷</w:t>
+      </w:r>
+    </w:p>
+    <w:p/>
+    <w:p>
+      <w:r>
+        <w:t xml:space="preserve">  3) Git Bash: Git을 설치하면 "Git Bash"라는 특별한 터미널이 함께 설치!</w:t>
+      </w:r>
+    </w:p>
+    <w:p>
+      <w:r>
+        <w:t xml:space="preserve">     Claude Code는 이 Git Bash에서 가장 잘 동작합니다</w:t>
+      </w:r>
+    </w:p>
+    <w:p/>
+    <w:p>
+      <w:r>
+        <w:t>브라우저에서 아래 주소로 이동하세요:</w:t>
+      </w:r>
+    </w:p>
+    <w:p>
+      <w:pPr>
+        <w:spacing w:before="80" w:after="80"/>
+        <w:ind w:left="567"/>
+      </w:pPr>
+      <w:r>
+        <w:rPr>
+          <w:rFonts w:ascii="Consolas" w:hAnsi="Consolas"/>
+          <w:color w:val="006400"/>
+          <w:sz w:val="20"/>
+        </w:rPr>
+        <w:t>https://git-scm.com/downloads/win</w:t>
+      </w:r>
+    </w:p>
+    <w:p>
+      <w:r>
+        <w:t>"Click here to download" 또는 "64-bit Git for Windows Setup"을 클릭하세요.</w:t>
+      </w:r>
+    </w:p>
+    <w:p/>
+    <w:p>
+      <w:r>
+        <w:t>다운로드된 파일(Git-숫자-64-bit.exe)을 더블클릭하세요.</w:t>
+      </w:r>
+    </w:p>
+    <w:p>
+      <w:r>
+        <w:t>"이 앱이 변경하도록 허용하시겠습니까?" -&gt; "예"</w:t>
+      </w:r>
+    </w:p>
+    <w:p/>
+    <w:p>
+      <w:r>
+        <w:t>설치 화면이 나오면:</w:t>
+      </w:r>
+    </w:p>
+    <w:p>
+      <w:r>
+        <w:t xml:space="preserve">  1) "Next" 버튼을 계속 누르세요 (약 8~10번)</w:t>
+      </w:r>
+    </w:p>
+    <w:p>
+      <w:r>
+        <w:t xml:space="preserve">  2) 중간에 여러 옵션이 나오지만, 기본값 그대로 두고 "Next"만!</w:t>
+      </w:r>
+    </w:p>
+    <w:p>
+      <w:r>
+        <w:t xml:space="preserve">  3) 마지막에 "Install" 버튼 클릭</w:t>
+      </w:r>
+    </w:p>
+    <w:p>
+      <w:r>
+        <w:t xml:space="preserve">  4) 설치 끝나면 "Finish" 클릭</w:t>
+      </w:r>
+    </w:p>
+    <w:p/>
+    <w:p>
+      <w:r>
+        <w:t>TIP: 영어 옵션이 많지만 걱정 마세요!</w:t>
+      </w:r>
+    </w:p>
+    <w:p>
+      <w:r>
+        <w:t>TIP: "Next -&gt; Next -&gt; ... -&gt; Install -&gt; Finish" 순서만 기억!</w:t>
+      </w:r>
+    </w:p>
+    <w:p/>
+    <w:p>
+      <w:pPr>
+        <w:pStyle w:val="Heading2"/>
+      </w:pPr>
+      <w:r>
+        <w:rPr>
+          <w:rFonts w:ascii="맑은 고딕" w:hAnsi="맑은 고딕" w:eastAsia="맑은 고딕"/>
+        </w:rPr>
+        <w:t>Step 6. Git Bash 열고 확인하기 (5분)</w:t>
+      </w:r>
+    </w:p>
+    <w:p>
+      <w:r>
+        <w:t>윈도우 키 -&gt; "Git Bash" 검색 -&gt; 클릭</w:t>
+      </w:r>
+    </w:p>
+    <w:p/>
+    <w:p>
+      <w:r>
+        <w:t>까만 창이 열리면서 이런 글자가 보여요:</w:t>
+      </w:r>
+    </w:p>
+    <w:p>
+      <w:pPr>
+        <w:spacing w:before="80" w:after="80"/>
+        <w:ind w:left="567"/>
+      </w:pPr>
+      <w:r>
+        <w:rPr>
+          <w:rFonts w:ascii="Consolas" w:hAnsi="Consolas"/>
+          <w:color w:val="006400"/>
+          <w:sz w:val="20"/>
+        </w:rPr>
+        <w:t>사용자이름@컴퓨터이름 MINGW64 ~</w:t>
+        <w:br/>
+        <w:t>$</w:t>
+      </w:r>
+    </w:p>
+    <w:p>
+      <w:r>
+        <w:t>$ 표시가 "명령을 기다리고 있어요"라는 뜻!</w:t>
+      </w:r>
+    </w:p>
+    <w:p/>
+    <w:p>
+      <w:r>
+        <w:t>&gt;&gt; 앞으로 이 강의에서 "터미널을 열어주세요"라고 하면 Git Bash를 열어주세요!</w:t>
+      </w:r>
+    </w:p>
+    <w:p/>
+    <w:p>
+      <w:r>
+        <w:t>Git이 잘 설치됐는지 확인해봅시다:</w:t>
+      </w:r>
+    </w:p>
+    <w:p>
+      <w:pPr>
+        <w:spacing w:before="80" w:after="80"/>
+        <w:ind w:left="567"/>
+      </w:pPr>
+      <w:r>
+        <w:rPr>
+          <w:rFonts w:ascii="Consolas" w:hAnsi="Consolas"/>
+          <w:color w:val="006400"/>
+          <w:sz w:val="20"/>
+        </w:rPr>
+        <w:t>git --version</w:t>
+      </w:r>
+    </w:p>
+    <w:p>
+      <w:r>
+        <w:t>이런 결과가 나오면 성공:</w:t>
+      </w:r>
+    </w:p>
+    <w:p>
+      <w:pPr>
+        <w:spacing w:before="80" w:after="80"/>
+        <w:ind w:left="567"/>
+      </w:pPr>
+      <w:r>
+        <w:rPr>
+          <w:rFonts w:ascii="Consolas" w:hAnsi="Consolas"/>
+          <w:color w:val="006400"/>
+          <w:sz w:val="20"/>
+        </w:rPr>
+        <w:t>git version 2.47.1.windows.2</w:t>
+      </w:r>
+    </w:p>
+    <w:p>
+      <w:r>
+        <w:t>(숫자는 달라도 OK. 숫자가 나오기만 하면 성공!)</w:t>
+      </w:r>
+    </w:p>
+    <w:p/>
+    <w:p>
+      <w:r>
+        <w:t>프로젝트 폴더도 미리 만들어둡시다:</w:t>
+      </w:r>
+    </w:p>
+    <w:p>
+      <w:pPr>
+        <w:spacing w:before="80" w:after="80"/>
+        <w:ind w:left="567"/>
+      </w:pPr>
+      <w:r>
+        <w:rPr>
+          <w:rFonts w:ascii="Consolas" w:hAnsi="Consolas"/>
+          <w:color w:val="006400"/>
+          <w:sz w:val="20"/>
+        </w:rPr>
+        <w:t>mkdir ~/etf-dashboard</w:t>
+      </w:r>
+    </w:p>
+    <w:p>
+      <w:r>
+        <w:t>&gt;&gt; mkdir = "make directory" = "폴더를 만들어줘"</w:t>
+      </w:r>
+    </w:p>
+    <w:p/>
+    <w:p>
+      <w:pPr>
+        <w:pStyle w:val="Heading2"/>
       </w:pPr>
       <w:r>
         <w:rPr>
@@ -715,7 +962,7 @@
           <w:rFonts w:ascii="맑은 고딕" w:hAnsi="맑은 고딕" w:eastAsia="맑은 고딕"/>
           <w:color w:val="008000"/>
         </w:rPr>
-        <w:t xml:space="preserve">  CHECK 터미널 창이 열려 있나요?</w:t>
+        <w:t>CHECK: Windows Terminal이 설치되었나요?</w:t>
       </w:r>
     </w:p>
     <w:p>
@@ -724,13 +971,31 @@
           <w:rFonts w:ascii="맑은 고딕" w:hAnsi="맑은 고딕" w:eastAsia="맑은 고딕"/>
           <w:color w:val="008000"/>
         </w:rPr>
-        <w:t xml:space="preserve">  CHECK echo 명령어를 쳤을 때 내가 쓴 글이 그대로 화면에 나왔나요?</w:t>
+        <w:t>CHECK: echo 명령어로 글자가 화면에 나왔나요?</w:t>
+      </w:r>
+    </w:p>
+    <w:p>
+      <w:r>
+        <w:rPr>
+          <w:rFonts w:ascii="맑은 고딕" w:hAnsi="맑은 고딕" w:eastAsia="맑은 고딕"/>
+          <w:color w:val="008000"/>
+        </w:rPr>
+        <w:t>CHECK: Git Bash 창이 열려 있나요?</w:t>
+      </w:r>
+    </w:p>
+    <w:p>
+      <w:r>
+        <w:rPr>
+          <w:rFonts w:ascii="맑은 고딕" w:hAnsi="맑은 고딕" w:eastAsia="맑은 고딕"/>
+          <w:color w:val="008000"/>
+        </w:rPr>
+        <w:t>CHECK: git --version을 쳤을 때 숫자가 나왔나요?</w:t>
       </w:r>
     </w:p>
     <w:p/>
     <w:p>
       <w:pPr>
-        <w:pStyle w:val="Heading3"/>
+        <w:pStyle w:val="Heading2"/>
       </w:pPr>
       <w:r>
         <w:rPr>
@@ -831,39 +1096,7 @@
           </w:tcPr>
           <w:p>
             <w:r>
-              <w:t>"Windows Terminal"이 검색 안 돼요</w:t>
-            </w:r>
-          </w:p>
-        </w:tc>
-        <w:tc>
-          <w:tcPr>
-            <w:tcW w:type="dxa" w:w="2880"/>
-          </w:tcPr>
-          <w:p>
-            <w:r>
-              <w:t>윈도우 버전이 낮음</w:t>
-            </w:r>
-          </w:p>
-        </w:tc>
-        <w:tc>
-          <w:tcPr>
-            <w:tcW w:type="dxa" w:w="2880"/>
-          </w:tcPr>
-          <w:p>
-            <w:r>
-              <w:t>윈도우 키 -&gt; "cmd" 검색 -&gt; "명령 프롬프트"를 대신 사용</w:t>
-            </w:r>
-          </w:p>
-        </w:tc>
-      </w:tr>
-      <w:tr>
-        <w:tc>
-          <w:tcPr>
-            <w:tcW w:type="dxa" w:w="2880"/>
-          </w:tcPr>
-          <w:p>
-            <w:r>
-              <w:t>글자를 쳤는데 아무 반응이 없어요</w:t>
+              <w:t>글자를 쳤는데 반응이 없어요</w:t>
             </w:r>
           </w:p>
         </w:tc>
@@ -883,453 +1116,7 @@
           </w:tcPr>
           <w:p>
             <w:r>
-              <w:t>터미널 까만 화면 안쪽을 마우스로 한 번 클릭하세요</w:t>
-            </w:r>
-          </w:p>
-        </w:tc>
-      </w:tr>
-    </w:tbl>
-    <w:p/>
-    <w:p>
-      <w:pPr>
-        <w:pStyle w:val="Heading2"/>
-      </w:pPr>
-      <w:r>
-        <w:rPr>
-          <w:rFonts w:ascii="맑은 고딕" w:hAnsi="맑은 고딕" w:eastAsia="맑은 고딕"/>
-        </w:rPr>
-        <w:t>챕터 2: Git 설치 - 코드의 타임머신 준비하기</w:t>
-      </w:r>
-    </w:p>
-    <w:p>
-      <w:r>
-        <w:rPr>
-          <w:rFonts w:ascii="맑은 고딕" w:hAnsi="맑은 고딕" w:eastAsia="맑은 고딕"/>
-          <w:b/>
-          <w:color w:val="646464"/>
-        </w:rPr>
-        <w:t>예상 시간: 8분</w:t>
-      </w:r>
-    </w:p>
-    <w:p/>
-    <w:p>
-      <w:r>
-        <w:rPr>
-          <w:rFonts w:ascii="맑은 고딕" w:hAnsi="맑은 고딕" w:eastAsia="맑은 고딕"/>
-          <w:b/>
-          <w:sz w:val="24"/>
-        </w:rPr>
-        <w:t>&gt;&gt; Git을 왜 설치해야 하나요?</w:t>
-      </w:r>
-    </w:p>
-    <w:p>
-      <w:r>
-        <w:t>Git은 개발자에게 필수인 "코드 타임머신"이에요. Git이 필요한 이유 3가지:</w:t>
-      </w:r>
-    </w:p>
-    <w:p/>
-    <w:p>
-      <w:r>
-        <w:t xml:space="preserve">  1) 실수 복구: 코드를 잘못 바꿨을 때 "아까 그 상태로 돌려줘!"가 가능해요.</w:t>
-      </w:r>
-    </w:p>
-    <w:p>
-      <w:r>
-        <w:t xml:space="preserve">     비유: 게임의 "세이브 포인트"와 같아요. 중간중간 저장해두면 실패해도 다시 시작할 수 있죠!</w:t>
-      </w:r>
-    </w:p>
-    <w:p/>
-    <w:p>
-      <w:r>
-        <w:t xml:space="preserve">  2) 협업: 여러 사람이 같은 프로젝트에서 동시에 작업할 수 있어요.</w:t>
-      </w:r>
-    </w:p>
-    <w:p>
-      <w:r>
-        <w:t xml:space="preserve">     비유: 구글 문서에서 여러 명이 동시에 편집하는 것과 비슷해요.</w:t>
-      </w:r>
-    </w:p>
-    <w:p/>
-    <w:p>
-      <w:r>
-        <w:t xml:space="preserve">  3) Git Bash: Git을 설치하면 "Git Bash"라는 특별한 터미널이 함께 설치돼요.</w:t>
-      </w:r>
-    </w:p>
-    <w:p>
-      <w:r>
-        <w:t xml:space="preserve">     Claude Code는 이 Git Bash에서 가장 잘 동작합니다!</w:t>
-      </w:r>
-    </w:p>
-    <w:p>
-      <w:r>
-        <w:t xml:space="preserve">     비유: 윈도우 기본 터미널이 "일반 자전거"라면, Git Bash는 "전동 킥보드" - 더 편하고 빨라요!</w:t>
-      </w:r>
-    </w:p>
-    <w:p/>
-    <w:p>
-      <w:r>
-        <w:rPr>
-          <w:rFonts w:ascii="맑은 고딕" w:hAnsi="맑은 고딕" w:eastAsia="맑은 고딕"/>
-          <w:b/>
-          <w:sz w:val="24"/>
-        </w:rPr>
-        <w:t>Step 1. Git 다운로드</w:t>
-      </w:r>
-    </w:p>
-    <w:p>
-      <w:r>
-        <w:t>브라우저에서 아래 주소로 이동하세요:</w:t>
-      </w:r>
-    </w:p>
-    <w:p>
-      <w:pPr>
-        <w:spacing w:before="80" w:after="80"/>
-        <w:ind w:left="567"/>
-      </w:pPr>
-      <w:r>
-        <w:rPr>
-          <w:rFonts w:ascii="Consolas" w:hAnsi="Consolas"/>
-          <w:color w:val="006400"/>
-          <w:sz w:val="20"/>
-        </w:rPr>
-        <w:t>https://git-scm.com/downloads/win</w:t>
-      </w:r>
-    </w:p>
-    <w:p>
-      <w:r>
-        <w:t>화면에 "Click here to download" 또는 "64-bit Git for Windows Setup"을 클릭하세요.</w:t>
-      </w:r>
-    </w:p>
-    <w:p/>
-    <w:p>
-      <w:r>
-        <w:rPr>
-          <w:rFonts w:ascii="맑은 고딕" w:hAnsi="맑은 고딕" w:eastAsia="맑은 고딕"/>
-          <w:b/>
-          <w:sz w:val="24"/>
-        </w:rPr>
-        <w:t>Step 2. Git 설치하기</w:t>
-      </w:r>
-    </w:p>
-    <w:p>
-      <w:r>
-        <w:t>다운로드된 파일(Git-숫자-64-bit.exe)을 더블클릭하세요.</w:t>
-      </w:r>
-    </w:p>
-    <w:p>
-      <w:r>
-        <w:t>"이 앱이 변경하도록 허용하시겠습니까?" -&gt; "예"를 누르세요.</w:t>
-      </w:r>
-    </w:p>
-    <w:p/>
-    <w:p>
-      <w:r>
-        <w:t>설치 화면이 나오면:</w:t>
-      </w:r>
-    </w:p>
-    <w:p>
-      <w:r>
-        <w:t xml:space="preserve">  1) "Next" 버튼을 계속 누르세요 (약 8~10번)</w:t>
-      </w:r>
-    </w:p>
-    <w:p>
-      <w:r>
-        <w:t xml:space="preserve">  2) 중간에 여러 옵션이 나오지만, 기본값 그대로 두고 "Next"만 누르면 돼요!</w:t>
-      </w:r>
-    </w:p>
-    <w:p>
-      <w:r>
-        <w:t xml:space="preserve">  3) 마지막에 "Install" 버튼을 누르세요</w:t>
-      </w:r>
-    </w:p>
-    <w:p>
-      <w:r>
-        <w:t xml:space="preserve">  4) 설치가 끝나면 "Finish" 버튼을 누르세요</w:t>
-      </w:r>
-    </w:p>
-    <w:p/>
-    <w:p>
-      <w:r>
-        <w:t>TIP: 영어 옵션이 많이 나오지만 걱정 마세요! "Next -&gt; Next -&gt; ... -&gt; Install -&gt; Finish" 순서만 기억하면 됩니다.</w:t>
-      </w:r>
-    </w:p>
-    <w:p/>
-    <w:p>
-      <w:r>
-        <w:rPr>
-          <w:rFonts w:ascii="맑은 고딕" w:hAnsi="맑은 고딕" w:eastAsia="맑은 고딕"/>
-          <w:b/>
-          <w:sz w:val="24"/>
-        </w:rPr>
-        <w:t>Step 3. Git Bash 열어보기</w:t>
-      </w:r>
-    </w:p>
-    <w:p>
-      <w:r>
-        <w:t>바탕화면이나 시작 메뉴에서 "Git Bash"를 찾아 클릭하세요.</w:t>
-      </w:r>
-    </w:p>
-    <w:p>
-      <w:r>
-        <w:t>(윈도우 키 -&gt; "Git Bash" 검색 -&gt; 클릭)</w:t>
-      </w:r>
-    </w:p>
-    <w:p/>
-    <w:p>
-      <w:r>
-        <w:t>까만 창이 열리면서 이런 글자가 보여요:</w:t>
-      </w:r>
-    </w:p>
-    <w:p>
-      <w:pPr>
-        <w:spacing w:before="80" w:after="80"/>
-        <w:ind w:left="567"/>
-      </w:pPr>
-      <w:r>
-        <w:rPr>
-          <w:rFonts w:ascii="Consolas" w:hAnsi="Consolas"/>
-          <w:color w:val="006400"/>
-          <w:sz w:val="20"/>
-        </w:rPr>
-        <w:t>사용자이름@컴퓨터이름 MINGW64 ~</w:t>
-        <w:br/>
-        <w:t>$</w:t>
-      </w:r>
-    </w:p>
-    <w:p>
-      <w:r>
-        <w:t>$ 표시가 "명령을 기다리고 있어요"라는 뜻이에요.</w:t>
-      </w:r>
-    </w:p>
-    <w:p/>
-    <w:p>
-      <w:r>
-        <w:t>&gt;&gt; 앞으로 이 강의에서 "터미널을 열어주세요"라고 하면, 이 Git Bash를 열어주세요!</w:t>
-      </w:r>
-    </w:p>
-    <w:p/>
-    <w:p>
-      <w:r>
-        <w:rPr>
-          <w:rFonts w:ascii="맑은 고딕" w:hAnsi="맑은 고딕" w:eastAsia="맑은 고딕"/>
-          <w:b/>
-          <w:sz w:val="24"/>
-        </w:rPr>
-        <w:t>Step 4. Git 설치 확인</w:t>
-      </w:r>
-    </w:p>
-    <w:p>
-      <w:r>
-        <w:t>Git Bash에서 아래 명령어를 입력하고 Enter를 누르세요:</w:t>
-      </w:r>
-    </w:p>
-    <w:p>
-      <w:pPr>
-        <w:spacing w:before="80" w:after="80"/>
-        <w:ind w:left="567"/>
-      </w:pPr>
-      <w:r>
-        <w:rPr>
-          <w:rFonts w:ascii="Consolas" w:hAnsi="Consolas"/>
-          <w:color w:val="006400"/>
-          <w:sz w:val="20"/>
-        </w:rPr>
-        <w:t>git --version</w:t>
-      </w:r>
-    </w:p>
-    <w:p>
-      <w:r>
-        <w:t>이런 결과가 나오면 성공:</w:t>
-      </w:r>
-    </w:p>
-    <w:p>
-      <w:pPr>
-        <w:spacing w:before="80" w:after="80"/>
-        <w:ind w:left="567"/>
-      </w:pPr>
-      <w:r>
-        <w:rPr>
-          <w:rFonts w:ascii="Consolas" w:hAnsi="Consolas"/>
-          <w:color w:val="006400"/>
-          <w:sz w:val="20"/>
-        </w:rPr>
-        <w:t>git version 2.47.1.windows.2</w:t>
-      </w:r>
-    </w:p>
-    <w:p>
-      <w:r>
-        <w:t>(숫자는 다를 수 있어요. 숫자가 나오기만 하면 OK!)</w:t>
-      </w:r>
-    </w:p>
-    <w:p/>
-    <w:p>
-      <w:r>
-        <w:rPr>
-          <w:rFonts w:ascii="맑은 고딕" w:hAnsi="맑은 고딕" w:eastAsia="맑은 고딕"/>
-          <w:b/>
-          <w:sz w:val="24"/>
-        </w:rPr>
-        <w:t>Step 5. 프로젝트 폴더 만들기</w:t>
-      </w:r>
-    </w:p>
-    <w:p>
-      <w:r>
-        <w:t>앞으로 만들 파일들을 넣어둘 폴더(서랍장)를 만들어 봅시다.</w:t>
-      </w:r>
-    </w:p>
-    <w:p>
-      <w:r>
-        <w:t>Git Bash에서 아래 명령어를 차례로 입력하세요:</w:t>
-      </w:r>
-    </w:p>
-    <w:p>
-      <w:pPr>
-        <w:spacing w:before="80" w:after="80"/>
-        <w:ind w:left="567"/>
-      </w:pPr>
-      <w:r>
-        <w:rPr>
-          <w:rFonts w:ascii="Consolas" w:hAnsi="Consolas"/>
-          <w:color w:val="006400"/>
-          <w:sz w:val="20"/>
-        </w:rPr>
-        <w:t>mkdir etf-dashboard</w:t>
-        <w:br/>
-        <w:t>cd etf-dashboard</w:t>
-      </w:r>
-    </w:p>
-    <w:p>
-      <w:r>
-        <w:t>&gt;&gt; mkdir은 "make directory" = "폴더를 만들어줘"</w:t>
-      </w:r>
-    </w:p>
-    <w:p>
-      <w:r>
-        <w:t>&gt;&gt; cd는 "change directory" = "이 폴더로 이동해줘"</w:t>
-      </w:r>
-    </w:p>
-    <w:p/>
-    <w:p>
-      <w:r>
-        <w:t>화면이 이렇게 바뀌면 성공:</w:t>
-      </w:r>
-    </w:p>
-    <w:p>
-      <w:pPr>
-        <w:spacing w:before="80" w:after="80"/>
-        <w:ind w:left="567"/>
-      </w:pPr>
-      <w:r>
-        <w:rPr>
-          <w:rFonts w:ascii="Consolas" w:hAnsi="Consolas"/>
-          <w:color w:val="006400"/>
-          <w:sz w:val="20"/>
-        </w:rPr>
-        <w:t>사용자이름@컴퓨터이름 MINGW64 ~/etf-dashboard</w:t>
-        <w:br/>
-        <w:t>$</w:t>
-      </w:r>
-    </w:p>
-    <w:p/>
-    <w:p>
-      <w:pPr>
-        <w:pStyle w:val="Heading3"/>
-      </w:pPr>
-      <w:r>
-        <w:rPr>
-          <w:rFonts w:ascii="맑은 고딕" w:hAnsi="맑은 고딕" w:eastAsia="맑은 고딕"/>
-        </w:rPr>
-        <w:t>CHECK 체크포인트</w:t>
-      </w:r>
-    </w:p>
-    <w:p>
-      <w:r>
-        <w:rPr>
-          <w:rFonts w:ascii="맑은 고딕" w:hAnsi="맑은 고딕" w:eastAsia="맑은 고딕"/>
-          <w:color w:val="008000"/>
-        </w:rPr>
-        <w:t xml:space="preserve">  CHECK Git Bash 창이 열려 있나요?</w:t>
-      </w:r>
-    </w:p>
-    <w:p>
-      <w:r>
-        <w:rPr>
-          <w:rFonts w:ascii="맑은 고딕" w:hAnsi="맑은 고딕" w:eastAsia="맑은 고딕"/>
-          <w:color w:val="008000"/>
-        </w:rPr>
-        <w:t xml:space="preserve">  CHECK git --version을 쳤을 때 숫자가 나왔나요?</w:t>
-      </w:r>
-    </w:p>
-    <w:p>
-      <w:r>
-        <w:rPr>
-          <w:rFonts w:ascii="맑은 고딕" w:hAnsi="맑은 고딕" w:eastAsia="맑은 고딕"/>
-          <w:color w:val="008000"/>
-        </w:rPr>
-        <w:t xml:space="preserve">  CHECK 화면에 "etf-dashboard"가 보이나요?</w:t>
-      </w:r>
-    </w:p>
-    <w:p/>
-    <w:p>
-      <w:pPr>
-        <w:pStyle w:val="Heading3"/>
-      </w:pPr>
-      <w:r>
-        <w:rPr>
-          <w:rFonts w:ascii="맑은 고딕" w:hAnsi="맑은 고딕" w:eastAsia="맑은 고딕"/>
-        </w:rPr>
-        <w:t>!! 막혔을 때</w:t>
-      </w:r>
-    </w:p>
-    <w:tbl>
-      <w:tblPr>
-        <w:tblStyle w:val="LightGrid-Accent1"/>
-        <w:tblW w:type="auto" w:w="0"/>
-        <w:jc w:val="center"/>
-        <w:tblLook w:firstColumn="1" w:firstRow="1" w:lastColumn="0" w:lastRow="0" w:noHBand="0" w:noVBand="1" w:val="04A0"/>
-      </w:tblPr>
-      <w:tblGrid>
-        <w:gridCol w:w="2880"/>
-        <w:gridCol w:w="2880"/>
-        <w:gridCol w:w="2880"/>
-      </w:tblGrid>
-      <w:tr>
-        <w:tc>
-          <w:tcPr>
-            <w:tcW w:type="dxa" w:w="2880"/>
-          </w:tcPr>
-          <w:p>
-            <w:r>
-              <w:rPr>
-                <w:b/>
-              </w:rPr>
-              <w:t>증상</w:t>
-            </w:r>
-          </w:p>
-        </w:tc>
-        <w:tc>
-          <w:tcPr>
-            <w:tcW w:type="dxa" w:w="2880"/>
-          </w:tcPr>
-          <w:p>
-            <w:r>
-              <w:rPr>
-                <w:b/>
-              </w:rPr>
-              <w:t>원인</w:t>
-            </w:r>
-          </w:p>
-        </w:tc>
-        <w:tc>
-          <w:tcPr>
-            <w:tcW w:type="dxa" w:w="2880"/>
-          </w:tcPr>
-          <w:p>
-            <w:r>
-              <w:rPr>
-                <w:b/>
-              </w:rPr>
-              <w:t>해결법</w:t>
+              <w:t>터미널 까만 화면 안쪽을 마우스로 한 번 클릭</w:t>
             </w:r>
           </w:p>
         </w:tc>
@@ -1351,7 +1138,7 @@
           </w:tcPr>
           <w:p>
             <w:r>
-              <w:t>Git 설치가 안 됐을 수 있어요</w:t>
+              <w:t>Git 설치 안 됨</w:t>
             </w:r>
           </w:p>
         </w:tc>
@@ -1361,39 +1148,7 @@
           </w:tcPr>
           <w:p>
             <w:r>
-              <w:t>Git 설치 파일을 다시 다운로드하고 실행하세요</w:t>
-            </w:r>
-          </w:p>
-        </w:tc>
-      </w:tr>
-      <w:tr>
-        <w:tc>
-          <w:tcPr>
-            <w:tcW w:type="dxa" w:w="2880"/>
-          </w:tcPr>
-          <w:p>
-            <w:r>
-              <w:t>"git"은(는) 인식할 수 없는 명령</w:t>
-            </w:r>
-          </w:p>
-        </w:tc>
-        <w:tc>
-          <w:tcPr>
-            <w:tcW w:type="dxa" w:w="2880"/>
-          </w:tcPr>
-          <w:p>
-            <w:r>
-              <w:t>다른 터미널(PowerShell)을 쓰고 있어요</w:t>
-            </w:r>
-          </w:p>
-        </w:tc>
-        <w:tc>
-          <w:tcPr>
-            <w:tcW w:type="dxa" w:w="2880"/>
-          </w:tcPr>
-          <w:p>
-            <w:r>
-              <w:t>Git Bash를 열어주세요! (윈도우 키 -&gt; "Git Bash" 검색)</w:t>
+              <w:t>Git 설치 파일을 다시 다운로드하고 실행</w:t>
             </w:r>
           </w:p>
         </w:tc>
@@ -1415,7 +1170,7 @@
           </w:tcPr>
           <w:p>
             <w:r>
-              <w:t>기본값이면 충분해요</w:t>
+              <w:t>기본값이면 충분</w:t>
             </w:r>
           </w:p>
         </w:tc>
@@ -1433,6 +1188,62 @@
     </w:tbl>
     <w:p/>
     <w:p>
+      <w:r>
+        <w:rPr>
+          <w:rFonts w:ascii="맑은 고딕" w:hAnsi="맑은 고딕" w:eastAsia="맑은 고딕"/>
+          <w:b/>
+          <w:color w:val="008000"/>
+          <w:sz w:val="24"/>
+        </w:rPr>
+        <w:t>1회차 완료! 수고하셨습니다!</w:t>
+      </w:r>
+    </w:p>
+    <w:p>
+      <w:r>
+        <w:rPr>
+          <w:rFonts w:ascii="맑은 고딕" w:hAnsi="맑은 고딕" w:eastAsia="맑은 고딕"/>
+          <w:i/>
+        </w:rPr>
+        <w:t>다음 회차에서 프로그래밍 도구를 설치하고 AI 비서를 만나볼 거예요.</w:t>
+      </w:r>
+    </w:p>
+    <w:p>
+      <w:r>
+        <w:br w:type="page"/>
+      </w:r>
+    </w:p>
+    <w:p>
+      <w:pPr>
+        <w:pStyle w:val="Heading1"/>
+      </w:pPr>
+      <w:r>
+        <w:rPr>
+          <w:rFonts w:ascii="맑은 고딕" w:hAnsi="맑은 고딕" w:eastAsia="맑은 고딕"/>
+        </w:rPr>
+        <w:t>2회차: 프로그래밍 도구 설치 - Node.js와 Python</w:t>
+      </w:r>
+    </w:p>
+    <w:p>
+      <w:r>
+        <w:rPr>
+          <w:rFonts w:ascii="맑은 고딕" w:hAnsi="맑은 고딕" w:eastAsia="맑은 고딕"/>
+          <w:b/>
+          <w:color w:val="0064C8"/>
+        </w:rPr>
+        <w:t>소요 시간: 30분</w:t>
+      </w:r>
+    </w:p>
+    <w:p>
+      <w:r>
+        <w:rPr>
+          <w:rFonts w:ascii="맑은 고딕" w:hAnsi="맑은 고딕" w:eastAsia="맑은 고딕"/>
+          <w:b/>
+        </w:rPr>
+        <w:t>이 회차를 마치면: Claude Code를 설치하기 위한 준비가 완료! node, npm, python 명령어가 터미널에서 작동해요.</w:t>
+      </w:r>
+    </w:p>
+    <w:p/>
+    <w:p>
       <w:pPr>
         <w:pStyle w:val="Heading2"/>
       </w:pPr>
@@ -1440,51 +1251,30 @@
         <w:rPr>
           <w:rFonts w:ascii="맑은 고딕" w:hAnsi="맑은 고딕" w:eastAsia="맑은 고딕"/>
         </w:rPr>
-        <w:t>챕터 3: Node.js / Python 설치</w:t>
-      </w:r>
-    </w:p>
-    <w:p>
-      <w:r>
-        <w:rPr>
-          <w:rFonts w:ascii="맑은 고딕" w:hAnsi="맑은 고딕" w:eastAsia="맑은 고딕"/>
-          <w:b/>
-          <w:color w:val="646464"/>
-        </w:rPr>
-        <w:t>예상 시간: 15분</w:t>
+        <w:t>Step 1. Node.js 다운로드 및 설치 (10분)</w:t>
+      </w:r>
+    </w:p>
+    <w:p>
+      <w:r>
+        <w:t>&gt;&gt; Node.js(노드제이에스)가 뭔가요?</w:t>
+      </w:r>
+    </w:p>
+    <w:p>
+      <w:r>
+        <w:t>프로그램을 실행시켜주는 "엔진"이에요.</w:t>
+      </w:r>
+    </w:p>
+    <w:p>
+      <w:r>
+        <w:t>비유: 자동차(프로그램)가 달리려면 엔진(Node.js)이 필요한 것처럼,</w:t>
+      </w:r>
+    </w:p>
+    <w:p>
+      <w:r>
+        <w:t>Claude Code를 돌리려면 Node.js가 필요해요.</w:t>
       </w:r>
     </w:p>
     <w:p/>
-    <w:p>
-      <w:r>
-        <w:rPr>
-          <w:rFonts w:ascii="맑은 고딕" w:hAnsi="맑은 고딕" w:eastAsia="맑은 고딕"/>
-          <w:b/>
-          <w:sz w:val="24"/>
-        </w:rPr>
-        <w:t>&gt;&gt; Node.js가 뭔가요?</w:t>
-      </w:r>
-    </w:p>
-    <w:p>
-      <w:r>
-        <w:t>Node.js(노드제이에스)는 프로그램을 실행시켜주는 "엔진"이에요.</w:t>
-      </w:r>
-    </w:p>
-    <w:p>
-      <w:r>
-        <w:t>비유: 자동차(프로그램)가 달리려면 엔진(Node.js)이 필요한 것처럼, Claude Code를 돌리려면 Node.js가 필요해요.</w:t>
-      </w:r>
-    </w:p>
-    <w:p/>
-    <w:p>
-      <w:r>
-        <w:rPr>
-          <w:rFonts w:ascii="맑은 고딕" w:hAnsi="맑은 고딕" w:eastAsia="맑은 고딕"/>
-          <w:b/>
-          <w:sz w:val="24"/>
-        </w:rPr>
-        <w:t>Step 1. Node.js 다운로드 및 설치</w:t>
-      </w:r>
-    </w:p>
     <w:p>
       <w:r>
         <w:t>브라우저에서 아래 주소로 이동하세요:</w:t>
@@ -1514,26 +1304,63 @@
         <w:t>&gt;&gt; LTS = "Long Term Support" = "오래오래 안정적으로 쓸 수 있는 버전"</w:t>
       </w:r>
     </w:p>
+    <w:p>
+      <w:r>
+        <w:t>&gt;&gt; 항상 이걸 선택하면 안전해요!</w:t>
+      </w:r>
+    </w:p>
     <w:p/>
     <w:p>
       <w:r>
-        <w:t>다운로드된 파일을 더블클릭하고:</w:t>
-      </w:r>
-    </w:p>
-    <w:p>
-      <w:r>
-        <w:t xml:space="preserve">  "Next -&gt; Next -&gt; ... -&gt; Install -&gt; Finish" 순서로 진행하세요.</w:t>
+        <w:t>다운로드된 파일(node-v숫자-x64.msi)을 더블클릭하세요.</w:t>
+      </w:r>
+    </w:p>
+    <w:p>
+      <w:r>
+        <w:t>설치 화면이 나오면:</w:t>
+      </w:r>
+    </w:p>
+    <w:p>
+      <w:r>
+        <w:t xml:space="preserve">  1) "Next" 버튼을 계속 누르세요 (4~5번)</w:t>
+      </w:r>
+    </w:p>
+    <w:p>
+      <w:r>
+        <w:t xml:space="preserve">  2) "I accept the terms..." 체크박스 보이면 체크하고 "Next"</w:t>
+      </w:r>
+    </w:p>
+    <w:p>
+      <w:r>
+        <w:t xml:space="preserve">  3) 마지막에 "Install" 버튼 클릭</w:t>
+      </w:r>
+    </w:p>
+    <w:p>
+      <w:r>
+        <w:t xml:space="preserve">  4) "이 앱이 변경하도록 허용합니다" -&gt; "예"</w:t>
+      </w:r>
+    </w:p>
+    <w:p>
+      <w:r>
+        <w:t xml:space="preserve">  5) "Finish" 클릭</w:t>
       </w:r>
     </w:p>
     <w:p/>
     <w:p>
+      <w:r>
+        <w:t>TIP: "Next -&gt; Next -&gt; Install -&gt; Finish" 이 순서만 기억하면 돼요!</w:t>
+      </w:r>
+    </w:p>
+    <w:p/>
+    <w:p>
+      <w:pPr>
+        <w:pStyle w:val="Heading2"/>
+      </w:pPr>
       <w:r>
         <w:rPr>
           <w:rFonts w:ascii="맑은 고딕" w:hAnsi="맑은 고딕" w:eastAsia="맑은 고딕"/>
-          <w:b/>
-          <w:sz w:val="24"/>
         </w:rPr>
-        <w:t>Step 2. Node.js 설치 확인</w:t>
+        <w:t>Step 2. Node.js 설치 확인 (5분)</w:t>
       </w:r>
     </w:p>
     <w:p>
@@ -1541,6 +1368,12 @@
         <w:t>!! 중요: Git Bash를 껐다가 다시 열어야 합니다!</w:t>
       </w:r>
     </w:p>
+    <w:p>
+      <w:r>
+        <w:t>(새로 설치한 프로그램을 인식하려면 터미널을 새로 열어야 해요)</w:t>
+      </w:r>
+    </w:p>
+    <w:p/>
     <w:p>
       <w:r>
         <w:t>Git Bash를 새로 열고 아래 명령어를 입력하세요:</w:t>
@@ -1579,10 +1412,15 @@
         <w:t>v22.13.1</w:t>
       </w:r>
     </w:p>
+    <w:p>
+      <w:r>
+        <w:t>(숫자는 달라도 OK!)</w:t>
+      </w:r>
+    </w:p>
     <w:p/>
     <w:p>
       <w:r>
-        <w:t>이어서:</w:t>
+        <w:t>이어서 아래도 입력해보세요:</w:t>
       </w:r>
     </w:p>
     <w:p>
@@ -1604,17 +1442,39 @@
         <w:t>&gt;&gt; npm = "Node Package Manager" = 앱스토어처럼 필요한 프로그램을 설치하는 도구</w:t>
       </w:r>
     </w:p>
+    <w:p>
+      <w:r>
+        <w:t>숫자가 나오면 성공!</w:t>
+      </w:r>
+    </w:p>
     <w:p/>
     <w:p>
+      <w:pPr>
+        <w:pStyle w:val="Heading2"/>
+      </w:pPr>
       <w:r>
         <w:rPr>
           <w:rFonts w:ascii="맑은 고딕" w:hAnsi="맑은 고딕" w:eastAsia="맑은 고딕"/>
-          <w:b/>
-          <w:sz w:val="24"/>
         </w:rPr>
-        <w:t>Step 3. Python 다운로드 및 설치</w:t>
-      </w:r>
-    </w:p>
+        <w:t>Step 3. Python 다운로드 및 설치 (10분)</w:t>
+      </w:r>
+    </w:p>
+    <w:p>
+      <w:r>
+        <w:t>&gt;&gt; Python(파이썬)이 뭔가요?</w:t>
+      </w:r>
+    </w:p>
+    <w:p>
+      <w:r>
+        <w:t>컴퓨터 프로그래밍 언어예요. 영어처럼 읽기 쉬워서 초보자에게 인기가 많아요.</w:t>
+      </w:r>
+    </w:p>
+    <w:p>
+      <w:r>
+        <w:t>우리는 데이터를 수집할 때 Python을 사용할 거예요.</w:t>
+      </w:r>
+    </w:p>
+    <w:p/>
     <w:p>
       <w:r>
         <w:t>브라우저에서 아래 주소로 이동하세요:</w:t>
@@ -1642,28 +1502,51 @@
     <w:p/>
     <w:p>
       <w:r>
-        <w:t>!! 가장 중요! 설치 화면 맨 아래에 "Add python.exe to PATH" 체크박스를 반드시 체크하세요!</w:t>
-      </w:r>
-    </w:p>
-    <w:p>
-      <w:r>
-        <w:t>(체크 안 하면 나중에 큰 문제가 생겨요)</w:t>
-      </w:r>
-    </w:p>
-    <w:p>
-      <w:r>
-        <w:t>그 다음 "Install Now"를 클릭하세요.</w:t>
+        <w:t>다운로드된 파일을 실행하면 설치 화면이 나옵니다.</w:t>
       </w:r>
     </w:p>
     <w:p/>
     <w:p>
+      <w:r>
+        <w:t>!! 가장 중요한 순간!</w:t>
+      </w:r>
+    </w:p>
+    <w:p>
+      <w:r>
+        <w:t>!! 맨 아래에 "Add python.exe to PATH"라는 체크박스가 보입니다.</w:t>
+      </w:r>
+    </w:p>
+    <w:p>
+      <w:r>
+        <w:t>!! 이것을 반.드.시. 체크하세요!</w:t>
+      </w:r>
+    </w:p>
+    <w:p>
+      <w:r>
+        <w:t>!! (체크 안 하면 나중에 python 명령어가 안 먹어서 큰 문제가 생겨요)</w:t>
+      </w:r>
+    </w:p>
+    <w:p/>
+    <w:p>
+      <w:r>
+        <w:t>체크한 후 "Install Now"를 클릭하세요.</w:t>
+      </w:r>
+    </w:p>
+    <w:p>
+      <w:r>
+        <w:t>설치가 끝나면 "Close"를 누르세요.</w:t>
+      </w:r>
+    </w:p>
+    <w:p/>
+    <w:p>
+      <w:pPr>
+        <w:pStyle w:val="Heading2"/>
+      </w:pPr>
       <w:r>
         <w:rPr>
           <w:rFonts w:ascii="맑은 고딕" w:hAnsi="맑은 고딕" w:eastAsia="맑은 고딕"/>
-          <w:b/>
-          <w:sz w:val="24"/>
         </w:rPr>
-        <w:t>Step 4. Python 설치 확인</w:t>
+        <w:t>Step 4. Python 설치 확인 (5분)</w:t>
       </w:r>
     </w:p>
     <w:p>
@@ -1706,8 +1589,38 @@
     </w:p>
     <w:p/>
     <w:p>
+      <w:r>
+        <w:t>pip도 확인해볼까요?</w:t>
+      </w:r>
+    </w:p>
+    <w:p>
       <w:pPr>
-        <w:pStyle w:val="Heading3"/>
+        <w:spacing w:before="80" w:after="80"/>
+        <w:ind w:left="567"/>
+      </w:pPr>
+      <w:r>
+        <w:rPr>
+          <w:rFonts w:ascii="Consolas" w:hAnsi="Consolas"/>
+          <w:color w:val="006400"/>
+          <w:sz w:val="20"/>
+        </w:rPr>
+        <w:t>pip --version</w:t>
+      </w:r>
+    </w:p>
+    <w:p>
+      <w:r>
+        <w:t>&gt;&gt; pip = Python의 앱스토어. Python 프로그램에 필요한 재료를 설치하는 도구</w:t>
+      </w:r>
+    </w:p>
+    <w:p>
+      <w:r>
+        <w:t>숫자가 나오면 성공!</w:t>
+      </w:r>
+    </w:p>
+    <w:p/>
+    <w:p>
+      <w:pPr>
+        <w:pStyle w:val="Heading2"/>
       </w:pPr>
       <w:r>
         <w:rPr>
@@ -1722,7 +1635,7 @@
           <w:rFonts w:ascii="맑은 고딕" w:hAnsi="맑은 고딕" w:eastAsia="맑은 고딕"/>
           <w:color w:val="008000"/>
         </w:rPr>
-        <w:t xml:space="preserve">  CHECK node --version 결과에 v로 시작하는 숫자가 나왔나요?</w:t>
+        <w:t>CHECK: node --version 결과에 v로 시작하는 숫자가 나왔나요?</w:t>
       </w:r>
     </w:p>
     <w:p>
@@ -1731,7 +1644,7 @@
           <w:rFonts w:ascii="맑은 고딕" w:hAnsi="맑은 고딕" w:eastAsia="맑은 고딕"/>
           <w:color w:val="008000"/>
         </w:rPr>
-        <w:t xml:space="preserve">  CHECK npm --version 결과에 숫자가 나왔나요?</w:t>
+        <w:t>CHECK: npm --version 결과에 숫자가 나왔나요?</w:t>
       </w:r>
     </w:p>
     <w:p>
@@ -1740,13 +1653,22 @@
           <w:rFonts w:ascii="맑은 고딕" w:hAnsi="맑은 고딕" w:eastAsia="맑은 고딕"/>
           <w:color w:val="008000"/>
         </w:rPr>
-        <w:t xml:space="preserve">  CHECK python --version 결과에 Python 3.x.x가 나왔나요?</w:t>
+        <w:t>CHECK: python --version 결과에 Python 3.x.x가 나왔나요?</w:t>
+      </w:r>
+    </w:p>
+    <w:p>
+      <w:r>
+        <w:rPr>
+          <w:rFonts w:ascii="맑은 고딕" w:hAnsi="맑은 고딕" w:eastAsia="맑은 고딕"/>
+          <w:color w:val="008000"/>
+        </w:rPr>
+        <w:t>CHECK: pip --version 결과에 숫자가 나왔나요?</w:t>
       </w:r>
     </w:p>
     <w:p/>
     <w:p>
       <w:pPr>
-        <w:pStyle w:val="Heading3"/>
+        <w:pStyle w:val="Heading2"/>
       </w:pPr>
       <w:r>
         <w:rPr>
@@ -1835,7 +1757,7 @@
           </w:tcPr>
           <w:p>
             <w:r>
-              <w:t>Git Bash를 완전히 닫고 새로 여세요</w:t>
+              <w:t>Git Bash를 완전히 닫고 새로 여세요. 그래도 안 되면 Node.js 다시 설치</w:t>
             </w:r>
           </w:p>
         </w:tc>
@@ -1867,7 +1789,7 @@
           </w:tcPr>
           <w:p>
             <w:r>
-              <w:t>Git Bash에서는 보통 이 문제가 안 생겨요. 혹시 생기면 python3으로 시도</w:t>
+              <w:t>Git Bash에서는 보통 안 생겨요. 생기면 python3으로 시도</w:t>
             </w:r>
           </w:p>
         </w:tc>
@@ -1904,8 +1826,39 @@
           </w:p>
         </w:tc>
       </w:tr>
+      <w:tr>
+        <w:tc>
+          <w:tcPr>
+            <w:tcW w:type="dxa" w:w="2880"/>
+          </w:tcPr>
+          <w:p>
+            <w:r>
+              <w:t>어떤 버전을 받아야 할지 모르겠어요</w:t>
+            </w:r>
+          </w:p>
+        </w:tc>
+        <w:tc>
+          <w:tcPr>
+            <w:tcW w:type="dxa" w:w="2880"/>
+          </w:tcPr>
+          <w:p>
+            <w:r>
+              <w:t>여러 버전이 보여서 헷갈림</w:t>
+            </w:r>
+          </w:p>
+        </w:tc>
+        <w:tc>
+          <w:tcPr>
+            <w:tcW w:type="dxa" w:w="2880"/>
+          </w:tcPr>
+          <w:p>
+            <w:r>
+              <w:t>항상 "LTS" 또는 가장 위에 있는 큰 버튼을 누르세요</w:t>
+            </w:r>
+          </w:p>
+        </w:tc>
+      </w:tr>
     </w:tbl>
-    <w:p/>
     <w:p/>
     <w:p>
       <w:r>
@@ -1915,7 +1868,16 @@
           <w:color w:val="008000"/>
           <w:sz w:val="24"/>
         </w:rPr>
-        <w:t>1회차 완료! 수고하셨습니다! 다음 회차에서 Claude Code를 설치하고 AI와 대화해볼 거예요.</w:t>
+        <w:t>2회차 완료! 수고하셨습니다!</w:t>
+      </w:r>
+    </w:p>
+    <w:p>
+      <w:r>
+        <w:rPr>
+          <w:rFonts w:ascii="맑은 고딕" w:hAnsi="맑은 고딕" w:eastAsia="맑은 고딕"/>
+          <w:i/>
+        </w:rPr>
+        <w:t>다음 회차에서 드디어 AI 비서 Claude Code를 설치해요!</w:t>
       </w:r>
     </w:p>
     <w:p>
@@ -1931,7 +1893,7 @@
         <w:rPr>
           <w:rFonts w:ascii="맑은 고딕" w:hAnsi="맑은 고딕" w:eastAsia="맑은 고딕"/>
         </w:rPr>
-        <w:t>2회차: Claude Code 설치 + YouTube API 키 발급</w:t>
+        <w:t>3회차: Claude Code 설치 및 첫 실행 - AI 비서를 만나다!</w:t>
       </w:r>
     </w:p>
     <w:p>
@@ -1950,7 +1912,7 @@
           <w:rFonts w:ascii="맑은 고딕" w:hAnsi="맑은 고딕" w:eastAsia="맑은 고딕"/>
           <w:b/>
         </w:rPr>
-        <w:t>이 회차를 마치면: AI 비서(Claude Code)와 터미널에서 대화할 수 있고, 유튜브에서 데이터를 가져올 수 있는 열쇠(API 키)도 준비돼요!</w:t>
+        <w:t>이 회차를 마치면: AI 비서(Claude Code)와 터미널에서 대화할 수 있어요! "이거 만들어줘"라고 부탁할 준비 완료!</w:t>
       </w:r>
     </w:p>
     <w:p/>
@@ -1962,51 +1924,30 @@
         <w:rPr>
           <w:rFonts w:ascii="맑은 고딕" w:hAnsi="맑은 고딕" w:eastAsia="맑은 고딕"/>
         </w:rPr>
-        <w:t>챕터 4: Claude Code 설치 및 첫 실행</w:t>
-      </w:r>
-    </w:p>
-    <w:p>
-      <w:r>
-        <w:rPr>
-          <w:rFonts w:ascii="맑은 고딕" w:hAnsi="맑은 고딕" w:eastAsia="맑은 고딕"/>
-          <w:b/>
-          <w:color w:val="646464"/>
-        </w:rPr>
-        <w:t>예상 시간: 15분</w:t>
+        <w:t>Step 1. Claude Code 설치 (5분)</w:t>
+      </w:r>
+    </w:p>
+    <w:p>
+      <w:r>
+        <w:t>&gt;&gt; Claude Code가 뭔가요?</w:t>
+      </w:r>
+    </w:p>
+    <w:p>
+      <w:r>
+        <w:t>터미널 안에서 동작하는 AI 비서예요.</w:t>
+      </w:r>
+    </w:p>
+    <w:p>
+      <w:r>
+        <w:t>비유: 카카오톡으로 똑똑한 친구에게 "이거 만들어줘"라고 부탁하는 것처럼,</w:t>
+      </w:r>
+    </w:p>
+    <w:p>
+      <w:r>
+        <w:t>터미널에서 Claude에게 프로그램을 만들어달라고 부탁할 수 있어요.</w:t>
       </w:r>
     </w:p>
     <w:p/>
-    <w:p>
-      <w:r>
-        <w:rPr>
-          <w:rFonts w:ascii="맑은 고딕" w:hAnsi="맑은 고딕" w:eastAsia="맑은 고딕"/>
-          <w:b/>
-          <w:sz w:val="24"/>
-        </w:rPr>
-        <w:t>&gt;&gt; Claude Code가 뭔가요?</w:t>
-      </w:r>
-    </w:p>
-    <w:p>
-      <w:r>
-        <w:t>Claude Code는 터미널 안에서 동작하는 AI 비서예요.</w:t>
-      </w:r>
-    </w:p>
-    <w:p>
-      <w:r>
-        <w:t>비유: 카카오톡으로 똑똑한 친구에게 "이거 만들어줘"라고 부탁하는 것처럼, 터미널에서 Claude에게 프로그램을 만들어달라고 부탁할 수 있어요.</w:t>
-      </w:r>
-    </w:p>
-    <w:p/>
-    <w:p>
-      <w:r>
-        <w:rPr>
-          <w:rFonts w:ascii="맑은 고딕" w:hAnsi="맑은 고딕" w:eastAsia="맑은 고딕"/>
-          <w:b/>
-          <w:sz w:val="24"/>
-        </w:rPr>
-        <w:t>Step 1. Claude Code 설치</w:t>
-      </w:r>
-    </w:p>
     <w:p>
       <w:r>
         <w:t>Git Bash를 열고 아래 명령어를 입력하세요:</w:t>
@@ -2033,17 +1974,17 @@
     </w:p>
     <w:p>
       <w:r>
-        <w:t xml:space="preserve">  npm install = "이 프로그램을 설치해줘"</w:t>
-      </w:r>
-    </w:p>
-    <w:p>
-      <w:r>
-        <w:t xml:space="preserve">  -g = "어디서든 쓸 수 있게" (global의 줄임말)</w:t>
-      </w:r>
-    </w:p>
-    <w:p>
-      <w:r>
-        <w:t xml:space="preserve">  @anthropic-ai/claude-code = "Claude Code라는 프로그램을"</w:t>
+        <w:t xml:space="preserve">   npm install = "이 프로그램을 설치해줘"</w:t>
+      </w:r>
+    </w:p>
+    <w:p>
+      <w:r>
+        <w:t xml:space="preserve">   -g = "어디서든 쓸 수 있게" (global의 줄임말)</w:t>
+      </w:r>
+    </w:p>
+    <w:p>
+      <w:r>
+        <w:t xml:space="preserve">   @anthropic-ai/claude-code = "Claude Code라는 프로그램을"</w:t>
       </w:r>
     </w:p>
     <w:p/>
@@ -2059,13 +2000,19 @@
     </w:p>
     <w:p/>
     <w:p>
+      <w:pPr>
+        <w:pStyle w:val="Heading2"/>
+      </w:pPr>
       <w:r>
         <w:rPr>
           <w:rFonts w:ascii="맑은 고딕" w:hAnsi="맑은 고딕" w:eastAsia="맑은 고딕"/>
-          <w:b/>
-          <w:sz w:val="24"/>
         </w:rPr>
-        <w:t>Step 2. 프로젝트 폴더로 이동 후 Claude 실행</w:t>
+        <w:t>Step 2. Claude Code 처음 실행하기 (10분)</w:t>
+      </w:r>
+    </w:p>
+    <w:p>
+      <w:r>
+        <w:t>프로젝트 폴더로 이동하고 Claude를 실행합시다:</w:t>
       </w:r>
     </w:p>
     <w:p>
@@ -2087,7 +2034,12 @@
     <w:p/>
     <w:p>
       <w:r>
-        <w:t>처음 실행하면 로그인이 필요합니다. 화면에 이런 메시지가 나타나요:</w:t>
+        <w:t>처음 실행하면 로그인이 필요합니다.</w:t>
+      </w:r>
+    </w:p>
+    <w:p>
+      <w:r>
+        <w:t>화면에 이런 메시지가 나타나요:</w:t>
       </w:r>
     </w:p>
     <w:p>
@@ -2108,6 +2060,7 @@
         <w:t xml:space="preserve">  API Key</w:t>
       </w:r>
     </w:p>
+    <w:p/>
     <w:p>
       <w:r>
         <w:t>키보드 화살표로 "Anthropic Console"이 선택된 상태에서 Enter를 누르세요.</w:t>
@@ -2115,35 +2068,64 @@
     </w:p>
     <w:p>
       <w:r>
-        <w:t>브라우저가 자동으로 열리면서 로그인 페이지가 나타납니다.</w:t>
+        <w:t>인터넷 브라우저가 자동으로 열리면서 로그인 페이지가 나타납니다.</w:t>
       </w:r>
     </w:p>
     <w:p/>
     <w:p>
+      <w:pPr>
+        <w:pStyle w:val="Heading2"/>
+      </w:pPr>
       <w:r>
         <w:rPr>
           <w:rFonts w:ascii="맑은 고딕" w:hAnsi="맑은 고딕" w:eastAsia="맑은 고딕"/>
-          <w:b/>
-          <w:sz w:val="24"/>
         </w:rPr>
-        <w:t>Step 3. 계정 만들기/로그인</w:t>
-      </w:r>
-    </w:p>
-    <w:p>
-      <w:r>
-        <w:t>브라우저에서:</w:t>
-      </w:r>
-    </w:p>
-    <w:p>
-      <w:r>
-        <w:t xml:space="preserve">  - 계정이 있다면: 이메일과 비밀번호로 로그인</w:t>
-      </w:r>
-    </w:p>
-    <w:p>
-      <w:r>
-        <w:t xml:space="preserve">  - 계정이 없다면: "Sign up"을 눌러 가입 (구글 계정으로도 가능)</w:t>
-      </w:r>
-    </w:p>
+        <w:t>Step 3. Anthropic 계정 만들기/로그인 (10분)</w:t>
+      </w:r>
+    </w:p>
+    <w:p>
+      <w:r>
+        <w:t>브라우저에 로그인 화면이 나오면:</w:t>
+      </w:r>
+    </w:p>
+    <w:p/>
+    <w:p>
+      <w:r>
+        <w:t>계정이 없다면 - 새로 가입하기:</w:t>
+      </w:r>
+    </w:p>
+    <w:p>
+      <w:r>
+        <w:t xml:space="preserve">  1) "Sign up" 또는 "가입하기" 클릭</w:t>
+      </w:r>
+    </w:p>
+    <w:p>
+      <w:r>
+        <w:t xml:space="preserve">  2) 이메일 주소 입력</w:t>
+      </w:r>
+    </w:p>
+    <w:p>
+      <w:r>
+        <w:t xml:space="preserve">  3) 구글 계정으로도 가입 가능 - "Continue with Google" 클릭하면 더 간편!</w:t>
+      </w:r>
+    </w:p>
+    <w:p>
+      <w:r>
+        <w:t xml:space="preserve">  4) 이메일로 온 인증 코드 입력</w:t>
+      </w:r>
+    </w:p>
+    <w:p/>
+    <w:p>
+      <w:r>
+        <w:t>계정이 있다면 - 로그인:</w:t>
+      </w:r>
+    </w:p>
+    <w:p>
+      <w:r>
+        <w:t xml:space="preserve">  이메일과 비밀번호 입력 후 로그인</w:t>
+      </w:r>
+    </w:p>
+    <w:p/>
     <w:p>
       <w:r>
         <w:t>로그인 후 "Allow" 또는 "허용" 버튼을 누르세요.</w:t>
@@ -2152,7 +2134,7 @@
     <w:p/>
     <w:p>
       <w:r>
-        <w:t>터미널에 이런 화면이 보이면 성공:</w:t>
+        <w:t>터미널로 돌아오면 이런 화면이 보여요:</w:t>
       </w:r>
     </w:p>
     <w:p>
@@ -2175,12 +2157,19 @@
     <w:p/>
     <w:p>
       <w:r>
+        <w:t>축하해요! Claude Code AI 비서를 만났습니다!</w:t>
+      </w:r>
+    </w:p>
+    <w:p/>
+    <w:p>
+      <w:pPr>
+        <w:pStyle w:val="Heading2"/>
+      </w:pPr>
+      <w:r>
         <w:rPr>
           <w:rFonts w:ascii="맑은 고딕" w:hAnsi="맑은 고딕" w:eastAsia="맑은 고딕"/>
-          <w:b/>
-          <w:sz w:val="24"/>
         </w:rPr>
-        <w:t>Step 4. Claude에게 첫 인사하기</w:t>
+        <w:t>Step 4. Claude에게 첫 인사 + 간단한 부탁하기 (5분)</w:t>
       </w:r>
     </w:p>
     <w:p>
@@ -2207,15 +2196,73 @@
         <w:t>Claude가 한국어로 친절하게 대답해줄 거예요!</w:t>
       </w:r>
     </w:p>
-    <w:p>
-      <w:r>
-        <w:t>TIP: Claude를 끝내려면 Ctrl+C 또는 /exit 입력</w:t>
-      </w:r>
-    </w:p>
     <w:p/>
     <w:p>
+      <w:r>
+        <w:t>한 가지 더 시도해볼까요? 아래처럼 입력해보세요:</w:t>
+      </w:r>
+    </w:p>
+    <w:p>
       <w:pPr>
-        <w:pStyle w:val="Heading3"/>
+        <w:spacing w:before="80" w:after="80"/>
+        <w:ind w:left="567"/>
+      </w:pPr>
+      <w:r>
+        <w:rPr>
+          <w:rFonts w:ascii="Consolas" w:hAnsi="Consolas"/>
+          <w:color w:val="006400"/>
+          <w:sz w:val="20"/>
+        </w:rPr>
+        <w:t>간단한 인사말을 출력하는 Python 파일을 만들어줘</w:t>
+      </w:r>
+    </w:p>
+    <w:p>
+      <w:r>
+        <w:t>Claude가 "파일을 만들어도 될까요?" 같은 질문을 하면</w:t>
+      </w:r>
+    </w:p>
+    <w:p>
+      <w:r>
+        <w:t>"y"를 입력하고 Enter를 누르세요 (y = yes = 네)</w:t>
+      </w:r>
+    </w:p>
+    <w:p/>
+    <w:p>
+      <w:r>
+        <w:t>Claude가 파일을 만들어주면, 아래 명령어로 확인할 수 있어요:</w:t>
+      </w:r>
+    </w:p>
+    <w:p>
+      <w:pPr>
+        <w:spacing w:before="80" w:after="80"/>
+        <w:ind w:left="567"/>
+      </w:pPr>
+      <w:r>
+        <w:rPr>
+          <w:rFonts w:ascii="Consolas" w:hAnsi="Consolas"/>
+          <w:color w:val="006400"/>
+          <w:sz w:val="20"/>
+        </w:rPr>
+        <w:t>/exit</w:t>
+        <w:br/>
+        <w:t>ls</w:t>
+      </w:r>
+    </w:p>
+    <w:p>
+      <w:r>
+        <w:t>새로 만들어진 .py 파일이 보일 거예요!</w:t>
+      </w:r>
+    </w:p>
+    <w:p/>
+    <w:p>
+      <w:r>
+        <w:t>TIP: Claude Code를 끝내려면 Ctrl+C 또는 /exit 입력</w:t>
+      </w:r>
+    </w:p>
+    <w:p/>
+    <w:p>
+      <w:pPr>
+        <w:pStyle w:val="Heading2"/>
       </w:pPr>
       <w:r>
         <w:rPr>
@@ -2230,7 +2277,7 @@
           <w:rFonts w:ascii="맑은 고딕" w:hAnsi="맑은 고딕" w:eastAsia="맑은 고딕"/>
           <w:color w:val="008000"/>
         </w:rPr>
-        <w:t xml:space="preserve">  CHECK claude 명령어로 "Welcome to Claude Code" 화면이 나왔나요?</w:t>
+        <w:t>CHECK: claude 명령어로 "Welcome to Claude Code" 화면이 나왔나요?</w:t>
       </w:r>
     </w:p>
     <w:p>
@@ -2239,13 +2286,22 @@
           <w:rFonts w:ascii="맑은 고딕" w:hAnsi="맑은 고딕" w:eastAsia="맑은 고딕"/>
           <w:color w:val="008000"/>
         </w:rPr>
-        <w:t xml:space="preserve">  CHECK Claude에게 메시지를 보내고 답변을 받았나요?</w:t>
+        <w:t>CHECK: Claude에게 한국어 메시지를 보내고 답변을 받았나요?</w:t>
+      </w:r>
+    </w:p>
+    <w:p>
+      <w:r>
+        <w:rPr>
+          <w:rFonts w:ascii="맑은 고딕" w:hAnsi="맑은 고딕" w:eastAsia="맑은 고딕"/>
+          <w:color w:val="008000"/>
+        </w:rPr>
+        <w:t>CHECK: Claude에게 파일 만들기를 부탁하고 성공했나요?</w:t>
       </w:r>
     </w:p>
     <w:p/>
     <w:p>
       <w:pPr>
-        <w:pStyle w:val="Heading3"/>
+        <w:pStyle w:val="Heading2"/>
       </w:pPr>
       <w:r>
         <w:rPr>
@@ -2403,7 +2459,95 @@
           </w:p>
         </w:tc>
       </w:tr>
+      <w:tr>
+        <w:tc>
+          <w:tcPr>
+            <w:tcW w:type="dxa" w:w="2880"/>
+          </w:tcPr>
+          <w:p>
+            <w:r>
+              <w:t>무료 사용량 초과 메시지</w:t>
+            </w:r>
+          </w:p>
+        </w:tc>
+        <w:tc>
+          <w:tcPr>
+            <w:tcW w:type="dxa" w:w="2880"/>
+          </w:tcPr>
+          <w:p>
+            <w:r>
+              <w:t>Claude 무료 한도 도달</w:t>
+            </w:r>
+          </w:p>
+        </w:tc>
+        <w:tc>
+          <w:tcPr>
+            <w:tcW w:type="dxa" w:w="2880"/>
+          </w:tcPr>
+          <w:p>
+            <w:r>
+              <w:t>잠시 후 다시 시도하거나, Pro 구독 고려</w:t>
+            </w:r>
+          </w:p>
+        </w:tc>
+      </w:tr>
     </w:tbl>
+    <w:p/>
+    <w:p>
+      <w:r>
+        <w:rPr>
+          <w:rFonts w:ascii="맑은 고딕" w:hAnsi="맑은 고딕" w:eastAsia="맑은 고딕"/>
+          <w:b/>
+          <w:color w:val="008000"/>
+          <w:sz w:val="24"/>
+        </w:rPr>
+        <w:t>3회차 완료! 수고하셨습니다!</w:t>
+      </w:r>
+    </w:p>
+    <w:p>
+      <w:r>
+        <w:rPr>
+          <w:rFonts w:ascii="맑은 고딕" w:hAnsi="맑은 고딕" w:eastAsia="맑은 고딕"/>
+          <w:i/>
+        </w:rPr>
+        <w:t>다음 회차에서 유튜브 API 열쇠를 받고 데이터 수집을 시작해요!</w:t>
+      </w:r>
+    </w:p>
+    <w:p>
+      <w:r>
+        <w:br w:type="page"/>
+      </w:r>
+    </w:p>
+    <w:p>
+      <w:pPr>
+        <w:pStyle w:val="Heading1"/>
+      </w:pPr>
+      <w:r>
+        <w:rPr>
+          <w:rFonts w:ascii="맑은 고딕" w:hAnsi="맑은 고딕" w:eastAsia="맑은 고딕"/>
+        </w:rPr>
+        <w:t>4회차: YouTube API 키 발급 + 데이터 수집 시작</w:t>
+      </w:r>
+    </w:p>
+    <w:p>
+      <w:r>
+        <w:rPr>
+          <w:rFonts w:ascii="맑은 고딕" w:hAnsi="맑은 고딕" w:eastAsia="맑은 고딕"/>
+          <w:b/>
+          <w:color w:val="0064C8"/>
+        </w:rPr>
+        <w:t>소요 시간: 30분</w:t>
+      </w:r>
+    </w:p>
+    <w:p>
+      <w:r>
+        <w:rPr>
+          <w:rFonts w:ascii="맑은 고딕" w:hAnsi="맑은 고딕" w:eastAsia="맑은 고딕"/>
+          <w:b/>
+        </w:rPr>
+        <w:t>이 회차를 마치면: 유튜브에서 ETF 관련 영상 데이터를 자동으로 가져올 수 있는 열쇠(API 키)를 갖게 되고, 데이터 수집 프로그램이 만들어져요!</w:t>
+      </w:r>
+    </w:p>
     <w:p/>
     <w:p>
       <w:pPr>
@@ -2413,51 +2557,30 @@
         <w:rPr>
           <w:rFonts w:ascii="맑은 고딕" w:hAnsi="맑은 고딕" w:eastAsia="맑은 고딕"/>
         </w:rPr>
-        <w:t>챕터 5: YouTube Data API 키 발급 및 연결</w:t>
-      </w:r>
-    </w:p>
-    <w:p>
-      <w:r>
-        <w:rPr>
-          <w:rFonts w:ascii="맑은 고딕" w:hAnsi="맑은 고딕" w:eastAsia="맑은 고딕"/>
-          <w:b/>
-          <w:color w:val="646464"/>
-        </w:rPr>
-        <w:t>예상 시간: 15분</w:t>
+        <w:t>Step 1. Google Cloud Console 접속 (3분)</w:t>
+      </w:r>
+    </w:p>
+    <w:p>
+      <w:r>
+        <w:t>&gt;&gt; API 키가 뭔가요?</w:t>
+      </w:r>
+    </w:p>
+    <w:p>
+      <w:r>
+        <w:t>"출입증"이에요. 놀이공원에 입장권이 필요하듯,</w:t>
+      </w:r>
+    </w:p>
+    <w:p>
+      <w:r>
+        <w:t>유튜브 데이터를 가져오려면 구글이 발급해주는 출입증(API 키)이 필요합니다.</w:t>
+      </w:r>
+    </w:p>
+    <w:p>
+      <w:r>
+        <w:t>이 출입증은 무료예요! (하루 사용 횟수 제한만 있어요)</w:t>
       </w:r>
     </w:p>
     <w:p/>
-    <w:p>
-      <w:r>
-        <w:rPr>
-          <w:rFonts w:ascii="맑은 고딕" w:hAnsi="맑은 고딕" w:eastAsia="맑은 고딕"/>
-          <w:b/>
-          <w:sz w:val="24"/>
-        </w:rPr>
-        <w:t>&gt;&gt; API 키가 뭔가요?</w:t>
-      </w:r>
-    </w:p>
-    <w:p>
-      <w:r>
-        <w:t>API 키는 "출입증"이에요. 놀이공원에 입장권이 필요하듯, 유튜브 데이터를 가져오려면 구글이 발급해주는 출입증(API 키)이 필요합니다.</w:t>
-      </w:r>
-    </w:p>
-    <w:p>
-      <w:r>
-        <w:t>이 출입증은 무료예요! (하루 사용 횟수 제한만 있어요)</w:t>
-      </w:r>
-    </w:p>
-    <w:p/>
-    <w:p>
-      <w:r>
-        <w:rPr>
-          <w:rFonts w:ascii="맑은 고딕" w:hAnsi="맑은 고딕" w:eastAsia="맑은 고딕"/>
-          <w:b/>
-          <w:sz w:val="24"/>
-        </w:rPr>
-        <w:t>Step 1. Google Cloud Console 접속</w:t>
-      </w:r>
-    </w:p>
     <w:p>
       <w:r>
         <w:t>브라우저에서 아래 주소로 이동하세요:</w:t>
@@ -2479,18 +2602,19 @@
     </w:p>
     <w:p>
       <w:r>
-        <w:t>구글 계정으로 로그인하세요.</w:t>
+        <w:t>구글 계정으로 로그인하세요. (지메일 있으면 OK!)</w:t>
       </w:r>
     </w:p>
     <w:p/>
     <w:p>
+      <w:pPr>
+        <w:pStyle w:val="Heading2"/>
+      </w:pPr>
       <w:r>
         <w:rPr>
           <w:rFonts w:ascii="맑은 고딕" w:hAnsi="맑은 고딕" w:eastAsia="맑은 고딕"/>
-          <w:b/>
-          <w:sz w:val="24"/>
         </w:rPr>
-        <w:t>Step 2. 새 프로젝트 만들기</w:t>
+        <w:t>Step 2. 새 프로젝트 만들기 (3분)</w:t>
       </w:r>
     </w:p>
     <w:p>
@@ -2503,9 +2627,10 @@
         <w:t>"새 프로젝트" (또는 "New Project") 클릭</w:t>
       </w:r>
     </w:p>
-    <w:p>
-      <w:r>
-        <w:t>프로젝트 이름:</w:t>
+    <w:p/>
+    <w:p>
+      <w:r>
+        <w:t>프로젝트 이름에 아래처럼 입력:</w:t>
       </w:r>
     </w:p>
     <w:p>
@@ -2527,22 +2652,34 @@
         <w:t>"만들기" (또는 "Create") 클릭</w:t>
       </w:r>
     </w:p>
+    <w:p>
+      <w:r>
+        <w:t>잠시 기다리면 프로젝트가 만들어집니다.</w:t>
+      </w:r>
+    </w:p>
     <w:p/>
     <w:p>
+      <w:pPr>
+        <w:pStyle w:val="Heading2"/>
+      </w:pPr>
       <w:r>
         <w:rPr>
           <w:rFonts w:ascii="맑은 고딕" w:hAnsi="맑은 고딕" w:eastAsia="맑은 고딕"/>
-          <w:b/>
-          <w:sz w:val="24"/>
         </w:rPr>
-        <w:t>Step 3. YouTube Data API 활성화</w:t>
-      </w:r>
-    </w:p>
-    <w:p>
-      <w:r>
-        <w:t>왼쪽 메뉴: "API 및 서비스" -&gt; "라이브러리" (APIs &amp; Services -&gt; Library)</w:t>
-      </w:r>
-    </w:p>
+        <w:t>Step 3. YouTube Data API 활성화 (3분)</w:t>
+      </w:r>
+    </w:p>
+    <w:p>
+      <w:r>
+        <w:t>왼쪽 메뉴: "API 및 서비스" -&gt; "라이브러리"</w:t>
+      </w:r>
+    </w:p>
+    <w:p>
+      <w:r>
+        <w:t>(영어: "APIs &amp; Services" -&gt; "Library")</w:t>
+      </w:r>
+    </w:p>
+    <w:p/>
     <w:p>
       <w:r>
         <w:t>검색창에 입력:</w:t>
@@ -2564,28 +2701,45 @@
     </w:p>
     <w:p>
       <w:r>
-        <w:t>검색 결과에서 클릭 -&gt; 파란색 "사용" (Enable) 버튼 클릭</w:t>
+        <w:t>"YouTube Data API v3" 클릭 -&gt; 파란색 "사용" (Enable) 버튼 클릭</w:t>
+      </w:r>
+    </w:p>
+    <w:p>
+      <w:r>
+        <w:t>&gt;&gt; 이 단계는 "유튜브 데이터 택배 서비스를 신청합니다"라는 뜻!</w:t>
       </w:r>
     </w:p>
     <w:p/>
     <w:p>
+      <w:pPr>
+        <w:pStyle w:val="Heading2"/>
+      </w:pPr>
       <w:r>
         <w:rPr>
           <w:rFonts w:ascii="맑은 고딕" w:hAnsi="맑은 고딕" w:eastAsia="맑은 고딕"/>
-          <w:b/>
-          <w:sz w:val="24"/>
         </w:rPr>
-        <w:t>Step 4. API 키 만들기</w:t>
-      </w:r>
-    </w:p>
-    <w:p>
-      <w:r>
-        <w:t>왼쪽 메뉴: "API 및 서비스" -&gt; "사용자 인증 정보" (Credentials)</w:t>
-      </w:r>
-    </w:p>
-    <w:p>
-      <w:r>
-        <w:t>"+ 사용자 인증 정보 만들기" -&gt; "API 키" (Create Credentials -&gt; API key)</w:t>
+        <w:t>Step 4. API 키 만들기 (3분)</w:t>
+      </w:r>
+    </w:p>
+    <w:p>
+      <w:r>
+        <w:t>왼쪽 메뉴: "API 및 서비스" -&gt; "사용자 인증 정보"</w:t>
+      </w:r>
+    </w:p>
+    <w:p>
+      <w:r>
+        <w:t>(영어: "APIs &amp; Services" -&gt; "Credentials")</w:t>
+      </w:r>
+    </w:p>
+    <w:p/>
+    <w:p>
+      <w:r>
+        <w:t>"+ 사용자 인증 정보 만들기" -&gt; "API 키" 클릭</w:t>
+      </w:r>
+    </w:p>
+    <w:p>
+      <w:r>
+        <w:t>(영어: "Create Credentials" -&gt; "API key")</w:t>
       </w:r>
     </w:p>
     <w:p/>
@@ -2608,20 +2762,27 @@
         <w:t>AIzaSyD-xxxxxxxxxxxxxxxxxxxxxxxxx</w:t>
       </w:r>
     </w:p>
-    <w:p>
-      <w:r>
-        <w:t>!! 매우 중요: 이 키를 복사해서 메모장에 저장하세요! 비밀번호처럼 남에게 보여주면 안 됩니다!</w:t>
-      </w:r>
-    </w:p>
     <w:p/>
     <w:p>
+      <w:r>
+        <w:t>!! 매우 중요: 이 키를 복사해서 메모장에 저장하세요!</w:t>
+      </w:r>
+    </w:p>
+    <w:p>
+      <w:r>
+        <w:t>!! 비밀번호처럼 남에게 보여주면 안 됩니다!</w:t>
+      </w:r>
+    </w:p>
+    <w:p/>
+    <w:p>
+      <w:pPr>
+        <w:pStyle w:val="Heading2"/>
+      </w:pPr>
       <w:r>
         <w:rPr>
           <w:rFonts w:ascii="맑은 고딕" w:hAnsi="맑은 고딕" w:eastAsia="맑은 고딕"/>
-          <w:b/>
-          <w:sz w:val="24"/>
         </w:rPr>
-        <w:t>Step 5. API 키를 프로젝트에 저장</w:t>
+        <w:t>Step 5. API 키를 프로젝트에 저장 (3분)</w:t>
       </w:r>
     </w:p>
     <w:p>
@@ -2647,13 +2808,24 @@
     </w:p>
     <w:p>
       <w:r>
-        <w:t>(여러분의_API_키_여기에 부분에 아까 복사한 키를 붙여넣으세요)</w:t>
+        <w:t>("여러분의_API_키_여기에" 부분에 아까 복사한 키를 붙여넣으세요)</w:t>
       </w:r>
     </w:p>
     <w:p/>
     <w:p>
       <w:r>
-        <w:t>확인:</w:t>
+        <w:t>&gt;&gt; .env 파일은 "비밀 메모장"이에요.</w:t>
+      </w:r>
+    </w:p>
+    <w:p>
+      <w:r>
+        <w:t>&gt;&gt; 프로그램이 필요할 때 여기서 API 키를 꺼내 씁니다.</w:t>
+      </w:r>
+    </w:p>
+    <w:p/>
+    <w:p>
+      <w:r>
+        <w:t>잘 저장됐는지 확인:</w:t>
       </w:r>
     </w:p>
     <w:p>
@@ -2692,7 +2864,146 @@
     <w:p/>
     <w:p>
       <w:pPr>
-        <w:pStyle w:val="Heading3"/>
+        <w:pStyle w:val="Heading2"/>
+      </w:pPr>
+      <w:r>
+        <w:rPr>
+          <w:rFonts w:ascii="맑은 고딕" w:hAnsi="맑은 고딕" w:eastAsia="맑은 고딕"/>
+        </w:rPr>
+        <w:t>Step 6. Claude에게 데이터 수집 프로그램 만들어달라고 부탁 (10분)</w:t>
+      </w:r>
+    </w:p>
+    <w:p>
+      <w:r>
+        <w:t>&gt;&gt; 이번 Step의 핵심: 우리가 직접 코드를 쓰지 않아요!</w:t>
+      </w:r>
+    </w:p>
+    <w:p>
+      <w:r>
+        <w:t>&gt;&gt; Claude AI에게 "이런 프로그램 만들어줘"라고 말하면, AI가 대신 만들어줍니다.</w:t>
+      </w:r>
+    </w:p>
+    <w:p/>
+    <w:p>
+      <w:r>
+        <w:t>Claude Code를 실행하세요:</w:t>
+      </w:r>
+    </w:p>
+    <w:p>
+      <w:pPr>
+        <w:spacing w:before="80" w:after="80"/>
+        <w:ind w:left="567"/>
+      </w:pPr>
+      <w:r>
+        <w:rPr>
+          <w:rFonts w:ascii="Consolas" w:hAnsi="Consolas"/>
+          <w:color w:val="006400"/>
+          <w:sz w:val="20"/>
+        </w:rPr>
+        <w:t>claude</w:t>
+      </w:r>
+    </w:p>
+    <w:p/>
+    <w:p>
+      <w:r>
+        <w:t>Claude의 &gt; 프롬프트에 아래 내용을 통째로 복사해서 붙여넣으세요:</w:t>
+      </w:r>
+    </w:p>
+    <w:p>
+      <w:pPr>
+        <w:spacing w:before="80" w:after="80"/>
+        <w:ind w:left="567"/>
+      </w:pPr>
+      <w:r>
+        <w:rPr>
+          <w:rFonts w:ascii="Consolas" w:hAnsi="Consolas"/>
+          <w:color w:val="006400"/>
+          <w:sz w:val="20"/>
+        </w:rPr>
+        <w:t>.env 파일에 YOUTUBE_API_KEY가 저장되어 있어.</w:t>
+        <w:br/>
+        <w:t>이 키를 사용해서 유튜브에서 ETF 관련 영상을 검색하고</w:t>
+        <w:br/>
+        <w:t>데이터를 수집하는 Python 프로그램을 만들어줘.</w:t>
+        <w:br/>
+        <w:br/>
+        <w:t>요구사항:</w:t>
+        <w:br/>
+        <w:t>1. "ETF 투자", "ETF 추천", "ETF 분석" 키워드로 검색</w:t>
+        <w:br/>
+        <w:t>2. 각 키워드당 최신 영상 10개씩 수집</w:t>
+        <w:br/>
+        <w:t>3. 수집할 정보: 영상 제목, 채널명, 조회수, 좋아요 수,</w:t>
+        <w:br/>
+        <w:t xml:space="preserve">   게시일, 영상 링크</w:t>
+        <w:br/>
+        <w:t>4. 결과를 etf_youtube_data.json 파일로 저장</w:t>
+        <w:br/>
+        <w:t>5. python-dotenv를 사용해서 .env에서 API 키 읽기</w:t>
+        <w:br/>
+        <w:t>6. 실행하면 수집 진행 상황을 보여주기</w:t>
+      </w:r>
+    </w:p>
+    <w:p/>
+    <w:p>
+      <w:r>
+        <w:t>Enter를 누르면 Claude가 코드를 작성하기 시작합니다!</w:t>
+      </w:r>
+    </w:p>
+    <w:p>
+      <w:r>
+        <w:t>Claude가 "파일을 만들어도 될까요?" 같은 질문을 하면 "y" 입력 후 Enter</w:t>
+      </w:r>
+    </w:p>
+    <w:p/>
+    <w:p>
+      <w:r>
+        <w:t>Claude가 작업을 마치면 /exit으로 나온 후 확인:</w:t>
+      </w:r>
+    </w:p>
+    <w:p>
+      <w:pPr>
+        <w:spacing w:before="80" w:after="80"/>
+        <w:ind w:left="567"/>
+      </w:pPr>
+      <w:r>
+        <w:rPr>
+          <w:rFonts w:ascii="Consolas" w:hAnsi="Consolas"/>
+          <w:color w:val="006400"/>
+          <w:sz w:val="20"/>
+        </w:rPr>
+        <w:t>/exit</w:t>
+        <w:br/>
+        <w:t>ls</w:t>
+      </w:r>
+    </w:p>
+    <w:p>
+      <w:r>
+        <w:t>이런 파일들이 보여야 해요:</w:t>
+      </w:r>
+    </w:p>
+    <w:p>
+      <w:pPr>
+        <w:spacing w:before="80" w:after="80"/>
+        <w:ind w:left="567"/>
+      </w:pPr>
+      <w:r>
+        <w:rPr>
+          <w:rFonts w:ascii="Consolas" w:hAnsi="Consolas"/>
+          <w:color w:val="006400"/>
+          <w:sz w:val="20"/>
+        </w:rPr>
+        <w:t>.env</w:t>
+        <w:br/>
+        <w:t>collect_data.py</w:t>
+        <w:br/>
+        <w:t>requirements.txt</w:t>
+      </w:r>
+    </w:p>
+    <w:p/>
+    <w:p>
+      <w:pPr>
+        <w:pStyle w:val="Heading2"/>
       </w:pPr>
       <w:r>
         <w:rPr>
@@ -2707,7 +3018,7 @@
           <w:rFonts w:ascii="맑은 고딕" w:hAnsi="맑은 고딕" w:eastAsia="맑은 고딕"/>
           <w:color w:val="008000"/>
         </w:rPr>
-        <w:t xml:space="preserve">  CHECK YouTube Data API v3를 활성화(Enable) 했나요?</w:t>
+        <w:t>CHECK: YouTube Data API v3를 활성화(Enable) 했나요?</w:t>
       </w:r>
     </w:p>
     <w:p>
@@ -2716,7 +3027,7 @@
           <w:rFonts w:ascii="맑은 고딕" w:hAnsi="맑은 고딕" w:eastAsia="맑은 고딕"/>
           <w:color w:val="008000"/>
         </w:rPr>
-        <w:t xml:space="preserve">  CHECK API 키를 .env 파일에 저장했나요?</w:t>
+        <w:t>CHECK: cat .env 결과에 YOUTUBE_API_KEY=... 형태가 보이나요?</w:t>
       </w:r>
     </w:p>
     <w:p>
@@ -2725,13 +3036,13 @@
           <w:rFonts w:ascii="맑은 고딕" w:hAnsi="맑은 고딕" w:eastAsia="맑은 고딕"/>
           <w:color w:val="008000"/>
         </w:rPr>
-        <w:t xml:space="preserve">  CHECK cat .env 결과에 YOUTUBE_API_KEY=... 형태가 보이나요?</w:t>
+        <w:t>CHECK: collect_data.py 파일이 만들어졌나요?</w:t>
       </w:r>
     </w:p>
     <w:p/>
     <w:p>
       <w:pPr>
-        <w:pStyle w:val="Heading3"/>
+        <w:pStyle w:val="Heading2"/>
       </w:pPr>
       <w:r>
         <w:rPr>
@@ -2820,7 +3131,7 @@
           </w:tcPr>
           <w:p>
             <w:r>
-              <w:t>무료 체험 등록 - 실제 과금은 안 돼요. 카드 등록은 본인 확인 용도</w:t>
+              <w:t>무료 체험 등록 - 실제 과금 안 돼요. 카드 등록은 본인 확인 용도</w:t>
             </w:r>
           </w:p>
         </w:tc>
@@ -2864,7 +3175,7 @@
           </w:tcPr>
           <w:p>
             <w:r>
-              <w:t>"할당량 초과" 에러</w:t>
+              <w:t>"프로젝트 선택"이 안 보여요</w:t>
             </w:r>
           </w:p>
         </w:tc>
@@ -2874,7 +3185,7 @@
           </w:tcPr>
           <w:p>
             <w:r>
-              <w:t>하루 사용량 초과</w:t>
+              <w:t>화면 상단 확인</w:t>
             </w:r>
           </w:p>
         </w:tc>
@@ -2884,14 +3195,45 @@
           </w:tcPr>
           <w:p>
             <w:r>
-              <w:t>24시간 후 재시도. 무료 할당량은 하루 10,000회로 충분</w:t>
+              <w:t>"Google Cloud" 로고 옆 드롭다운 메뉴를 클릭</w:t>
+            </w:r>
+          </w:p>
+        </w:tc>
+      </w:tr>
+      <w:tr>
+        <w:tc>
+          <w:tcPr>
+            <w:tcW w:type="dxa" w:w="2880"/>
+          </w:tcPr>
+          <w:p>
+            <w:r>
+              <w:t>Claude가 다른 파일명을 썼어요</w:t>
+            </w:r>
+          </w:p>
+        </w:tc>
+        <w:tc>
+          <w:tcPr>
+            <w:tcW w:type="dxa" w:w="2880"/>
+          </w:tcPr>
+          <w:p>
+            <w:r>
+              <w:t>Claude가 때때로 다른 이름 선택</w:t>
+            </w:r>
+          </w:p>
+        </w:tc>
+        <w:tc>
+          <w:tcPr>
+            <w:tcW w:type="dxa" w:w="2880"/>
+          </w:tcPr>
+          <w:p>
+            <w:r>
+              <w:t>괜찮아요! ls로 확인하고 Claude가 만든 이름으로 진행</w:t>
             </w:r>
           </w:p>
         </w:tc>
       </w:tr>
     </w:tbl>
     <w:p/>
-    <w:p/>
     <w:p>
       <w:r>
         <w:rPr>
@@ -2900,7 +3242,16 @@
           <w:color w:val="008000"/>
           <w:sz w:val="24"/>
         </w:rPr>
-        <w:t>2회차 완료! 수고하셨습니다! 다음 회차에서 드디어 데이터를 수집해볼 거예요.</w:t>
+        <w:t>4회차 완료! 수고하셨습니다!</w:t>
+      </w:r>
+    </w:p>
+    <w:p>
+      <w:r>
+        <w:rPr>
+          <w:rFonts w:ascii="맑은 고딕" w:hAnsi="맑은 고딕" w:eastAsia="맑은 고딕"/>
+          <w:i/>
+        </w:rPr>
+        <w:t>다음 회차에서 프로그램을 실행해서 진짜 데이터를 모아올 거예요!</w:t>
       </w:r>
     </w:p>
     <w:p>
@@ -2916,7 +3267,7 @@
         <w:rPr>
           <w:rFonts w:ascii="맑은 고딕" w:hAnsi="맑은 고딕" w:eastAsia="맑은 고딕"/>
         </w:rPr>
-        <w:t>3회차: Claude Code로 ETF 유튜브 데이터 수집 자동화</w:t>
+        <w:t>5회차: 데이터 수집 실행 + 대시보드 제작</w:t>
       </w:r>
     </w:p>
     <w:p>
@@ -2935,23 +3286,7 @@
           <w:rFonts w:ascii="맑은 고딕" w:hAnsi="맑은 고딕" w:eastAsia="맑은 고딕"/>
           <w:b/>
         </w:rPr>
-        <w:t>이 회차를 마치면: Claude AI에게 부탁해서, 유튜브에서 ETF 관련 영상 정보를 자동으로 모아오는 프로그램이 완성돼요!</w:t>
-      </w:r>
-    </w:p>
-    <w:p/>
-    <w:p>
-      <w:r>
-        <w:rPr>
-          <w:rFonts w:ascii="맑은 고딕" w:hAnsi="맑은 고딕" w:eastAsia="맑은 고딕"/>
-          <w:b/>
-          <w:sz w:val="24"/>
-        </w:rPr>
-        <w:t>&gt;&gt; 이번 회차의 핵심 아이디어</w:t>
-      </w:r>
-    </w:p>
-    <w:p>
-      <w:r>
-        <w:t>우리가 직접 코드를 쓰지 않아요! Claude AI에게 "이런 프로그램 만들어줘"라고 말하면, AI가 대신 코드를 작성해줍니다.</w:t>
+        <w:t>이 회차를 마치면: 유튜브에서 ETF 데이터를 진짜로 모아오고, 그 데이터를 예쁜 대시보드로 만들어 브라우저에서 볼 수 있어요! 핵심 프로젝트 완성!</w:t>
       </w:r>
     </w:p>
     <w:p/>
@@ -2963,33 +3298,12 @@
         <w:rPr>
           <w:rFonts w:ascii="맑은 고딕" w:hAnsi="맑은 고딕" w:eastAsia="맑은 고딕"/>
         </w:rPr>
-        <w:t>챕터 6: 데이터 수집 프로그램 만들기</w:t>
-      </w:r>
-    </w:p>
-    <w:p>
-      <w:r>
-        <w:rPr>
-          <w:rFonts w:ascii="맑은 고딕" w:hAnsi="맑은 고딕" w:eastAsia="맑은 고딕"/>
-          <w:b/>
-          <w:color w:val="646464"/>
-        </w:rPr>
-        <w:t>예상 시간: 15분</w:t>
-      </w:r>
-    </w:p>
-    <w:p/>
-    <w:p>
-      <w:r>
-        <w:rPr>
-          <w:rFonts w:ascii="맑은 고딕" w:hAnsi="맑은 고딕" w:eastAsia="맑은 고딕"/>
-          <w:b/>
-          <w:sz w:val="24"/>
-        </w:rPr>
-        <w:t>Step 1. Claude Code 실행</w:t>
-      </w:r>
-    </w:p>
-    <w:p>
-      <w:r>
-        <w:t>Git Bash에서:</w:t>
+        <w:t>Step 1. 필요한 재료(라이브러리) 설치 (3분)</w:t>
+      </w:r>
+    </w:p>
+    <w:p>
+      <w:r>
+        <w:t>Git Bash에서 프로젝트 폴더로 이동하세요:</w:t>
       </w:r>
     </w:p>
     <w:p>
@@ -3004,159 +3318,12 @@
           <w:sz w:val="20"/>
         </w:rPr>
         <w:t>cd ~/etf-dashboard</w:t>
-        <w:br/>
-        <w:t>claude</w:t>
       </w:r>
     </w:p>
     <w:p/>
     <w:p>
       <w:r>
-        <w:rPr>
-          <w:rFonts w:ascii="맑은 고딕" w:hAnsi="맑은 고딕" w:eastAsia="맑은 고딕"/>
-          <w:b/>
-          <w:sz w:val="24"/>
-        </w:rPr>
-        <w:t>Step 2. Claude에게 데이터 수집 프로그램 만들어달라고 부탁하기</w:t>
-      </w:r>
-    </w:p>
-    <w:p>
-      <w:r>
-        <w:t>Claude의 &gt; 프롬프트에 아래 내용을 통째로 복사해서 붙여넣으세요:</w:t>
-      </w:r>
-    </w:p>
-    <w:p/>
-    <w:p>
-      <w:pPr>
-        <w:spacing w:before="80" w:after="80"/>
-        <w:ind w:left="567"/>
-      </w:pPr>
-      <w:r>
-        <w:rPr>
-          <w:rFonts w:ascii="Consolas" w:hAnsi="Consolas"/>
-          <w:color w:val="006400"/>
-          <w:sz w:val="20"/>
-        </w:rPr>
-        <w:t>.env 파일에 YOUTUBE_API_KEY가 저장되어 있어.</w:t>
-        <w:br/>
-        <w:t>이 키를 사용해서 유튜브에서 ETF 관련 영상을 검색하고</w:t>
-        <w:br/>
-        <w:t>데이터를 수집하는 Python 프로그램을 만들어줘.</w:t>
-        <w:br/>
-        <w:br/>
-        <w:t>요구사항:</w:t>
-        <w:br/>
-        <w:t>1. "ETF 투자", "ETF 추천", "ETF 분석" 키워드로 검색</w:t>
-        <w:br/>
-        <w:t>2. 각 키워드당 최신 영상 10개씩 수집</w:t>
-        <w:br/>
-        <w:t>3. 수집할 정보: 영상 제목, 채널명, 조회수, 좋아요 수,</w:t>
-        <w:br/>
-        <w:t xml:space="preserve">   게시일, 영상 링크</w:t>
-        <w:br/>
-        <w:t>4. 결과를 etf_youtube_data.json 파일로 저장</w:t>
-        <w:br/>
-        <w:t>5. python-dotenv를 사용해서 .env에서 API 키 읽기</w:t>
-        <w:br/>
-        <w:t>6. 실행하면 수집 진행 상황을 보여주기</w:t>
-      </w:r>
-    </w:p>
-    <w:p/>
-    <w:p>
-      <w:r>
-        <w:t>Enter를 누르면 Claude가 코드를 작성하기 시작합니다!</w:t>
-      </w:r>
-    </w:p>
-    <w:p>
-      <w:r>
-        <w:t>TIP: Claude가 "파일을 만들어도 될까요?" 같은 질문을 하면 "y"를 입력하고 Enter (y = yes = 네)</w:t>
-      </w:r>
-    </w:p>
-    <w:p/>
-    <w:p>
-      <w:r>
-        <w:rPr>
-          <w:rFonts w:ascii="맑은 고딕" w:hAnsi="맑은 고딕" w:eastAsia="맑은 고딕"/>
-          <w:b/>
-          <w:sz w:val="24"/>
-        </w:rPr>
-        <w:t>Step 3. 만들어진 코드 확인</w:t>
-      </w:r>
-    </w:p>
-    <w:p>
-      <w:r>
-        <w:t>Claude가 작업을 마치면 /exit으로 나온 후:</w:t>
-      </w:r>
-    </w:p>
-    <w:p>
-      <w:pPr>
-        <w:spacing w:before="80" w:after="80"/>
-        <w:ind w:left="567"/>
-      </w:pPr>
-      <w:r>
-        <w:rPr>
-          <w:rFonts w:ascii="Consolas" w:hAnsi="Consolas"/>
-          <w:color w:val="006400"/>
-          <w:sz w:val="20"/>
-        </w:rPr>
-        <w:t>/exit</w:t>
-        <w:br/>
-        <w:t>ls</w:t>
-      </w:r>
-    </w:p>
-    <w:p>
-      <w:r>
-        <w:t>이런 파일들이 보여야 해요:</w:t>
-      </w:r>
-    </w:p>
-    <w:p>
-      <w:pPr>
-        <w:spacing w:before="80" w:after="80"/>
-        <w:ind w:left="567"/>
-      </w:pPr>
-      <w:r>
-        <w:rPr>
-          <w:rFonts w:ascii="Consolas" w:hAnsi="Consolas"/>
-          <w:color w:val="006400"/>
-          <w:sz w:val="20"/>
-        </w:rPr>
-        <w:t>.env</w:t>
-        <w:br/>
-        <w:t>collect_data.py</w:t>
-        <w:br/>
-        <w:t>requirements.txt</w:t>
-      </w:r>
-    </w:p>
-    <w:p/>
-    <w:p>
-      <w:pPr>
-        <w:pStyle w:val="Heading2"/>
-      </w:pPr>
-      <w:r>
-        <w:rPr>
-          <w:rFonts w:ascii="맑은 고딕" w:hAnsi="맑은 고딕" w:eastAsia="맑은 고딕"/>
-        </w:rPr>
-        <w:t>챕터 7: 데이터 수집 실행하기</w:t>
-      </w:r>
-    </w:p>
-    <w:p>
-      <w:r>
-        <w:rPr>
-          <w:rFonts w:ascii="맑은 고딕" w:hAnsi="맑은 고딕" w:eastAsia="맑은 고딕"/>
-          <w:b/>
-          <w:color w:val="646464"/>
-        </w:rPr>
-        <w:t>예상 시간: 15분</w:t>
-      </w:r>
-    </w:p>
-    <w:p/>
-    <w:p>
-      <w:r>
-        <w:rPr>
-          <w:rFonts w:ascii="맑은 고딕" w:hAnsi="맑은 고딕" w:eastAsia="맑은 고딕"/>
-          <w:b/>
-          <w:sz w:val="24"/>
-        </w:rPr>
-        <w:t>Step 4. 필요한 재료(라이브러리) 설치</w:t>
+        <w:t>프로그램에 필요한 재료를 설치합니다:</w:t>
       </w:r>
     </w:p>
     <w:p>
@@ -3175,18 +3342,29 @@
     </w:p>
     <w:p>
       <w:r>
-        <w:t>&gt;&gt; 이건 "requirements.txt에 적힌 재료들을 전부 설치해줘"라는 뜻이에요.</w:t>
+        <w:t>&gt;&gt; "requirements.txt에 적힌 재료들을 전부 설치해줘"라는 뜻</w:t>
+      </w:r>
+    </w:p>
+    <w:p>
+      <w:r>
+        <w:t>설치에 30초~1분 걸려요.</w:t>
       </w:r>
     </w:p>
     <w:p/>
     <w:p>
+      <w:pPr>
+        <w:pStyle w:val="Heading2"/>
+      </w:pPr>
       <w:r>
         <w:rPr>
           <w:rFonts w:ascii="맑은 고딕" w:hAnsi="맑은 고딕" w:eastAsia="맑은 고딕"/>
-          <w:b/>
-          <w:sz w:val="24"/>
         </w:rPr>
-        <w:t>Step 5. 데이터 수집 프로그램 실행!</w:t>
+        <w:t>Step 2. 데이터 수집 프로그램 실행! (5분)</w:t>
+      </w:r>
+    </w:p>
+    <w:p>
+      <w:r>
+        <w:t>드디어! 프로그램을 실행해봅시다:</w:t>
       </w:r>
     </w:p>
     <w:p>
@@ -3247,12 +3425,7 @@
     <w:p/>
     <w:p>
       <w:r>
-        <w:rPr>
-          <w:rFonts w:ascii="맑은 고딕" w:hAnsi="맑은 고딕" w:eastAsia="맑은 고딕"/>
-          <w:b/>
-          <w:sz w:val="24"/>
-        </w:rPr>
-        <w:t>Step 6. 수집된 데이터 확인해보기</w:t>
+        <w:t>어떤 데이터가 모였는지 살짝 확인해볼까요?</w:t>
       </w:r>
     </w:p>
     <w:p>
@@ -3271,13 +3444,255 @@
     </w:p>
     <w:p>
       <w:r>
-        <w:t>첫 번째 영상의 제목이 화면에 나올 거예요!</w:t>
+        <w:t>첫 번째 영상의 제목이 화면에 나와요!</w:t>
       </w:r>
     </w:p>
     <w:p/>
     <w:p>
       <w:pPr>
-        <w:pStyle w:val="Heading3"/>
+        <w:pStyle w:val="Heading2"/>
+      </w:pPr>
+      <w:r>
+        <w:rPr>
+          <w:rFonts w:ascii="맑은 고딕" w:hAnsi="맑은 고딕" w:eastAsia="맑은 고딕"/>
+        </w:rPr>
+        <w:t>Step 3. Claude에게 대시보드 만들어달라고 부탁 (12분)</w:t>
+      </w:r>
+    </w:p>
+    <w:p>
+      <w:r>
+        <w:t>&gt;&gt; 대시보드가 뭔가요?</w:t>
+      </w:r>
+    </w:p>
+    <w:p>
+      <w:r>
+        <w:t>자동차 계기판(dashboard)처럼, 중요한 숫자와 그래프를 한 화면에 보여주는 웹 페이지!</w:t>
+      </w:r>
+    </w:p>
+    <w:p/>
+    <w:p>
+      <w:r>
+        <w:t>Claude Code를 실행하세요:</w:t>
+      </w:r>
+    </w:p>
+    <w:p>
+      <w:pPr>
+        <w:spacing w:before="80" w:after="80"/>
+        <w:ind w:left="567"/>
+      </w:pPr>
+      <w:r>
+        <w:rPr>
+          <w:rFonts w:ascii="Consolas" w:hAnsi="Consolas"/>
+          <w:color w:val="006400"/>
+          <w:sz w:val="20"/>
+        </w:rPr>
+        <w:t>claude</w:t>
+      </w:r>
+    </w:p>
+    <w:p/>
+    <w:p>
+      <w:r>
+        <w:t>아래 내용을 통째로 복사해서 붙여넣으세요:</w:t>
+      </w:r>
+    </w:p>
+    <w:p>
+      <w:pPr>
+        <w:spacing w:before="80" w:after="80"/>
+        <w:ind w:left="567"/>
+      </w:pPr>
+      <w:r>
+        <w:rPr>
+          <w:rFonts w:ascii="Consolas" w:hAnsi="Consolas"/>
+          <w:color w:val="006400"/>
+          <w:sz w:val="20"/>
+        </w:rPr>
+        <w:t>etf_youtube_data.json 파일에 유튜브 ETF 영상 데이터가 있어.</w:t>
+        <w:br/>
+        <w:t>이 데이터를 보여주는 예쁜 웹 대시보드를 HTML로 만들어줘.</w:t>
+        <w:br/>
+        <w:br/>
+        <w:t>요구사항:</w:t>
+        <w:br/>
+        <w:t>1. 하나의 index.html 파일로 만들어줘 (서버 없이 바로 열 수 있게)</w:t>
+        <w:br/>
+        <w:t>2. 한국어로 작성</w:t>
+        <w:br/>
+        <w:t>3. 반드시 포함할 내용:</w:t>
+        <w:br/>
+        <w:t xml:space="preserve">   - 상단에 "ETF 유튜브 트렌드 대시보드" 제목</w:t>
+        <w:br/>
+        <w:t xml:space="preserve">   - 전체 영상 수, 총 조회수, 평균 좋아요 수 요약 카드</w:t>
+        <w:br/>
+        <w:t xml:space="preserve">   - 조회수 TOP 10 영상 막대 그래프 (Chart.js 사용)</w:t>
+        <w:br/>
+        <w:t xml:space="preserve">   - 채널별 영상 수 파이 차트</w:t>
+        <w:br/>
+        <w:t xml:space="preserve">   - 전체 영상 목록 테이블 (제목 클릭하면 유튜브로 이동)</w:t>
+        <w:br/>
+        <w:t>4. 디자인: 깔끔한 다크 테마, 카드형 레이아웃</w:t>
+        <w:br/>
+        <w:t>5. JSON 데이터를 HTML 파일 안에 직접 포함시켜줘</w:t>
+        <w:br/>
+        <w:t>6. 모바일에서도 보기 좋게 반응형으로 만들어줘</w:t>
+      </w:r>
+    </w:p>
+    <w:p/>
+    <w:p>
+      <w:r>
+        <w:t>Enter! Claude가 대시보드를 만들기 시작합니다.</w:t>
+      </w:r>
+    </w:p>
+    <w:p>
+      <w:r>
+        <w:t>파일 만들어도 되는지 물으면 "y" 입력</w:t>
+      </w:r>
+    </w:p>
+    <w:p>
+      <w:r>
+        <w:t>코드 작성에 1~3분 걸릴 수 있어요. 기다려주세요!</w:t>
+      </w:r>
+    </w:p>
+    <w:p/>
+    <w:p>
+      <w:pPr>
+        <w:pStyle w:val="Heading2"/>
+      </w:pPr>
+      <w:r>
+        <w:rPr>
+          <w:rFonts w:ascii="맑은 고딕" w:hAnsi="맑은 고딕" w:eastAsia="맑은 고딕"/>
+        </w:rPr>
+        <w:t>Step 4. 브라우저에서 대시보드 열기! (5분)</w:t>
+      </w:r>
+    </w:p>
+    <w:p>
+      <w:r>
+        <w:t>Claude가 작업을 마치면:</w:t>
+      </w:r>
+    </w:p>
+    <w:p>
+      <w:pPr>
+        <w:spacing w:before="80" w:after="80"/>
+        <w:ind w:left="567"/>
+      </w:pPr>
+      <w:r>
+        <w:rPr>
+          <w:rFonts w:ascii="Consolas" w:hAnsi="Consolas"/>
+          <w:color w:val="006400"/>
+          <w:sz w:val="20"/>
+        </w:rPr>
+        <w:t>/exit</w:t>
+        <w:br/>
+        <w:t>ls</w:t>
+      </w:r>
+    </w:p>
+    <w:p>
+      <w:r>
+        <w:t>index.html 파일이 보이면 성공!</w:t>
+      </w:r>
+    </w:p>
+    <w:p/>
+    <w:p>
+      <w:r>
+        <w:t>이 순간을 위해 여기까지 왔습니다!</w:t>
+      </w:r>
+    </w:p>
+    <w:p>
+      <w:pPr>
+        <w:spacing w:before="80" w:after="80"/>
+        <w:ind w:left="567"/>
+      </w:pPr>
+      <w:r>
+        <w:rPr>
+          <w:rFonts w:ascii="Consolas" w:hAnsi="Consolas"/>
+          <w:color w:val="006400"/>
+          <w:sz w:val="20"/>
+        </w:rPr>
+        <w:t>start index.html</w:t>
+      </w:r>
+    </w:p>
+    <w:p/>
+    <w:p>
+      <w:r>
+        <w:t>인터넷 브라우저가 열리면서 여러분이 만든 대시보드가 나타납니다!</w:t>
+      </w:r>
+    </w:p>
+    <w:p/>
+    <w:p>
+      <w:r>
+        <w:t>화면에 이런 것들이 보여요:</w:t>
+      </w:r>
+    </w:p>
+    <w:p>
+      <w:r>
+        <w:t xml:space="preserve">  - 맨 위: "ETF 유튜브 트렌드 대시보드" 제목</w:t>
+      </w:r>
+    </w:p>
+    <w:p>
+      <w:r>
+        <w:t xml:space="preserve">  - 요약 카드: 전체 영상 수, 총 조회수, 평균 좋아요 수</w:t>
+      </w:r>
+    </w:p>
+    <w:p>
+      <w:r>
+        <w:t xml:space="preserve">  - 막대 그래프: 조회수 TOP 10 영상</w:t>
+      </w:r>
+    </w:p>
+    <w:p>
+      <w:r>
+        <w:t xml:space="preserve">  - 파이 차트: 채널별 영상 수</w:t>
+      </w:r>
+    </w:p>
+    <w:p>
+      <w:r>
+        <w:t xml:space="preserve">  - 영상 목록 테이블: 제목 클릭하면 유튜브로 이동!</w:t>
+      </w:r>
+    </w:p>
+    <w:p/>
+    <w:p>
+      <w:pPr>
+        <w:pStyle w:val="Heading2"/>
+      </w:pPr>
+      <w:r>
+        <w:rPr>
+          <w:rFonts w:ascii="맑은 고딕" w:hAnsi="맑은 고딕" w:eastAsia="맑은 고딕"/>
+        </w:rPr>
+        <w:t>Step 5. 대시보드 꾸미기 - 도전 과제! (5분)</w:t>
+      </w:r>
+    </w:p>
+    <w:p>
+      <w:r>
+        <w:t>마음에 안 드는 부분이 있다면? Claude에게 수정을 부탁하세요!</w:t>
+      </w:r>
+    </w:p>
+    <w:p>
+      <w:pPr>
+        <w:spacing w:before="80" w:after="80"/>
+        <w:ind w:left="567"/>
+      </w:pPr>
+      <w:r>
+        <w:rPr>
+          <w:rFonts w:ascii="Consolas" w:hAnsi="Consolas"/>
+          <w:color w:val="006400"/>
+          <w:sz w:val="20"/>
+        </w:rPr>
+        <w:t>claude</w:t>
+        <w:br/>
+        <w:t>&gt; index.html의 배경색을 좀 더 밝게 바꿔줘</w:t>
+        <w:br/>
+        <w:t>&gt; 그래프 색상을 파란색 계열로 바꿔줘</w:t>
+        <w:br/>
+        <w:t>&gt; 조회수 순 정렬 기능을 추가해줘</w:t>
+      </w:r>
+    </w:p>
+    <w:p>
+      <w:r>
+        <w:t>수정 후 브라우저에서 Ctrl+R(새로고침)을 누르면 변경 확인!</w:t>
+      </w:r>
+    </w:p>
+    <w:p/>
+    <w:p>
+      <w:pPr>
+        <w:pStyle w:val="Heading2"/>
       </w:pPr>
       <w:r>
         <w:rPr>
@@ -3292,7 +3707,7 @@
           <w:rFonts w:ascii="맑은 고딕" w:hAnsi="맑은 고딕" w:eastAsia="맑은 고딕"/>
           <w:color w:val="008000"/>
         </w:rPr>
-        <w:t xml:space="preserve">  CHECK collect_data.py 파일이 만들어졌나요?</w:t>
+        <w:t>CHECK: python collect_data.py 실행 시 "수집 완료" 메시지가 나왔나요?</w:t>
       </w:r>
     </w:p>
     <w:p>
@@ -3301,7 +3716,7 @@
           <w:rFonts w:ascii="맑은 고딕" w:hAnsi="맑은 고딕" w:eastAsia="맑은 고딕"/>
           <w:color w:val="008000"/>
         </w:rPr>
-        <w:t xml:space="preserve">  CHECK python collect_data.py 실행 시 "수집 완료" 메시지가 나왔나요?</w:t>
+        <w:t>CHECK: etf_youtube_data.json 파일이 만들어졌나요?</w:t>
       </w:r>
     </w:p>
     <w:p>
@@ -3310,13 +3725,31 @@
           <w:rFonts w:ascii="맑은 고딕" w:hAnsi="맑은 고딕" w:eastAsia="맑은 고딕"/>
           <w:color w:val="008000"/>
         </w:rPr>
-        <w:t xml:space="preserve">  CHECK etf_youtube_data.json 파일이 만들어졌나요?</w:t>
+        <w:t>CHECK: index.html 파일이 만들어졌나요?</w:t>
+      </w:r>
+    </w:p>
+    <w:p>
+      <w:r>
+        <w:rPr>
+          <w:rFonts w:ascii="맑은 고딕" w:hAnsi="맑은 고딕" w:eastAsia="맑은 고딕"/>
+          <w:color w:val="008000"/>
+        </w:rPr>
+        <w:t>CHECK: 브라우저에서 대시보드가 열렸나요?</w:t>
+      </w:r>
+    </w:p>
+    <w:p>
+      <w:r>
+        <w:rPr>
+          <w:rFonts w:ascii="맑은 고딕" w:hAnsi="맑은 고딕" w:eastAsia="맑은 고딕"/>
+          <w:color w:val="008000"/>
+        </w:rPr>
+        <w:t>CHECK: 그래프와 표가 화면에 보이나요?</w:t>
       </w:r>
     </w:p>
     <w:p/>
     <w:p>
       <w:pPr>
-        <w:pStyle w:val="Heading3"/>
+        <w:pStyle w:val="Heading2"/>
       </w:pPr>
       <w:r>
         <w:rPr>
@@ -3395,7 +3828,7 @@
           </w:tcPr>
           <w:p>
             <w:r>
-              <w:t>재료가 설치 안 됨</w:t>
+              <w:t>재료 미설치</w:t>
             </w:r>
           </w:p>
         </w:tc>
@@ -3437,7 +3870,7 @@
           </w:tcPr>
           <w:p>
             <w:r>
-              <w:t>.env 파일의 키 재확인 + Google Cloud에서 API "사용" 상태 확인</w:t>
+              <w:t>.env 파일 키 재확인 + Google Cloud에서 API "사용" 상태 확인</w:t>
             </w:r>
           </w:p>
         </w:tc>
@@ -3449,39 +3882,7 @@
           </w:tcPr>
           <w:p>
             <w:r>
-              <w:t>Claude가 다른 파일명을 썼어요</w:t>
-            </w:r>
-          </w:p>
-        </w:tc>
-        <w:tc>
-          <w:tcPr>
-            <w:tcW w:type="dxa" w:w="2880"/>
-          </w:tcPr>
-          <w:p>
-            <w:r>
-              <w:t>Claude가 때때로 다른 이름 선택</w:t>
-            </w:r>
-          </w:p>
-        </w:tc>
-        <w:tc>
-          <w:tcPr>
-            <w:tcW w:type="dxa" w:w="2880"/>
-          </w:tcPr>
-          <w:p>
-            <w:r>
-              <w:t>ls로 확인하고 Claude가 만든 파일명으로 실행</w:t>
-            </w:r>
-          </w:p>
-        </w:tc>
-      </w:tr>
-      <w:tr>
-        <w:tc>
-          <w:tcPr>
-            <w:tcW w:type="dxa" w:w="2880"/>
-          </w:tcPr>
-          <w:p>
-            <w:r>
-              <w:t>인코딩 에러</w:t>
+              <w:t>인코딩 에러 (UnicodeDecodeError)</w:t>
             </w:r>
           </w:p>
         </w:tc>
@@ -3502,479 +3903,6 @@
           <w:p>
             <w:r>
               <w:t>Claude에게 "인코딩 에러 나요. utf-8로 수정해줘" 부탁</w:t>
-            </w:r>
-          </w:p>
-        </w:tc>
-      </w:tr>
-    </w:tbl>
-    <w:p/>
-    <w:p/>
-    <w:p>
-      <w:r>
-        <w:rPr>
-          <w:rFonts w:ascii="맑은 고딕" w:hAnsi="맑은 고딕" w:eastAsia="맑은 고딕"/>
-          <w:b/>
-          <w:color w:val="008000"/>
-          <w:sz w:val="24"/>
-        </w:rPr>
-        <w:t>3회차 완료! 수고하셨습니다! 마지막 회차에서 예쁜 대시보드를 만들어볼 거예요!</w:t>
-      </w:r>
-    </w:p>
-    <w:p>
-      <w:r>
-        <w:br w:type="page"/>
-      </w:r>
-    </w:p>
-    <w:p>
-      <w:pPr>
-        <w:pStyle w:val="Heading1"/>
-      </w:pPr>
-      <w:r>
-        <w:rPr>
-          <w:rFonts w:ascii="맑은 고딕" w:hAnsi="맑은 고딕" w:eastAsia="맑은 고딕"/>
-        </w:rPr>
-        <w:t>4회차: 대시보드 제작 및 브라우저에서 확인 - 프로젝트 완성!</w:t>
-      </w:r>
-    </w:p>
-    <w:p>
-      <w:r>
-        <w:rPr>
-          <w:rFonts w:ascii="맑은 고딕" w:hAnsi="맑은 고딕" w:eastAsia="맑은 고딕"/>
-          <w:b/>
-          <w:color w:val="0064C8"/>
-        </w:rPr>
-        <w:t>소요 시간: 30분</w:t>
-      </w:r>
-    </w:p>
-    <w:p>
-      <w:r>
-        <w:rPr>
-          <w:rFonts w:ascii="맑은 고딕" w:hAnsi="맑은 고딕" w:eastAsia="맑은 고딕"/>
-          <w:b/>
-        </w:rPr>
-        <w:t>이 회차를 마치면: 수집한 ETF 유튜브 데이터를 예쁜 웹 페이지(대시보드)로 만들어서 브라우저에서 확인! 프로젝트 완성!</w:t>
-      </w:r>
-    </w:p>
-    <w:p/>
-    <w:p>
-      <w:pPr>
-        <w:pStyle w:val="Heading2"/>
-      </w:pPr>
-      <w:r>
-        <w:rPr>
-          <w:rFonts w:ascii="맑은 고딕" w:hAnsi="맑은 고딕" w:eastAsia="맑은 고딕"/>
-        </w:rPr>
-        <w:t>챕터 8: 대시보드 만들기</w:t>
-      </w:r>
-    </w:p>
-    <w:p>
-      <w:r>
-        <w:rPr>
-          <w:rFonts w:ascii="맑은 고딕" w:hAnsi="맑은 고딕" w:eastAsia="맑은 고딕"/>
-          <w:b/>
-          <w:color w:val="646464"/>
-        </w:rPr>
-        <w:t>예상 시간: 20분</w:t>
-      </w:r>
-    </w:p>
-    <w:p/>
-    <w:p>
-      <w:r>
-        <w:rPr>
-          <w:rFonts w:ascii="맑은 고딕" w:hAnsi="맑은 고딕" w:eastAsia="맑은 고딕"/>
-          <w:b/>
-          <w:sz w:val="24"/>
-        </w:rPr>
-        <w:t>&gt;&gt; 대시보드가 뭔가요?</w:t>
-      </w:r>
-    </w:p>
-    <w:p>
-      <w:r>
-        <w:t>자동차 운전석의 계기판(dashboard)처럼, 중요한 숫자와 그래프를 한 화면에 정리해서 보여주는 웹 페이지예요.</w:t>
-      </w:r>
-    </w:p>
-    <w:p/>
-    <w:p>
-      <w:r>
-        <w:rPr>
-          <w:rFonts w:ascii="맑은 고딕" w:hAnsi="맑은 고딕" w:eastAsia="맑은 고딕"/>
-          <w:b/>
-          <w:sz w:val="24"/>
-        </w:rPr>
-        <w:t>Step 1. Claude Code 실행</w:t>
-      </w:r>
-    </w:p>
-    <w:p>
-      <w:r>
-        <w:t>Git Bash에서:</w:t>
-      </w:r>
-    </w:p>
-    <w:p>
-      <w:pPr>
-        <w:spacing w:before="80" w:after="80"/>
-        <w:ind w:left="567"/>
-      </w:pPr>
-      <w:r>
-        <w:rPr>
-          <w:rFonts w:ascii="Consolas" w:hAnsi="Consolas"/>
-          <w:color w:val="006400"/>
-          <w:sz w:val="20"/>
-        </w:rPr>
-        <w:t>cd ~/etf-dashboard</w:t>
-        <w:br/>
-        <w:t>claude</w:t>
-      </w:r>
-    </w:p>
-    <w:p/>
-    <w:p>
-      <w:r>
-        <w:rPr>
-          <w:rFonts w:ascii="맑은 고딕" w:hAnsi="맑은 고딕" w:eastAsia="맑은 고딕"/>
-          <w:b/>
-          <w:sz w:val="24"/>
-        </w:rPr>
-        <w:t>Step 2. Claude에게 대시보드 만들어달라고 부탁하기</w:t>
-      </w:r>
-    </w:p>
-    <w:p>
-      <w:r>
-        <w:t>Claude의 &gt; 프롬프트에 아래 내용을 통째로 복사해서 붙여넣으세요:</w:t>
-      </w:r>
-    </w:p>
-    <w:p/>
-    <w:p>
-      <w:pPr>
-        <w:spacing w:before="80" w:after="80"/>
-        <w:ind w:left="567"/>
-      </w:pPr>
-      <w:r>
-        <w:rPr>
-          <w:rFonts w:ascii="Consolas" w:hAnsi="Consolas"/>
-          <w:color w:val="006400"/>
-          <w:sz w:val="20"/>
-        </w:rPr>
-        <w:t>etf_youtube_data.json 파일에 유튜브 ETF 영상 데이터가 있어.</w:t>
-        <w:br/>
-        <w:t>이 데이터를 보여주는 예쁜 웹 대시보드를 HTML로 만들어줘.</w:t>
-        <w:br/>
-        <w:br/>
-        <w:t>요구사항:</w:t>
-        <w:br/>
-        <w:t>1. 하나의 index.html 파일로 만들어줘 (서버 없이 바로 열 수 있게)</w:t>
-        <w:br/>
-        <w:t>2. 한국어로 작성</w:t>
-        <w:br/>
-        <w:t>3. 반드시 포함할 내용:</w:t>
-        <w:br/>
-        <w:t xml:space="preserve">   - 상단에 "ETF 유튜브 트렌드 대시보드" 제목</w:t>
-        <w:br/>
-        <w:t xml:space="preserve">   - 전체 영상 수, 총 조회수, 평균 좋아요 수 요약 카드</w:t>
-        <w:br/>
-        <w:t xml:space="preserve">   - 조회수 TOP 10 영상 막대 그래프 (Chart.js 사용)</w:t>
-        <w:br/>
-        <w:t xml:space="preserve">   - 채널별 영상 수 파이 차트</w:t>
-        <w:br/>
-        <w:t xml:space="preserve">   - 전체 영상 목록 테이블 (제목 클릭하면 유튜브로 이동)</w:t>
-        <w:br/>
-        <w:t>4. 디자인: 깔끔한 다크 테마, 카드형 레이아웃</w:t>
-        <w:br/>
-        <w:t>5. JSON 데이터를 HTML 파일 안에 직접 포함시켜줘</w:t>
-        <w:br/>
-        <w:t>6. 모바일에서도 보기 좋게 반응형으로 만들어줘</w:t>
-      </w:r>
-    </w:p>
-    <w:p/>
-    <w:p>
-      <w:r>
-        <w:t>Enter를 누르면 Claude가 대시보드를 만들기 시작합니다!</w:t>
-      </w:r>
-    </w:p>
-    <w:p>
-      <w:r>
-        <w:t>Claude가 파일을 만들어도 되는지 물으면 "y"를 입력하세요.</w:t>
-      </w:r>
-    </w:p>
-    <w:p>
-      <w:r>
-        <w:t>코드 작성에 1~3분 걸릴 수 있어요. 기다려주세요!</w:t>
-      </w:r>
-    </w:p>
-    <w:p/>
-    <w:p>
-      <w:r>
-        <w:rPr>
-          <w:rFonts w:ascii="맑은 고딕" w:hAnsi="맑은 고딕" w:eastAsia="맑은 고딕"/>
-          <w:b/>
-          <w:sz w:val="24"/>
-        </w:rPr>
-        <w:t>Step 3. 대시보드 파일 확인</w:t>
-      </w:r>
-    </w:p>
-    <w:p>
-      <w:r>
-        <w:t>Claude가 작업을 마치면:</w:t>
-      </w:r>
-    </w:p>
-    <w:p>
-      <w:pPr>
-        <w:spacing w:before="80" w:after="80"/>
-        <w:ind w:left="567"/>
-      </w:pPr>
-      <w:r>
-        <w:rPr>
-          <w:rFonts w:ascii="Consolas" w:hAnsi="Consolas"/>
-          <w:color w:val="006400"/>
-          <w:sz w:val="20"/>
-        </w:rPr>
-        <w:t>/exit</w:t>
-        <w:br/>
-        <w:t>ls</w:t>
-      </w:r>
-    </w:p>
-    <w:p>
-      <w:r>
-        <w:t>index.html 파일이 보이면 성공!</w:t>
-      </w:r>
-    </w:p>
-    <w:p/>
-    <w:p>
-      <w:pPr>
-        <w:pStyle w:val="Heading2"/>
-      </w:pPr>
-      <w:r>
-        <w:rPr>
-          <w:rFonts w:ascii="맑은 고딕" w:hAnsi="맑은 고딕" w:eastAsia="맑은 고딕"/>
-        </w:rPr>
-        <w:t>챕터 9: 브라우저에서 대시보드 확인 + 꾸미기</w:t>
-      </w:r>
-    </w:p>
-    <w:p>
-      <w:r>
-        <w:rPr>
-          <w:rFonts w:ascii="맑은 고딕" w:hAnsi="맑은 고딕" w:eastAsia="맑은 고딕"/>
-          <w:b/>
-          <w:color w:val="646464"/>
-        </w:rPr>
-        <w:t>예상 시간: 10분</w:t>
-      </w:r>
-    </w:p>
-    <w:p/>
-    <w:p>
-      <w:r>
-        <w:rPr>
-          <w:rFonts w:ascii="맑은 고딕" w:hAnsi="맑은 고딕" w:eastAsia="맑은 고딕"/>
-          <w:b/>
-          <w:sz w:val="24"/>
-        </w:rPr>
-        <w:t>Step 4. 드디어! 브라우저에서 대시보드 열기</w:t>
-      </w:r>
-    </w:p>
-    <w:p>
-      <w:r>
-        <w:t>이 순간을 위해 여기까지 왔습니다!</w:t>
-      </w:r>
-    </w:p>
-    <w:p>
-      <w:pPr>
-        <w:spacing w:before="80" w:after="80"/>
-        <w:ind w:left="567"/>
-      </w:pPr>
-      <w:r>
-        <w:rPr>
-          <w:rFonts w:ascii="Consolas" w:hAnsi="Consolas"/>
-          <w:color w:val="006400"/>
-          <w:sz w:val="20"/>
-        </w:rPr>
-        <w:t>start index.html</w:t>
-      </w:r>
-    </w:p>
-    <w:p/>
-    <w:p>
-      <w:r>
-        <w:t>인터넷 브라우저가 열리면서 여러분이 만든 대시보드가 나타납니다!</w:t>
-      </w:r>
-    </w:p>
-    <w:p/>
-    <w:p>
-      <w:r>
-        <w:t>화면에 이런 것들이 보여요:</w:t>
-      </w:r>
-    </w:p>
-    <w:p>
-      <w:r>
-        <w:t xml:space="preserve">  - 맨 위: "ETF 유튜브 트렌드 대시보드" 제목</w:t>
-      </w:r>
-    </w:p>
-    <w:p>
-      <w:r>
-        <w:t xml:space="preserve">  - 요약 카드: 전체 영상 수, 총 조회수, 평균 좋아요 수</w:t>
-      </w:r>
-    </w:p>
-    <w:p>
-      <w:r>
-        <w:t xml:space="preserve">  - 막대 그래프: 조회수 TOP 10 영상</w:t>
-      </w:r>
-    </w:p>
-    <w:p>
-      <w:r>
-        <w:t xml:space="preserve">  - 파이 차트: 채널별 영상 수</w:t>
-      </w:r>
-    </w:p>
-    <w:p>
-      <w:r>
-        <w:t xml:space="preserve">  - 영상 목록 테이블: 제목 클릭하면 유튜브로 이동!</w:t>
-      </w:r>
-    </w:p>
-    <w:p/>
-    <w:p>
-      <w:r>
-        <w:rPr>
-          <w:rFonts w:ascii="맑은 고딕" w:hAnsi="맑은 고딕" w:eastAsia="맑은 고딕"/>
-          <w:b/>
-          <w:sz w:val="24"/>
-        </w:rPr>
-        <w:t>Step 5. 대시보드 꾸미기 (도전 과제!)</w:t>
-      </w:r>
-    </w:p>
-    <w:p>
-      <w:r>
-        <w:t>마음에 안 드는 부분이 있다면? Claude에게 수정을 부탁하세요!</w:t>
-      </w:r>
-    </w:p>
-    <w:p>
-      <w:pPr>
-        <w:spacing w:before="80" w:after="80"/>
-        <w:ind w:left="567"/>
-      </w:pPr>
-      <w:r>
-        <w:rPr>
-          <w:rFonts w:ascii="Consolas" w:hAnsi="Consolas"/>
-          <w:color w:val="006400"/>
-          <w:sz w:val="20"/>
-        </w:rPr>
-        <w:t>claude</w:t>
-        <w:br/>
-        <w:t>&gt; index.html의 배경색을 좀 더 밝게 바꿔줘</w:t>
-        <w:br/>
-        <w:t>&gt; 그래프 색상을 파란색 계열로 바꿔줘</w:t>
-        <w:br/>
-        <w:t>&gt; 조회수 순 정렬 기능을 추가해줘</w:t>
-      </w:r>
-    </w:p>
-    <w:p>
-      <w:r>
-        <w:t>수정 후 브라우저에서 Ctrl+R(새로고침)을 누르면 바뀐 화면을 볼 수 있어요!</w:t>
-      </w:r>
-    </w:p>
-    <w:p/>
-    <w:p>
-      <w:pPr>
-        <w:pStyle w:val="Heading3"/>
-      </w:pPr>
-      <w:r>
-        <w:rPr>
-          <w:rFonts w:ascii="맑은 고딕" w:hAnsi="맑은 고딕" w:eastAsia="맑은 고딕"/>
-        </w:rPr>
-        <w:t>CHECK 체크포인트</w:t>
-      </w:r>
-    </w:p>
-    <w:p>
-      <w:r>
-        <w:rPr>
-          <w:rFonts w:ascii="맑은 고딕" w:hAnsi="맑은 고딕" w:eastAsia="맑은 고딕"/>
-          <w:color w:val="008000"/>
-        </w:rPr>
-        <w:t xml:space="preserve">  CHECK index.html 파일이 만들어졌나요?</w:t>
-      </w:r>
-    </w:p>
-    <w:p>
-      <w:r>
-        <w:rPr>
-          <w:rFonts w:ascii="맑은 고딕" w:hAnsi="맑은 고딕" w:eastAsia="맑은 고딕"/>
-          <w:color w:val="008000"/>
-        </w:rPr>
-        <w:t xml:space="preserve">  CHECK 브라우저에서 대시보드가 열렸나요?</w:t>
-      </w:r>
-    </w:p>
-    <w:p>
-      <w:r>
-        <w:rPr>
-          <w:rFonts w:ascii="맑은 고딕" w:hAnsi="맑은 고딕" w:eastAsia="맑은 고딕"/>
-          <w:color w:val="008000"/>
-        </w:rPr>
-        <w:t xml:space="preserve">  CHECK 그래프와 표가 화면에 보이나요?</w:t>
-      </w:r>
-    </w:p>
-    <w:p>
-      <w:r>
-        <w:rPr>
-          <w:rFonts w:ascii="맑은 고딕" w:hAnsi="맑은 고딕" w:eastAsia="맑은 고딕"/>
-          <w:color w:val="008000"/>
-        </w:rPr>
-        <w:t xml:space="preserve">  CHECK 영상 제목을 클릭하면 유튜브로 이동하나요?</w:t>
-      </w:r>
-    </w:p>
-    <w:p/>
-    <w:p>
-      <w:pPr>
-        <w:pStyle w:val="Heading3"/>
-      </w:pPr>
-      <w:r>
-        <w:rPr>
-          <w:rFonts w:ascii="맑은 고딕" w:hAnsi="맑은 고딕" w:eastAsia="맑은 고딕"/>
-        </w:rPr>
-        <w:t>!! 막혔을 때</w:t>
-      </w:r>
-    </w:p>
-    <w:tbl>
-      <w:tblPr>
-        <w:tblStyle w:val="LightGrid-Accent1"/>
-        <w:tblW w:type="auto" w:w="0"/>
-        <w:jc w:val="center"/>
-        <w:tblLook w:firstColumn="1" w:firstRow="1" w:lastColumn="0" w:lastRow="0" w:noHBand="0" w:noVBand="1" w:val="04A0"/>
-      </w:tblPr>
-      <w:tblGrid>
-        <w:gridCol w:w="2880"/>
-        <w:gridCol w:w="2880"/>
-        <w:gridCol w:w="2880"/>
-      </w:tblGrid>
-      <w:tr>
-        <w:tc>
-          <w:tcPr>
-            <w:tcW w:type="dxa" w:w="2880"/>
-          </w:tcPr>
-          <w:p>
-            <w:r>
-              <w:rPr>
-                <w:b/>
-              </w:rPr>
-              <w:t>증상</w:t>
-            </w:r>
-          </w:p>
-        </w:tc>
-        <w:tc>
-          <w:tcPr>
-            <w:tcW w:type="dxa" w:w="2880"/>
-          </w:tcPr>
-          <w:p>
-            <w:r>
-              <w:rPr>
-                <w:b/>
-              </w:rPr>
-              <w:t>원인</w:t>
-            </w:r>
-          </w:p>
-        </w:tc>
-        <w:tc>
-          <w:tcPr>
-            <w:tcW w:type="dxa" w:w="2880"/>
-          </w:tcPr>
-          <w:p>
-            <w:r>
-              <w:rPr>
-                <w:b/>
-              </w:rPr>
-              <w:t>해결법</w:t>
             </w:r>
           </w:p>
         </w:tc>
@@ -4038,7 +3966,7 @@
           </w:tcPr>
           <w:p>
             <w:r>
-              <w:t>Claude에게 "그래프가 안 보여요. 데이터 다시 확인하고 HTML에 넣어줘" 부탁</w:t>
+              <w:t>Claude에게 "그래프 안 보여요. 데이터 다시 확인하고 HTML에 넣어줘" 부탁</w:t>
             </w:r>
           </w:p>
         </w:tc>
@@ -4075,40 +4003,63 @@
           </w:p>
         </w:tc>
       </w:tr>
-      <w:tr>
-        <w:tc>
-          <w:tcPr>
-            <w:tcW w:type="dxa" w:w="2880"/>
-          </w:tcPr>
-          <w:p>
-            <w:r>
-              <w:t>글자가 깨져요</w:t>
-            </w:r>
-          </w:p>
-        </w:tc>
-        <w:tc>
-          <w:tcPr>
-            <w:tcW w:type="dxa" w:w="2880"/>
-          </w:tcPr>
-          <w:p>
-            <w:r>
-              <w:t>인코딩 문제</w:t>
-            </w:r>
-          </w:p>
-        </w:tc>
-        <w:tc>
-          <w:tcPr>
-            <w:tcW w:type="dxa" w:w="2880"/>
-          </w:tcPr>
-          <w:p>
-            <w:r>
-              <w:t>Claude에게 "한글 깨져요. UTF-8 인코딩으로 수정해줘" 부탁</w:t>
-            </w:r>
-          </w:p>
-        </w:tc>
-      </w:tr>
     </w:tbl>
     <w:p/>
+    <w:p>
+      <w:r>
+        <w:rPr>
+          <w:rFonts w:ascii="맑은 고딕" w:hAnsi="맑은 고딕" w:eastAsia="맑은 고딕"/>
+          <w:b/>
+          <w:color w:val="008000"/>
+          <w:sz w:val="24"/>
+        </w:rPr>
+        <w:t>5회차 완료! 핵심 프로젝트가 완성됐어요!</w:t>
+      </w:r>
+    </w:p>
+    <w:p>
+      <w:r>
+        <w:rPr>
+          <w:rFonts w:ascii="맑은 고딕" w:hAnsi="맑은 고딕" w:eastAsia="맑은 고딕"/>
+          <w:i/>
+        </w:rPr>
+        <w:t>마지막 회차에서 GitHub에 올려서 세상에 공유해봅시다!</w:t>
+      </w:r>
+    </w:p>
+    <w:p>
+      <w:r>
+        <w:br w:type="page"/>
+      </w:r>
+    </w:p>
+    <w:p>
+      <w:pPr>
+        <w:pStyle w:val="Heading1"/>
+      </w:pPr>
+      <w:r>
+        <w:rPr>
+          <w:rFonts w:ascii="맑은 고딕" w:hAnsi="맑은 고딕" w:eastAsia="맑은 고딕"/>
+        </w:rPr>
+        <w:t>6회차: GitHub에 내 프로젝트 공유하기</w:t>
+      </w:r>
+    </w:p>
+    <w:p>
+      <w:r>
+        <w:rPr>
+          <w:rFonts w:ascii="맑은 고딕" w:hAnsi="맑은 고딕" w:eastAsia="맑은 고딕"/>
+          <w:b/>
+          <w:color w:val="0064C8"/>
+        </w:rPr>
+        <w:t>소요 시간: 30분</w:t>
+      </w:r>
+    </w:p>
+    <w:p>
+      <w:r>
+        <w:rPr>
+          <w:rFonts w:ascii="맑은 고딕" w:hAnsi="맑은 고딕" w:eastAsia="맑은 고딕"/>
+          <w:b/>
+        </w:rPr>
+        <w:t>이 회차를 마치면: 내가 만든 프로젝트가 GitHub 웹사이트에 올라가서, 주소만 알려주면 누구나 볼 수 있어요! 전체 강의 완성!</w:t>
+      </w:r>
+    </w:p>
     <w:p/>
     <w:p>
       <w:pPr>
@@ -4118,95 +4069,70 @@
         <w:rPr>
           <w:rFonts w:ascii="맑은 고딕" w:hAnsi="맑은 고딕" w:eastAsia="맑은 고딕"/>
         </w:rPr>
-        <w:t>보너스 챕터: GitHub에 내 프로젝트 올리기</w:t>
-      </w:r>
-    </w:p>
-    <w:p>
+        <w:t>Step 1. GitHub가 뭔지 알아보기 (3분)</w:t>
+      </w:r>
+    </w:p>
+    <w:p>
+      <w:r>
+        <w:t>&gt;&gt; GitHub(깃허브)는 "코드의 인스타그램"이에요!</w:t>
+      </w:r>
+    </w:p>
+    <w:p>
+      <w:r>
+        <w:t xml:space="preserve">  - 인스타그램에 사진을 올리듯, GitHub에 내 코드를 올려서 보관하고 공유</w:t>
+      </w:r>
+    </w:p>
+    <w:p>
+      <w:r>
+        <w:t xml:space="preserve">  - 전 세계 개발자들이 자기 프로젝트를 GitHub에 올려요</w:t>
+      </w:r>
+    </w:p>
+    <w:p>
+      <w:r>
+        <w:t xml:space="preserve">  - 내 컴퓨터가 고장 나도 코드가 안전하게 보관됨</w:t>
+      </w:r>
+    </w:p>
+    <w:p>
+      <w:r>
+        <w:t xml:space="preserve">  - 무료!</w:t>
+      </w:r>
+    </w:p>
+    <w:p/>
+    <w:p>
+      <w:r>
+        <w:t>&gt;&gt; Repository(저장소)가 뭔가요?</w:t>
+      </w:r>
+    </w:p>
+    <w:p>
+      <w:r>
+        <w:t>Repository(레포지토리, 줄여서 "레포")는 "프로젝트 폴더"예요.</w:t>
+      </w:r>
+    </w:p>
+    <w:p>
+      <w:r>
+        <w:t>우리의 etf-dashboard 폴더를 GitHub에 올리면, 그게 하나의 Repository!</w:t>
+      </w:r>
+    </w:p>
+    <w:p>
+      <w:r>
+        <w:t>비유: 인스타그램의 "게시물 하나" = GitHub의 "Repository 하나"</w:t>
+      </w:r>
+    </w:p>
+    <w:p/>
+    <w:p>
+      <w:pPr>
+        <w:pStyle w:val="Heading2"/>
+      </w:pPr>
       <w:r>
         <w:rPr>
           <w:rFonts w:ascii="맑은 고딕" w:hAnsi="맑은 고딕" w:eastAsia="맑은 고딕"/>
-          <w:b/>
-          <w:color w:val="646464"/>
         </w:rPr>
-        <w:t>예상 시간: 10분 (4회차 시간 내 포함)</w:t>
-      </w:r>
-    </w:p>
-    <w:p/>
-    <w:p>
-      <w:r>
-        <w:rPr>
-          <w:rFonts w:ascii="맑은 고딕" w:hAnsi="맑은 고딕" w:eastAsia="맑은 고딕"/>
-          <w:b/>
-          <w:sz w:val="24"/>
-        </w:rPr>
-        <w:t>&gt;&gt; GitHub(깃허브)가 뭔가요?</w:t>
-      </w:r>
-    </w:p>
-    <w:p>
-      <w:r>
-        <w:t>GitHub는 "코드의 인스타그램"이에요!</w:t>
-      </w:r>
-    </w:p>
-    <w:p>
-      <w:r>
-        <w:t xml:space="preserve">  - 인스타그램에 사진을 올리듯, GitHub에 내 코드를 올려서 보관하고 공유할 수 있어요</w:t>
-      </w:r>
-    </w:p>
-    <w:p>
-      <w:r>
-        <w:t xml:space="preserve">  - 전 세계 개발자들이 자기 프로젝트를 GitHub에 올려요</w:t>
-      </w:r>
-    </w:p>
-    <w:p>
-      <w:r>
-        <w:t xml:space="preserve">  - 내 컴퓨터가 고장 나도, GitHub에 올려두면 코드가 안전하게 보관돼요</w:t>
-      </w:r>
-    </w:p>
-    <w:p>
-      <w:r>
-        <w:t xml:space="preserve">  - 무료로 사용할 수 있어요!</w:t>
-      </w:r>
-    </w:p>
-    <w:p/>
-    <w:p>
-      <w:r>
-        <w:rPr>
-          <w:rFonts w:ascii="맑은 고딕" w:hAnsi="맑은 고딕" w:eastAsia="맑은 고딕"/>
-          <w:b/>
-          <w:sz w:val="24"/>
-        </w:rPr>
-        <w:t>&gt;&gt; Repository(저장소)가 뭔가요?</w:t>
-      </w:r>
-    </w:p>
-    <w:p>
-      <w:r>
-        <w:t>Repository(레포지토리, 줄여서 "레포")는 "프로젝트 폴더"예요.</w:t>
-      </w:r>
-    </w:p>
-    <w:p>
-      <w:r>
-        <w:t>우리가 만든 etf-dashboard 폴더를 GitHub에 올리면, 그게 하나의 Repository가 됩니다.</w:t>
-      </w:r>
-    </w:p>
-    <w:p>
-      <w:r>
-        <w:t>비유: 인스타그램의 "게시물 하나"가 Repository 하나라고 생각하면 돼요.</w:t>
-      </w:r>
-    </w:p>
-    <w:p/>
-    <w:p>
-      <w:r>
-        <w:rPr>
-          <w:rFonts w:ascii="맑은 고딕" w:hAnsi="맑은 고딕" w:eastAsia="맑은 고딕"/>
-          <w:b/>
-          <w:sz w:val="24"/>
-        </w:rPr>
-        <w:t>Step 1. GitHub 가입하기</w:t>
-      </w:r>
-    </w:p>
-    <w:p>
-      <w:r>
-        <w:t>브라우저에서 아래 주소로 이동하세요:</w:t>
+        <w:t>Step 2. GitHub 가입하기 (7분)</w:t>
+      </w:r>
+    </w:p>
+    <w:p>
+      <w:r>
+        <w:t>브라우저에서 아래 주소로 이동:</w:t>
       </w:r>
     </w:p>
     <w:p>
@@ -4226,28 +4152,51 @@
     <w:p/>
     <w:p>
       <w:r>
-        <w:t>오른쪽 위에 "Sign up" 버튼을 클릭하세요.</w:t>
+        <w:t>오른쪽 위 "Sign up" 버튼을 클릭하세요.</w:t>
       </w:r>
     </w:p>
     <w:p/>
     <w:p>
       <w:r>
-        <w:t>가입 화면이 나오면 차례대로 입력하세요:</w:t>
-      </w:r>
-    </w:p>
-    <w:p>
-      <w:r>
-        <w:t xml:space="preserve">  1) "Enter your email" - 이메일 주소 입력 후 "Continue"</w:t>
-      </w:r>
-    </w:p>
-    <w:p>
-      <w:r>
-        <w:t xml:space="preserve">  2) "Create a password" - 비밀번호 만들기 (8자 이상, 숫자 포함) 후 "Continue"</w:t>
-      </w:r>
-    </w:p>
-    <w:p>
-      <w:r>
-        <w:t xml:space="preserve">  3) "Enter a username" - 사용자 이름 만들기 (영어, 숫자, - 만 사용 가능)</w:t>
+        <w:t>가입 화면이 나오면 차례대로:</w:t>
+      </w:r>
+    </w:p>
+    <w:p/>
+    <w:p>
+      <w:r>
+        <w:t xml:space="preserve">  1) "Enter your email"</w:t>
+      </w:r>
+    </w:p>
+    <w:p>
+      <w:r>
+        <w:t xml:space="preserve">     이메일 주소를 입력하고 "Continue" 클릭</w:t>
+      </w:r>
+    </w:p>
+    <w:p/>
+    <w:p>
+      <w:r>
+        <w:t xml:space="preserve">  2) "Create a password"</w:t>
+      </w:r>
+    </w:p>
+    <w:p>
+      <w:r>
+        <w:t xml:space="preserve">     비밀번호를 만드세요 (8자 이상, 숫자 포함)</w:t>
+      </w:r>
+    </w:p>
+    <w:p>
+      <w:r>
+        <w:t xml:space="preserve">     "Continue" 클릭</w:t>
+      </w:r>
+    </w:p>
+    <w:p/>
+    <w:p>
+      <w:r>
+        <w:t xml:space="preserve">  3) "Enter a username"</w:t>
+      </w:r>
+    </w:p>
+    <w:p>
+      <w:r>
+        <w:t xml:space="preserve">     사용자 이름을 만드세요 (영어, 숫자, - 만 사용 가능)</w:t>
       </w:r>
     </w:p>
     <w:p>
@@ -4262,39 +4211,69 @@
     </w:p>
     <w:p>
       <w:r>
-        <w:t xml:space="preserve">  4) 이메일 수신 여부 - "n"을 입력해도 괜찮아요</w:t>
-      </w:r>
-    </w:p>
-    <w:p>
-      <w:r>
-        <w:t xml:space="preserve">  5) 퍼즐 인증 - 화면의 퍼즐을 풀어주세요</w:t>
-      </w:r>
-    </w:p>
+        <w:t xml:space="preserve">     "Continue" 클릭</w:t>
+      </w:r>
+    </w:p>
+    <w:p/>
+    <w:p>
+      <w:r>
+        <w:t xml:space="preserve">  4) "Would you like to receive product updates?"</w:t>
+      </w:r>
+    </w:p>
+    <w:p>
+      <w:r>
+        <w:t xml:space="preserve">     이메일 수신 여부 - "n"을 입력해도 괜찮아요</w:t>
+      </w:r>
+    </w:p>
+    <w:p>
+      <w:r>
+        <w:t xml:space="preserve">     "Continue" 클릭</w:t>
+      </w:r>
+    </w:p>
+    <w:p/>
+    <w:p>
+      <w:r>
+        <w:t xml:space="preserve">  5) 퍼즐 인증이 나오면 화면의 퍼즐을 풀어주세요</w:t>
+      </w:r>
+    </w:p>
+    <w:p/>
     <w:p>
       <w:r>
         <w:t xml:space="preserve">  6) "Create account" 클릭</w:t>
       </w:r>
     </w:p>
-    <w:p>
-      <w:r>
-        <w:t xml:space="preserve">  7) 이메일로 온 인증 코드(6자리 숫자)를 입력하세요</w:t>
-      </w:r>
-    </w:p>
     <w:p/>
     <w:p>
       <w:r>
+        <w:t xml:space="preserve">  7) 이메일 확인</w:t>
+      </w:r>
+    </w:p>
+    <w:p>
+      <w:r>
+        <w:t xml:space="preserve">     이메일함에서 GitHub가 보낸 메일을 열어 인증 코드(6자리 숫자)를 확인하세요</w:t>
+      </w:r>
+    </w:p>
+    <w:p>
+      <w:r>
+        <w:t xml:space="preserve">     그 숫자를 화면에 입력하면 가입 완료!</w:t>
+      </w:r>
+    </w:p>
+    <w:p/>
+    <w:p>
+      <w:r>
         <w:t>가입 완료! 이제 GitHub 회원이에요!</w:t>
       </w:r>
     </w:p>
     <w:p/>
     <w:p>
+      <w:pPr>
+        <w:pStyle w:val="Heading2"/>
+      </w:pPr>
       <w:r>
         <w:rPr>
           <w:rFonts w:ascii="맑은 고딕" w:hAnsi="맑은 고딕" w:eastAsia="맑은 고딕"/>
-          <w:b/>
-          <w:sz w:val="24"/>
         </w:rPr>
-        <w:t>Step 2. 새 Repository(저장소) 만들기</w:t>
+        <w:t>Step 3. 새 Repository(저장소) 만들기 (5분)</w:t>
       </w:r>
     </w:p>
     <w:p>
@@ -4305,24 +4284,24 @@
     <w:p/>
     <w:p>
       <w:r>
-        <w:t xml:space="preserve">  1) 오른쪽 위의 "+" 버튼을 클릭하세요</w:t>
-      </w:r>
-    </w:p>
-    <w:p>
-      <w:r>
-        <w:t xml:space="preserve">  2) "New repository"를 클릭하세요</w:t>
+        <w:t xml:space="preserve">  1) 오른쪽 위의 "+" 버튼 클릭</w:t>
+      </w:r>
+    </w:p>
+    <w:p>
+      <w:r>
+        <w:t xml:space="preserve">  2) "New repository" 클릭</w:t>
       </w:r>
     </w:p>
     <w:p/>
     <w:p>
       <w:r>
-        <w:t>새 저장소 만들기 화면이 나와요:</w:t>
+        <w:t>새 저장소 만들기 화면:</w:t>
       </w:r>
     </w:p>
     <w:p/>
     <w:p>
       <w:r>
-        <w:t xml:space="preserve">  - "Repository name" (저장소 이름): 아래처럼 입력하세요</w:t>
+        <w:t xml:space="preserve">  - "Repository name" (저장소 이름):</w:t>
       </w:r>
     </w:p>
     <w:p>
@@ -4339,9 +4318,10 @@
         <w:t>etf-youtube-dashboard</w:t>
       </w:r>
     </w:p>
-    <w:p>
-      <w:r>
-        <w:t xml:space="preserve">  - "Description" (설명, 선택사항): 아래처럼 입력하세요</w:t>
+    <w:p/>
+    <w:p>
+      <w:r>
+        <w:t xml:space="preserve">  - "Description" (설명, 선택사항):</w:t>
       </w:r>
     </w:p>
     <w:p>
@@ -4358,9 +4338,10 @@
         <w:t>ETF YouTube Data Dashboard - My First Project</w:t>
       </w:r>
     </w:p>
-    <w:p>
-      <w:r>
-        <w:t xml:space="preserve">  - "Public"을 선택하세요 (다른 사람도 볼 수 있게)</w:t>
+    <w:p/>
+    <w:p>
+      <w:r>
+        <w:t xml:space="preserve">  - "Public" 선택 (다른 사람도 볼 수 있게)</w:t>
       </w:r>
     </w:p>
     <w:p>
@@ -4368,36 +4349,44 @@
         <w:t xml:space="preserve">    (비공개로 하고 싶다면 "Private" 선택)</w:t>
       </w:r>
     </w:p>
-    <w:p>
-      <w:r>
-        <w:t xml:space="preserve">  - 나머지는 건드리지 마세요!</w:t>
-      </w:r>
-    </w:p>
-    <w:p>
-      <w:r>
-        <w:t xml:space="preserve">  - 맨 아래 초록색 "Create repository" 버튼을 클릭!</w:t>
-      </w:r>
-    </w:p>
     <w:p/>
     <w:p>
       <w:r>
-        <w:t>빈 저장소가 만들어졌어요! 화면에 명령어들이 보일 거예요.</w:t>
+        <w:t xml:space="preserve">  - 나머지 옵션은 건드리지 마세요!</w:t>
       </w:r>
     </w:p>
     <w:p/>
     <w:p>
+      <w:r>
+        <w:t xml:space="preserve">  - 맨 아래 초록색 "Create repository" 버튼 클릭!</w:t>
+      </w:r>
+    </w:p>
+    <w:p/>
+    <w:p>
+      <w:r>
+        <w:t>빈 저장소가 만들어졌어요!</w:t>
+      </w:r>
+    </w:p>
+    <w:p>
+      <w:r>
+        <w:t>화면에 명령어들이 보일 텐데, 우리가 직접 따라할 거예요.</w:t>
+      </w:r>
+    </w:p>
+    <w:p/>
+    <w:p>
+      <w:pPr>
+        <w:pStyle w:val="Heading2"/>
+      </w:pPr>
       <w:r>
         <w:rPr>
           <w:rFonts w:ascii="맑은 고딕" w:hAnsi="맑은 고딕" w:eastAsia="맑은 고딕"/>
-          <w:b/>
-          <w:sz w:val="24"/>
         </w:rPr>
-        <w:t>Step 3. 내 코드를 GitHub에 올리기</w:t>
-      </w:r>
-    </w:p>
-    <w:p>
-      <w:r>
-        <w:t>Git Bash를 열고 프로젝트 폴더로 이동하세요:</w:t>
+        <w:t>Step 4. 내 코드를 GitHub에 올리기 (10분)</w:t>
+      </w:r>
+    </w:p>
+    <w:p>
+      <w:r>
+        <w:t>Git Bash를 열고 프로젝트 폴더로 이동:</w:t>
       </w:r>
     </w:p>
     <w:p>
@@ -4423,7 +4412,7 @@
     <w:p/>
     <w:p>
       <w:r>
-        <w:t xml:space="preserve">  1) Git 저장소 시작하기:</w:t>
+        <w:t>1) Git 저장소 시작하기:</w:t>
       </w:r>
     </w:p>
     <w:p>
@@ -4442,13 +4431,75 @@
     </w:p>
     <w:p>
       <w:r>
-        <w:t xml:space="preserve">  &gt;&gt; "이 폴더를 Git으로 관리할게!"라는 뜻</w:t>
+        <w:t>&gt;&gt; "이 폴더를 Git으로 관리할게!"라는 뜻</w:t>
       </w:r>
     </w:p>
     <w:p/>
     <w:p>
       <w:r>
-        <w:t xml:space="preserve">  2) 모든 파일을 올릴 준비하기:</w:t>
+        <w:t>2) 내 이름과 이메일 등록하기:</w:t>
+      </w:r>
+    </w:p>
+    <w:p>
+      <w:r>
+        <w:t>(GitHub 가입할 때 쓴 이름과 이메일을 넣으세요)</w:t>
+      </w:r>
+    </w:p>
+    <w:p>
+      <w:pPr>
+        <w:spacing w:before="80" w:after="80"/>
+        <w:ind w:left="567"/>
+      </w:pPr>
+      <w:r>
+        <w:rPr>
+          <w:rFonts w:ascii="Consolas" w:hAnsi="Consolas"/>
+          <w:color w:val="006400"/>
+          <w:sz w:val="20"/>
+        </w:rPr>
+        <w:t>git config user.name "내이름"</w:t>
+        <w:br/>
+        <w:t>git config user.email "내이메일@gmail.com"</w:t>
+      </w:r>
+    </w:p>
+    <w:p>
+      <w:r>
+        <w:t>&gt;&gt; Git에게 "이 코드를 만든 사람은 나야"라고 알려주는 것</w:t>
+      </w:r>
+    </w:p>
+    <w:p/>
+    <w:p>
+      <w:r>
+        <w:t>3) .env 파일은 올리지 않도록 설정하기:</w:t>
+      </w:r>
+    </w:p>
+    <w:p>
+      <w:pPr>
+        <w:spacing w:before="80" w:after="80"/>
+        <w:ind w:left="567"/>
+      </w:pPr>
+      <w:r>
+        <w:rPr>
+          <w:rFonts w:ascii="Consolas" w:hAnsi="Consolas"/>
+          <w:color w:val="006400"/>
+          <w:sz w:val="20"/>
+        </w:rPr>
+        <w:t>echo ".env" &gt; .gitignore</w:t>
+      </w:r>
+    </w:p>
+    <w:p>
+      <w:r>
+        <w:t>&gt;&gt; .env에는 API 키(비밀번호)가 있으니까 인터넷에 올리면 안 돼요!</w:t>
+      </w:r>
+    </w:p>
+    <w:p>
+      <w:r>
+        <w:t>&gt;&gt; .gitignore 파일은 "이 파일은 올리지 마"라고 Git에게 알려주는 목록</w:t>
+      </w:r>
+    </w:p>
+    <w:p/>
+    <w:p>
+      <w:r>
+        <w:t>4) 모든 파일을 올릴 준비하기:</w:t>
       </w:r>
     </w:p>
     <w:p>
@@ -4467,13 +4518,13 @@
     </w:p>
     <w:p>
       <w:r>
-        <w:t xml:space="preserve">  &gt;&gt; "이 폴더의 모든 파일을 포장해줘"라는 뜻 (마지막에 점(.) 꼭 입력!)</w:t>
+        <w:t>&gt;&gt; "이 폴더의 모든 파일을 포장해줘"라는 뜻 (마지막에 점(.) 꼭 입력!)</w:t>
       </w:r>
     </w:p>
     <w:p/>
     <w:p>
       <w:r>
-        <w:t xml:space="preserve">  3) 저장(커밋)하기:</w:t>
+        <w:t>5) 저장(커밋)하기:</w:t>
       </w:r>
     </w:p>
     <w:p>
@@ -4492,18 +4543,23 @@
     </w:p>
     <w:p>
       <w:r>
-        <w:t xml:space="preserve">  &gt;&gt; "이 상태를 기억해줘, 이름은 My first ETF dashboard project야"라는 뜻</w:t>
+        <w:t>&gt;&gt; "이 상태를 기억해줘"라는 뜻</w:t>
+      </w:r>
+    </w:p>
+    <w:p>
+      <w:r>
+        <w:t>&gt;&gt; 따옴표 안의 메시지는 "이때 뭘 했는지" 메모하는 것</w:t>
       </w:r>
     </w:p>
     <w:p/>
     <w:p>
       <w:r>
-        <w:t xml:space="preserve">  4) GitHub 저장소와 연결하기:</w:t>
-      </w:r>
-    </w:p>
-    <w:p>
-      <w:r>
-        <w:t xml:space="preserve">  아래 명령어에서 "내깃허브이름"을 본인의 GitHub 사용자 이름으로 바꾸세요:</w:t>
+        <w:t>6) GitHub 저장소와 연결하기:</w:t>
+      </w:r>
+    </w:p>
+    <w:p>
+      <w:r>
+        <w:t>!! "내깃허브이름"을 본인의 GitHub 사용자 이름으로 바꾸세요!</w:t>
       </w:r>
     </w:p>
     <w:p>
@@ -4523,7 +4579,7 @@
     <w:p/>
     <w:p>
       <w:r>
-        <w:t xml:space="preserve">  5) GitHub에 올리기!:</w:t>
+        <w:t>7) GitHub에 올리기!:</w:t>
       </w:r>
     </w:p>
     <w:p>
@@ -4550,12 +4606,12 @@
     </w:p>
     <w:p>
       <w:r>
-        <w:t xml:space="preserve">  - 브라우저가 열리면 "Authorize" 또는 "허용"을 클릭하세요</w:t>
-      </w:r>
-    </w:p>
-    <w:p>
-      <w:r>
-        <w:t xml:space="preserve">  - 또는 GitHub 사용자 이름과 비밀번호를 입력하세요</w:t>
+        <w:t xml:space="preserve">  - 브라우저가 열리면 "Authorize" 또는 "허용" 클릭</w:t>
+      </w:r>
+    </w:p>
+    <w:p>
+      <w:r>
+        <w:t xml:space="preserve">  - 또는 GitHub 사용자 이름과 비밀번호 입력</w:t>
       </w:r>
     </w:p>
     <w:p/>
@@ -4582,13 +4638,14 @@
     </w:p>
     <w:p/>
     <w:p>
+      <w:pPr>
+        <w:pStyle w:val="Heading2"/>
+      </w:pPr>
       <w:r>
         <w:rPr>
           <w:rFonts w:ascii="맑은 고딕" w:hAnsi="맑은 고딕" w:eastAsia="맑은 고딕"/>
-          <w:b/>
-          <w:sz w:val="24"/>
         </w:rPr>
-        <w:t>Step 4. GitHub에서 내 프로젝트 확인하기!</w:t>
+        <w:t>Step 5. GitHub에서 내 프로젝트 확인하기! (2분)</w:t>
       </w:r>
     </w:p>
     <w:p>
@@ -4623,8 +4680,19 @@
     </w:p>
     <w:p/>
     <w:p>
+      <w:r>
+        <w:t>TIP: .env 파일은 올라가지 않은 것을 확인하세요!</w:t>
+      </w:r>
+    </w:p>
+    <w:p>
+      <w:r>
+        <w:t>TIP: (비밀번호가 인터넷에 노출되면 안 되니까요)</w:t>
+      </w:r>
+    </w:p>
+    <w:p/>
+    <w:p>
       <w:pPr>
-        <w:pStyle w:val="Heading3"/>
+        <w:pStyle w:val="Heading2"/>
       </w:pPr>
       <w:r>
         <w:rPr>
@@ -4639,7 +4707,7 @@
           <w:rFonts w:ascii="맑은 고딕" w:hAnsi="맑은 고딕" w:eastAsia="맑은 고딕"/>
           <w:color w:val="008000"/>
         </w:rPr>
-        <w:t xml:space="preserve">  CHECK GitHub에 가입했나요?</w:t>
+        <w:t>CHECK: GitHub에 가입했나요?</w:t>
       </w:r>
     </w:p>
     <w:p>
@@ -4648,7 +4716,7 @@
           <w:rFonts w:ascii="맑은 고딕" w:hAnsi="맑은 고딕" w:eastAsia="맑은 고딕"/>
           <w:color w:val="008000"/>
         </w:rPr>
-        <w:t xml:space="preserve">  CHECK etf-youtube-dashboard 저장소를 만들었나요?</w:t>
+        <w:t>CHECK: etf-youtube-dashboard 저장소를 만들었나요?</w:t>
       </w:r>
     </w:p>
     <w:p>
@@ -4657,13 +4725,22 @@
           <w:rFonts w:ascii="맑은 고딕" w:hAnsi="맑은 고딕" w:eastAsia="맑은 고딕"/>
           <w:color w:val="008000"/>
         </w:rPr>
-        <w:t xml:space="preserve">  CHECK git push 후 GitHub 웹사이트에서 파일이 보이나요?</w:t>
+        <w:t>CHECK: git push 후 GitHub 웹사이트에서 파일이 보이나요?</w:t>
+      </w:r>
+    </w:p>
+    <w:p>
+      <w:r>
+        <w:rPr>
+          <w:rFonts w:ascii="맑은 고딕" w:hAnsi="맑은 고딕" w:eastAsia="맑은 고딕"/>
+          <w:color w:val="008000"/>
+        </w:rPr>
+        <w:t>CHECK: .env 파일이 GitHub에 올라가지 않았나요? (올라가면 안 돼요!)</w:t>
       </w:r>
     </w:p>
     <w:p/>
     <w:p>
       <w:pPr>
-        <w:pStyle w:val="Heading3"/>
+        <w:pStyle w:val="Heading2"/>
       </w:pPr>
       <w:r>
         <w:rPr>
@@ -4752,7 +4829,7 @@
           </w:tcPr>
           <w:p>
             <w:r>
-              <w:t>브라우저에서 GitHub에 로그인되어 있는지 확인. git push를 다시 실행하면 로그인 창이 뜰 수 있어요</w:t>
+              <w:t>브라우저에서 GitHub 로그인 확인. git push 다시 실행하면 로그인 창이 뜰 수 있어요</w:t>
             </w:r>
           </w:p>
         </w:tc>
@@ -4784,7 +4861,7 @@
           </w:tcPr>
           <w:p>
             <w:r>
-              <w:t>git remote remove origin 을 먼저 실행하고 다시 git remote add... 하세요</w:t>
+              <w:t>git remote remove origin 먼저 실행 후 다시 git remote add...</w:t>
             </w:r>
           </w:p>
         </w:tc>
@@ -4806,7 +4883,7 @@
           </w:tcPr>
           <w:p>
             <w:r>
-              <w:t>저장소 이름이 다름</w:t>
+              <w:t>저장소 이름 불일치</w:t>
             </w:r>
           </w:p>
         </w:tc>
@@ -4816,7 +4893,7 @@
           </w:tcPr>
           <w:p>
             <w:r>
-              <w:t>GitHub 웹사이트에서 저장소 이름을 확인하고, 명령어의 URL을 정확히 맞추세요</w:t>
+              <w:t>GitHub 웹에서 저장소 이름 확인 후 URL 정확히 입력</w:t>
             </w:r>
           </w:p>
         </w:tc>
@@ -4828,7 +4905,7 @@
           </w:tcPr>
           <w:p>
             <w:r>
-              <w:t>아무것도 올라가지 않아요</w:t>
+              <w:t>아무것도 안 올라가요</w:t>
             </w:r>
           </w:p>
         </w:tc>
@@ -4838,7 +4915,7 @@
           </w:tcPr>
           <w:p>
             <w:r>
-              <w:t>add와 commit을 안 함</w:t>
+              <w:t>add/commit 미실행</w:t>
             </w:r>
           </w:p>
         </w:tc>
@@ -4848,7 +4925,39 @@
           </w:tcPr>
           <w:p>
             <w:r>
-              <w:t>git add . -&gt; git commit -m "메시지" -&gt; git push 순서대로 다시 실행</w:t>
+              <w:t>git add . -&gt; git commit -m "메시지" -&gt; git push 순서대로 다시</w:t>
+            </w:r>
+          </w:p>
+        </w:tc>
+      </w:tr>
+      <w:tr>
+        <w:tc>
+          <w:tcPr>
+            <w:tcW w:type="dxa" w:w="2880"/>
+          </w:tcPr>
+          <w:p>
+            <w:r>
+              <w:t>"Author identity unknown" 에러</w:t>
+            </w:r>
+          </w:p>
+        </w:tc>
+        <w:tc>
+          <w:tcPr>
+            <w:tcW w:type="dxa" w:w="2880"/>
+          </w:tcPr>
+          <w:p>
+            <w:r>
+              <w:t>Git에 이름/이메일 미등록</w:t>
+            </w:r>
+          </w:p>
+        </w:tc>
+        <w:tc>
+          <w:tcPr>
+            <w:tcW w:type="dxa" w:w="2880"/>
+          </w:tcPr>
+          <w:p>
+            <w:r>
+              <w:t>git config user.name "이름" 과 git config user.email "이메일" 실행</w:t>
             </w:r>
           </w:p>
         </w:tc>
@@ -4863,9 +4972,9 @@
           <w:rFonts w:ascii="맑은 고딕" w:hAnsi="맑은 고딕" w:eastAsia="맑은 고딕"/>
           <w:b/>
           <w:color w:val="008000"/>
-          <w:sz w:val="28"/>
+          <w:sz w:val="32"/>
         </w:rPr>
-        <w:t>4회차 &amp; 전체 강의 완료! 축하합니다!!!</w:t>
+        <w:t>6회차 &amp; 전체 강의 완료! 축하합니다!!!</w:t>
       </w:r>
     </w:p>
     <w:p>
@@ -4892,7 +5001,7 @@
           <w:i/>
           <w:sz w:val="24"/>
         </w:rPr>
-        <w:t>4회차 강의 전체 흐름을 한눈에 확인하세요!</w:t>
+        <w:t>6회차 강의 전체 흐름을 한눈에 확인하세요!</w:t>
       </w:r>
     </w:p>
     <w:p/>
@@ -4937,7 +5046,7 @@
           </w:tcPr>
           <w:p>
             <w:r>
-              <w:t>챕터</w:t>
+              <w:t>핵심 내용</w:t>
             </w:r>
           </w:p>
         </w:tc>
@@ -4947,7 +5056,7 @@
           </w:tcPr>
           <w:p>
             <w:r>
-              <w:t>핵심 결과물</w:t>
+              <w:t>결과물</w:t>
             </w:r>
           </w:p>
         </w:tc>
@@ -4981,7 +5090,9 @@
           </w:tcPr>
           <w:p>
             <w:r>
-              <w:t>개발 환경 설정</w:t>
+              <w:t>터미널과</w:t>
+              <w:br/>
+              <w:t>친해지기</w:t>
             </w:r>
           </w:p>
         </w:tc>
@@ -4991,11 +5102,11 @@
           </w:tcPr>
           <w:p>
             <w:r>
-              <w:t>1. 터미널 설치</w:t>
+              <w:t>- Windows Terminal 설치</w:t>
               <w:br/>
-              <w:t>2. Git 설치</w:t>
+              <w:t>- PowerShell/CMD/Git Bash 비교</w:t>
               <w:br/>
-              <w:t>3. Node.js/Python 설치</w:t>
+              <w:t>- Git 설치 + Git Bash 사용</w:t>
             </w:r>
           </w:p>
         </w:tc>
@@ -5005,9 +5116,11 @@
           </w:tcPr>
           <w:p>
             <w:r>
-              <w:t>터미널, Git Bash 사용 가능</w:t>
+              <w:t>터미널 사용 가능</w:t>
               <w:br/>
-              <w:t>node, npm, python 작동</w:t>
+              <w:t>Git Bash 열기 성공</w:t>
+              <w:br/>
+              <w:t>프로젝트 폴더 생성</w:t>
             </w:r>
           </w:p>
         </w:tc>
@@ -5017,9 +5130,9 @@
           </w:tcPr>
           <w:p>
             <w:r>
-              <w:t>MS Store, Git,</w:t>
+              <w:t>MS Store</w:t>
               <w:br/>
-              <w:t>Node.js, Python</w:t>
+              <w:t>Git</w:t>
             </w:r>
           </w:p>
         </w:tc>
@@ -5043,9 +5156,9 @@
           </w:tcPr>
           <w:p>
             <w:r>
-              <w:t>Claude Code +</w:t>
+              <w:t>프로그래밍</w:t>
               <w:br/>
-              <w:t>API 키 발급</w:t>
+              <w:t>도구 설치</w:t>
             </w:r>
           </w:p>
         </w:tc>
@@ -5055,9 +5168,11 @@
           </w:tcPr>
           <w:p>
             <w:r>
-              <w:t>4. Claude Code 설치</w:t>
+              <w:t>- Node.js 설치</w:t>
               <w:br/>
-              <w:t>5. YouTube API 키 발급</w:t>
+              <w:t>- Python 설치</w:t>
+              <w:br/>
+              <w:t>- npm, pip 확인</w:t>
             </w:r>
           </w:p>
         </w:tc>
@@ -5067,9 +5182,9 @@
           </w:tcPr>
           <w:p>
             <w:r>
-              <w:t>AI 비서와 대화 가능</w:t>
+              <w:t>node, npm 작동</w:t>
               <w:br/>
-              <w:t>API 키 + .env 파일 저장</w:t>
+              <w:t>python, pip 작동</w:t>
             </w:r>
           </w:p>
         </w:tc>
@@ -5079,9 +5194,9 @@
           </w:tcPr>
           <w:p>
             <w:r>
-              <w:t>npm, Claude Code,</w:t>
+              <w:t>Node.js</w:t>
               <w:br/>
-              <w:t>Google Cloud</w:t>
+              <w:t>Python</w:t>
             </w:r>
           </w:p>
         </w:tc>
@@ -5105,9 +5220,9 @@
           </w:tcPr>
           <w:p>
             <w:r>
-              <w:t>데이터 수집</w:t>
+              <w:t>Claude Code</w:t>
               <w:br/>
-              <w:t>자동화</w:t>
+              <w:t>설치 + 첫 실행</w:t>
             </w:r>
           </w:p>
         </w:tc>
@@ -5117,9 +5232,11 @@
           </w:tcPr>
           <w:p>
             <w:r>
-              <w:t>6. 수집 프로그램 생성</w:t>
+              <w:t>- Claude Code 설치</w:t>
               <w:br/>
-              <w:t>7. 수집 실행</w:t>
+              <w:t>- Anthropic 계정 가입</w:t>
+              <w:br/>
+              <w:t>- AI와 첫 대화</w:t>
             </w:r>
           </w:p>
         </w:tc>
@@ -5129,9 +5246,9 @@
           </w:tcPr>
           <w:p>
             <w:r>
-              <w:t>etf_youtube_data.json</w:t>
+              <w:t>Claude AI와</w:t>
               <w:br/>
-              <w:t>(30개 영상 데이터)</w:t>
+              <w:t>대화 성공</w:t>
             </w:r>
           </w:p>
         </w:tc>
@@ -5141,9 +5258,9 @@
           </w:tcPr>
           <w:p>
             <w:r>
-              <w:t>Claude Code,</w:t>
+              <w:t>npm</w:t>
               <w:br/>
-              <w:t>Python</w:t>
+              <w:t>Claude Code</w:t>
             </w:r>
           </w:p>
         </w:tc>
@@ -5167,9 +5284,9 @@
           </w:tcPr>
           <w:p>
             <w:r>
-              <w:t>대시보드 제작</w:t>
+              <w:t>YouTube API</w:t>
               <w:br/>
-              <w:t>+ GitHub 공유</w:t>
+              <w:t>+ 수집 프로그램</w:t>
             </w:r>
           </w:p>
         </w:tc>
@@ -5179,11 +5296,11 @@
           </w:tcPr>
           <w:p>
             <w:r>
-              <w:t>8. 대시보드 만들기</w:t>
+              <w:t>- Google Cloud 프로젝트</w:t>
               <w:br/>
-              <w:t>9. 브라우저 확인 + 꾸미기</w:t>
+              <w:t>- API 키 발급</w:t>
               <w:br/>
-              <w:t>보너스. GitHub 올리기</w:t>
+              <w:t>- Claude에게 수집 코드 부탁</w:t>
             </w:r>
           </w:p>
         </w:tc>
@@ -5193,9 +5310,9 @@
           </w:tcPr>
           <w:p>
             <w:r>
-              <w:t>index.html 대시보드 완성!</w:t>
+              <w:t>API 키 저장</w:t>
               <w:br/>
-              <w:t>GitHub에 프로젝트 공유</w:t>
+              <w:t>collect_data.py 생성</w:t>
             </w:r>
           </w:p>
         </w:tc>
@@ -5205,9 +5322,139 @@
           </w:tcPr>
           <w:p>
             <w:r>
-              <w:t>Claude Code,</w:t>
+              <w:t>Google Cloud</w:t>
               <w:br/>
-              <w:t>브라우저, GitHub</w:t>
+              <w:t>Claude Code</w:t>
+            </w:r>
+          </w:p>
+        </w:tc>
+      </w:tr>
+      <w:tr>
+        <w:tc>
+          <w:tcPr>
+            <w:tcW w:type="dxa" w:w="1728"/>
+          </w:tcPr>
+          <w:p>
+            <w:r>
+              <w:t>5회차</w:t>
+              <w:br/>
+              <w:t>(30분)</w:t>
+            </w:r>
+          </w:p>
+        </w:tc>
+        <w:tc>
+          <w:tcPr>
+            <w:tcW w:type="dxa" w:w="1728"/>
+          </w:tcPr>
+          <w:p>
+            <w:r>
+              <w:t>데이터 수집</w:t>
+              <w:br/>
+              <w:t>+ 대시보드</w:t>
+            </w:r>
+          </w:p>
+        </w:tc>
+        <w:tc>
+          <w:tcPr>
+            <w:tcW w:type="dxa" w:w="1728"/>
+          </w:tcPr>
+          <w:p>
+            <w:r>
+              <w:t>- 데이터 수집 실행</w:t>
+              <w:br/>
+              <w:t>- Claude에게 대시보드 부탁</w:t>
+              <w:br/>
+              <w:t>- 브라우저에서 확인</w:t>
+            </w:r>
+          </w:p>
+        </w:tc>
+        <w:tc>
+          <w:tcPr>
+            <w:tcW w:type="dxa" w:w="1728"/>
+          </w:tcPr>
+          <w:p>
+            <w:r>
+              <w:t>etf_youtube_data.json</w:t>
+              <w:br/>
+              <w:t>index.html 대시보드</w:t>
+            </w:r>
+          </w:p>
+        </w:tc>
+        <w:tc>
+          <w:tcPr>
+            <w:tcW w:type="dxa" w:w="1728"/>
+          </w:tcPr>
+          <w:p>
+            <w:r>
+              <w:t>Python</w:t>
+              <w:br/>
+              <w:t>Claude Code</w:t>
+              <w:br/>
+              <w:t>브라우저</w:t>
+            </w:r>
+          </w:p>
+        </w:tc>
+      </w:tr>
+      <w:tr>
+        <w:tc>
+          <w:tcPr>
+            <w:tcW w:type="dxa" w:w="1728"/>
+          </w:tcPr>
+          <w:p>
+            <w:r>
+              <w:t>6회차</w:t>
+              <w:br/>
+              <w:t>(30분)</w:t>
+            </w:r>
+          </w:p>
+        </w:tc>
+        <w:tc>
+          <w:tcPr>
+            <w:tcW w:type="dxa" w:w="1728"/>
+          </w:tcPr>
+          <w:p>
+            <w:r>
+              <w:t>GitHub에</w:t>
+              <w:br/>
+              <w:t>공유하기</w:t>
+            </w:r>
+          </w:p>
+        </w:tc>
+        <w:tc>
+          <w:tcPr>
+            <w:tcW w:type="dxa" w:w="1728"/>
+          </w:tcPr>
+          <w:p>
+            <w:r>
+              <w:t>- GitHub 가입</w:t>
+              <w:br/>
+              <w:t>- Repository 만들기</w:t>
+              <w:br/>
+              <w:t>- git push로 코드 올리기</w:t>
+            </w:r>
+          </w:p>
+        </w:tc>
+        <w:tc>
+          <w:tcPr>
+            <w:tcW w:type="dxa" w:w="1728"/>
+          </w:tcPr>
+          <w:p>
+            <w:r>
+              <w:t>GitHub에</w:t>
+              <w:br/>
+              <w:t>프로젝트 공개!</w:t>
+            </w:r>
+          </w:p>
+        </w:tc>
+        <w:tc>
+          <w:tcPr>
+            <w:tcW w:type="dxa" w:w="1728"/>
+          </w:tcPr>
+          <w:p>
+            <w:r>
+              <w:t>Git</w:t>
+              <w:br/>
+              <w:t>GitHub</w:t>
             </w:r>
           </w:p>
         </w:tc>
@@ -5221,7 +5468,7 @@
           <w:b/>
           <w:sz w:val="26"/>
         </w:rPr>
-        <w:t>총 소요 시간: 4회차 x 30분 = 약 2시간</w:t>
+        <w:t>총 소요 시간: 6회차 x 30분 = 약 3시간</w:t>
       </w:r>
     </w:p>
     <w:p/>
@@ -5243,19 +5490,27 @@
           <w:rFonts w:ascii="맑은 고딕" w:hAnsi="맑은 고딕" w:eastAsia="맑은 고딕"/>
           <w:sz w:val="22"/>
         </w:rPr>
-        <w:t>[1회차] 터미널 설치 -&gt; Git 설치 -&gt; Node.js/Python 설치</w:t>
+        <w:t>[1회차] 터미널 설치 + Git 설치</w:t>
         <w:br/>
-        <w:t xml:space="preserve">                            |</w:t>
+        <w:t xml:space="preserve">         |</w:t>
         <w:br/>
-        <w:t>[2회차] Claude Code 설치 -&gt; API 키 발급 및 저장</w:t>
+        <w:t>[2회차] Node.js + Python 설치</w:t>
         <w:br/>
-        <w:t xml:space="preserve">                            |</w:t>
+        <w:t xml:space="preserve">         |</w:t>
         <w:br/>
-        <w:t>[3회차] Claude에게 데이터 수집 프로그램 부탁 -&gt; 실행</w:t>
+        <w:t>[3회차] Claude Code 설치 + AI와 첫 대화</w:t>
         <w:br/>
-        <w:t xml:space="preserve">                            |</w:t>
+        <w:t xml:space="preserve">         |</w:t>
         <w:br/>
-        <w:t>[4회차] Claude에게 대시보드 제작 부탁 -&gt; 브라우저에서 확인!</w:t>
+        <w:t>[4회차] YouTube API 키 발급 + 수집 프로그램 생성</w:t>
+        <w:br/>
+        <w:t xml:space="preserve">         |</w:t>
+        <w:br/>
+        <w:t>[5회차] 데이터 수집 실행 + 대시보드 제작 + 브라우저 확인!</w:t>
+        <w:br/>
+        <w:t xml:space="preserve">         |</w:t>
+        <w:br/>
+        <w:t>[6회차] GitHub 가입 + 프로젝트 공유 -&gt; 완성!</w:t>
       </w:r>
     </w:p>
     <w:p/>
@@ -5274,7 +5529,7 @@
     <w:p/>
     <w:p>
       <w:r>
-        <w:t>축하합니다! 4회에 걸쳐 여러분은:</w:t>
+        <w:t>축하합니다! 6회에 걸쳐 여러분은:</w:t>
       </w:r>
     </w:p>
     <w:p>
@@ -5284,32 +5539,37 @@
     </w:p>
     <w:p>
       <w:r>
-        <w:t xml:space="preserve">  2. Git이라는 개발자 필수 도구를 설치했고</w:t>
-      </w:r>
-    </w:p>
-    <w:p>
-      <w:r>
-        <w:t xml:space="preserve">  3. Node.js와 Python이라는 프로그래밍 도구를 설치했고</w:t>
-      </w:r>
-    </w:p>
-    <w:p>
-      <w:r>
-        <w:t xml:space="preserve">  4. AI(Claude Code)와 대화하며 프로그램을 만들었고</w:t>
-      </w:r>
-    </w:p>
-    <w:p>
-      <w:r>
-        <w:t xml:space="preserve">  5. 유튜브 API로 실제 데이터를 수집했고</w:t>
-      </w:r>
-    </w:p>
-    <w:p>
-      <w:r>
-        <w:t xml:space="preserve">  6. 그 데이터를 예쁜 대시보드로 시각화했고</w:t>
-      </w:r>
-    </w:p>
-    <w:p>
-      <w:r>
-        <w:t xml:space="preserve">  7. GitHub에 내 프로젝트를 올려서 세상과 공유했습니다!</w:t>
+        <w:t xml:space="preserve">  2. PowerShell, CMD, Git Bash의 차이를 알게 되었고</w:t>
+      </w:r>
+    </w:p>
+    <w:p>
+      <w:r>
+        <w:t xml:space="preserve">  3. Git이라는 개발자 필수 도구를 설치했고</w:t>
+      </w:r>
+    </w:p>
+    <w:p>
+      <w:r>
+        <w:t xml:space="preserve">  4. Node.js와 Python이라는 프로그래밍 도구를 설치했고</w:t>
+      </w:r>
+    </w:p>
+    <w:p>
+      <w:r>
+        <w:t xml:space="preserve">  5. AI(Claude Code)와 대화하며 프로그램을 만들었고</w:t>
+      </w:r>
+    </w:p>
+    <w:p>
+      <w:r>
+        <w:t xml:space="preserve">  6. 유튜브 API로 실제 데이터를 수집했고</w:t>
+      </w:r>
+    </w:p>
+    <w:p>
+      <w:r>
+        <w:t xml:space="preserve">  7. 그 데이터를 예쁜 대시보드로 시각화했고</w:t>
+      </w:r>
+    </w:p>
+    <w:p>
+      <w:r>
+        <w:t xml:space="preserve">  8. GitHub에 내 프로젝트를 올려서 세상과 공유했습니다!</w:t>
       </w:r>
     </w:p>
     <w:p/>
@@ -5355,7 +5615,7 @@
     </w:p>
     <w:p>
       <w:r>
-        <w:t xml:space="preserve">  - Git으로 내 코드를 GitHub에 공유해보기</w:t>
+        <w:t xml:space="preserve">  - 친구와 함께 GitHub에서 협업해보기</w:t>
       </w:r>
     </w:p>
     <w:sectPr>

--- a/ETF_유튜브_대시보드_강의안.docx
+++ b/ETF_유튜브_대시보드_강의안.docx
@@ -57,7 +57,7 @@
           <w:b/>
           <w:sz w:val="24"/>
         </w:rPr>
-        <w:t>구성: 총 6회차 (회차당 30분) | 총 소요 시간: 약 3시간</w:t>
+        <w:t>구성: 총 4회차 (회차당 30~40분) | 총 소요 시간: 약 2시간 20분</w:t>
       </w:r>
     </w:p>
     <w:p>
@@ -384,7 +384,7 @@
         <w:rPr>
           <w:rFonts w:ascii="맑은 고딕" w:hAnsi="맑은 고딕" w:eastAsia="맑은 고딕"/>
         </w:rPr>
-        <w:t>1회차: 터미널과 친해지기</w:t>
+        <w:t>1회차: 터미널부터 AI 비서까지 한 번에!</w:t>
       </w:r>
     </w:p>
     <w:p>
@@ -394,7 +394,7 @@
           <w:b/>
           <w:color w:val="0064C8"/>
         </w:rPr>
-        <w:t>소요 시간: 30분</w:t>
+        <w:t>소요 시간: 40분</w:t>
       </w:r>
     </w:p>
     <w:p>
@@ -403,7 +403,7 @@
           <w:rFonts w:ascii="맑은 고딕" w:hAnsi="맑은 고딕" w:eastAsia="맑은 고딕"/>
           <w:b/>
         </w:rPr>
-        <w:t>이 회차를 마치면: 까만 화면(터미널)이 더 이상 무섭지 않고, 컴퓨터에게 간단한 명령을 글자로 내릴 수 있어요!</w:t>
+        <w:t>이 회차를 마치면: 터미널, Git, Node.js를 설치하고, AI 비서 Claude Code와 첫 대화까지! "와, 이런 거구나!" 체험을 바로 해볼 수 있어요.</w:t>
       </w:r>
     </w:p>
     <w:p/>
@@ -953,6 +953,320 @@
         <w:rPr>
           <w:rFonts w:ascii="맑은 고딕" w:hAnsi="맑은 고딕" w:eastAsia="맑은 고딕"/>
         </w:rPr>
+        <w:t>Step 7. Node.js 설치하기 (7분)</w:t>
+      </w:r>
+    </w:p>
+    <w:p>
+      <w:r>
+        <w:t>&gt;&gt; Node.js(노드제이에스)가 뭔가요?</w:t>
+      </w:r>
+    </w:p>
+    <w:p>
+      <w:r>
+        <w:t>프로그램을 실행시켜주는 "엔진"이에요.</w:t>
+      </w:r>
+    </w:p>
+    <w:p>
+      <w:r>
+        <w:t>비유: 자동차(프로그램)가 달리려면 엔진(Node.js)이 필요한 것처럼,</w:t>
+      </w:r>
+    </w:p>
+    <w:p>
+      <w:r>
+        <w:t>Claude Code를 돌리려면 Node.js가 먼저 필요해요.</w:t>
+      </w:r>
+    </w:p>
+    <w:p/>
+    <w:p>
+      <w:r>
+        <w:t>브라우저에서 아래 주소로 이동하세요:</w:t>
+      </w:r>
+    </w:p>
+    <w:p>
+      <w:pPr>
+        <w:spacing w:before="80" w:after="80"/>
+        <w:ind w:left="567"/>
+      </w:pPr>
+      <w:r>
+        <w:rPr>
+          <w:rFonts w:ascii="Consolas" w:hAnsi="Consolas"/>
+          <w:color w:val="006400"/>
+          <w:sz w:val="20"/>
+        </w:rPr>
+        <w:t>https://nodejs.org</w:t>
+      </w:r>
+    </w:p>
+    <w:p>
+      <w:r>
+        <w:t>"LTS"라고 적힌 큰 초록색 버튼을 클릭하세요.</w:t>
+      </w:r>
+    </w:p>
+    <w:p>
+      <w:r>
+        <w:t>&gt;&gt; LTS = "Long Term Support" = "오래오래 안정적으로 쓸 수 있는 버전". 항상 이걸 선택!</w:t>
+      </w:r>
+    </w:p>
+    <w:p/>
+    <w:p>
+      <w:r>
+        <w:t>다운로드된 파일(node-v숫자-x64.msi)을 더블클릭하세요.</w:t>
+      </w:r>
+    </w:p>
+    <w:p>
+      <w:r>
+        <w:t>"Next -&gt; Next -&gt; ... -&gt; Install -&gt; Finish" 순서로 설치!</w:t>
+      </w:r>
+    </w:p>
+    <w:p/>
+    <w:p>
+      <w:r>
+        <w:t>!! 중요: 설치 후 Git Bash를 껐다가 다시 열어야 합니다!</w:t>
+      </w:r>
+    </w:p>
+    <w:p>
+      <w:r>
+        <w:t>Git Bash를 새로 열고 확인:</w:t>
+      </w:r>
+    </w:p>
+    <w:p>
+      <w:pPr>
+        <w:spacing w:before="80" w:after="80"/>
+        <w:ind w:left="567"/>
+      </w:pPr>
+      <w:r>
+        <w:rPr>
+          <w:rFonts w:ascii="Consolas" w:hAnsi="Consolas"/>
+          <w:color w:val="006400"/>
+          <w:sz w:val="20"/>
+        </w:rPr>
+        <w:t>node --version</w:t>
+      </w:r>
+    </w:p>
+    <w:p>
+      <w:r>
+        <w:t>v로 시작하는 숫자가 나오면 성공! (예: v22.13.1)</w:t>
+      </w:r>
+    </w:p>
+    <w:p/>
+    <w:p>
+      <w:pPr>
+        <w:pStyle w:val="Heading2"/>
+      </w:pPr>
+      <w:r>
+        <w:rPr>
+          <w:rFonts w:ascii="맑은 고딕" w:hAnsi="맑은 고딕" w:eastAsia="맑은 고딕"/>
+        </w:rPr>
+        <w:t>Step 8. Claude Code 설치 + 첫 실행! (8분)</w:t>
+      </w:r>
+    </w:p>
+    <w:p>
+      <w:r>
+        <w:t>&gt;&gt; Claude Code가 뭔가요?</w:t>
+      </w:r>
+    </w:p>
+    <w:p>
+      <w:r>
+        <w:t>터미널 안에서 동작하는 AI 비서예요.</w:t>
+      </w:r>
+    </w:p>
+    <w:p>
+      <w:r>
+        <w:t>비유: 카카오톡으로 똑똑한 친구에게 "이거 만들어줘"라고 부탁하는 것처럼,</w:t>
+      </w:r>
+    </w:p>
+    <w:p>
+      <w:r>
+        <w:t>터미널에서 Claude에게 프로그램을 만들어달라고 부탁할 수 있어요.</w:t>
+      </w:r>
+    </w:p>
+    <w:p/>
+    <w:p>
+      <w:r>
+        <w:t>Git Bash에서 아래 명령어를 입력하세요:</w:t>
+      </w:r>
+    </w:p>
+    <w:p>
+      <w:pPr>
+        <w:spacing w:before="80" w:after="80"/>
+        <w:ind w:left="567"/>
+      </w:pPr>
+      <w:r>
+        <w:rPr>
+          <w:rFonts w:ascii="Consolas" w:hAnsi="Consolas"/>
+          <w:color w:val="006400"/>
+          <w:sz w:val="20"/>
+        </w:rPr>
+        <w:t>npm install -g @anthropic-ai/claude-code</w:t>
+      </w:r>
+    </w:p>
+    <w:p>
+      <w:r>
+        <w:t>&gt;&gt; npm install = "설치해줘", -g = "어디서든 쓸 수 있게"</w:t>
+      </w:r>
+    </w:p>
+    <w:p>
+      <w:r>
+        <w:t>설치에 1~3분 걸려요. "added XX packages"가 보이면 성공!</w:t>
+      </w:r>
+    </w:p>
+    <w:p/>
+    <w:p>
+      <w:r>
+        <w:t>프로젝트 폴더로 이동하고 Claude를 실행합시다:</w:t>
+      </w:r>
+    </w:p>
+    <w:p>
+      <w:pPr>
+        <w:spacing w:before="80" w:after="80"/>
+        <w:ind w:left="567"/>
+      </w:pPr>
+      <w:r>
+        <w:rPr>
+          <w:rFonts w:ascii="Consolas" w:hAnsi="Consolas"/>
+          <w:color w:val="006400"/>
+          <w:sz w:val="20"/>
+        </w:rPr>
+        <w:t>cd ~/etf-dashboard</w:t>
+        <w:br/>
+        <w:t>claude</w:t>
+      </w:r>
+    </w:p>
+    <w:p/>
+    <w:p>
+      <w:r>
+        <w:t>처음 실행하면 로그인이 필요합니다. 화면에 이런 메시지가 나타나요:</w:t>
+      </w:r>
+    </w:p>
+    <w:p>
+      <w:pPr>
+        <w:spacing w:before="80" w:after="80"/>
+        <w:ind w:left="567"/>
+      </w:pPr>
+      <w:r>
+        <w:rPr>
+          <w:rFonts w:ascii="Consolas" w:hAnsi="Consolas"/>
+          <w:color w:val="006400"/>
+          <w:sz w:val="20"/>
+        </w:rPr>
+        <w:t>? How would you like to authenticate? (Use arrow keys)</w:t>
+        <w:br/>
+        <w:t>&gt; Anthropic Console (OAuth - recommended)</w:t>
+        <w:br/>
+        <w:t xml:space="preserve">  API Key</w:t>
+      </w:r>
+    </w:p>
+    <w:p/>
+    <w:p>
+      <w:r>
+        <w:t>키보드 화살표로 "Anthropic Console"이 선택된 상태에서 Enter를 누르세요.</w:t>
+      </w:r>
+    </w:p>
+    <w:p>
+      <w:r>
+        <w:t>브라우저가 자동으로 열려요.</w:t>
+      </w:r>
+    </w:p>
+    <w:p/>
+    <w:p>
+      <w:r>
+        <w:t>브라우저에서:</w:t>
+      </w:r>
+    </w:p>
+    <w:p>
+      <w:r>
+        <w:t xml:space="preserve">  - 계정이 있다면: 로그인</w:t>
+      </w:r>
+    </w:p>
+    <w:p>
+      <w:r>
+        <w:t xml:space="preserve">  - 계정이 없다면: "Sign up" 클릭 -&gt; 구글 계정으로 간편 가입 가능!</w:t>
+      </w:r>
+    </w:p>
+    <w:p>
+      <w:r>
+        <w:t xml:space="preserve">  - 로그인 후 "Allow" 또는 "허용" 클릭</w:t>
+      </w:r>
+    </w:p>
+    <w:p/>
+    <w:p>
+      <w:r>
+        <w:t>터미널에 이런 화면이 보이면 성공:</w:t>
+      </w:r>
+    </w:p>
+    <w:p>
+      <w:pPr>
+        <w:spacing w:before="80" w:after="80"/>
+        <w:ind w:left="567"/>
+      </w:pPr>
+      <w:r>
+        <w:rPr>
+          <w:rFonts w:ascii="Consolas" w:hAnsi="Consolas"/>
+          <w:color w:val="006400"/>
+          <w:sz w:val="20"/>
+        </w:rPr>
+        <w:t>&gt; Welcome to Claude Code!</w:t>
+        <w:br/>
+        <w:br/>
+        <w:t>&gt;</w:t>
+      </w:r>
+    </w:p>
+    <w:p/>
+    <w:p>
+      <w:pPr>
+        <w:pStyle w:val="Heading2"/>
+      </w:pPr>
+      <w:r>
+        <w:rPr>
+          <w:rFonts w:ascii="맑은 고딕" w:hAnsi="맑은 고딕" w:eastAsia="맑은 고딕"/>
+        </w:rPr>
+        <w:t>Step 9. Claude에게 첫 인사하기! (3분)</w:t>
+      </w:r>
+    </w:p>
+    <w:p>
+      <w:r>
+        <w:t>&gt; 표시 옆에 아래처럼 입력하고 Enter:</w:t>
+      </w:r>
+    </w:p>
+    <w:p>
+      <w:pPr>
+        <w:spacing w:before="80" w:after="80"/>
+        <w:ind w:left="567"/>
+      </w:pPr>
+      <w:r>
+        <w:rPr>
+          <w:rFonts w:ascii="Consolas" w:hAnsi="Consolas"/>
+          <w:color w:val="006400"/>
+          <w:sz w:val="20"/>
+        </w:rPr>
+        <w:t>안녕! 나는 ETF 대시보드를 만들고 싶어. 도와줄 수 있어?</w:t>
+      </w:r>
+    </w:p>
+    <w:p>
+      <w:r>
+        <w:t>Claude가 한국어로 친절하게 대답해줄 거예요!</w:t>
+      </w:r>
+    </w:p>
+    <w:p/>
+    <w:p>
+      <w:r>
+        <w:t>축하해요! 오늘 한 번에 터미널, Git, Node.js, AI 비서까지 만났습니다!</w:t>
+      </w:r>
+    </w:p>
+    <w:p/>
+    <w:p>
+      <w:r>
+        <w:t>TIP: Claude Code를 끝내려면 Ctrl+C 또는 /exit 입력</w:t>
+      </w:r>
+    </w:p>
+    <w:p/>
+    <w:p>
+      <w:pPr>
+        <w:pStyle w:val="Heading2"/>
+      </w:pPr>
+      <w:r>
+        <w:rPr>
+          <w:rFonts w:ascii="맑은 고딕" w:hAnsi="맑은 고딕" w:eastAsia="맑은 고딕"/>
+        </w:rPr>
         <w:t>CHECK 체크포인트</w:t>
       </w:r>
     </w:p>
@@ -990,6 +1304,33 @@
           <w:color w:val="008000"/>
         </w:rPr>
         <w:t>CHECK: git --version을 쳤을 때 숫자가 나왔나요?</w:t>
+      </w:r>
+    </w:p>
+    <w:p>
+      <w:r>
+        <w:rPr>
+          <w:rFonts w:ascii="맑은 고딕" w:hAnsi="맑은 고딕" w:eastAsia="맑은 고딕"/>
+          <w:color w:val="008000"/>
+        </w:rPr>
+        <w:t>CHECK: node --version을 쳤을 때 숫자가 나왔나요?</w:t>
+      </w:r>
+    </w:p>
+    <w:p>
+      <w:r>
+        <w:rPr>
+          <w:rFonts w:ascii="맑은 고딕" w:hAnsi="맑은 고딕" w:eastAsia="맑은 고딕"/>
+          <w:color w:val="008000"/>
+        </w:rPr>
+        <w:t>CHECK: Claude Code에서 "Welcome to Claude Code" 화면이 나왔나요?</w:t>
+      </w:r>
+    </w:p>
+    <w:p>
+      <w:r>
+        <w:rPr>
+          <w:rFonts w:ascii="맑은 고딕" w:hAnsi="맑은 고딕" w:eastAsia="맑은 고딕"/>
+          <w:color w:val="008000"/>
+        </w:rPr>
+        <w:t>CHECK: Claude에게 메시지를 보내고 답변을 받았나요?</w:t>
       </w:r>
     </w:p>
     <w:p/>
@@ -1185,551 +1526,6 @@
           </w:p>
         </w:tc>
       </w:tr>
-    </w:tbl>
-    <w:p/>
-    <w:p>
-      <w:r>
-        <w:rPr>
-          <w:rFonts w:ascii="맑은 고딕" w:hAnsi="맑은 고딕" w:eastAsia="맑은 고딕"/>
-          <w:b/>
-          <w:color w:val="008000"/>
-          <w:sz w:val="24"/>
-        </w:rPr>
-        <w:t>1회차 완료! 수고하셨습니다!</w:t>
-      </w:r>
-    </w:p>
-    <w:p>
-      <w:r>
-        <w:rPr>
-          <w:rFonts w:ascii="맑은 고딕" w:hAnsi="맑은 고딕" w:eastAsia="맑은 고딕"/>
-          <w:i/>
-        </w:rPr>
-        <w:t>다음 회차에서 프로그래밍 도구를 설치하고 AI 비서를 만나볼 거예요.</w:t>
-      </w:r>
-    </w:p>
-    <w:p>
-      <w:r>
-        <w:br w:type="page"/>
-      </w:r>
-    </w:p>
-    <w:p>
-      <w:pPr>
-        <w:pStyle w:val="Heading1"/>
-      </w:pPr>
-      <w:r>
-        <w:rPr>
-          <w:rFonts w:ascii="맑은 고딕" w:hAnsi="맑은 고딕" w:eastAsia="맑은 고딕"/>
-        </w:rPr>
-        <w:t>2회차: 프로그래밍 도구 설치 - Node.js와 Python</w:t>
-      </w:r>
-    </w:p>
-    <w:p>
-      <w:r>
-        <w:rPr>
-          <w:rFonts w:ascii="맑은 고딕" w:hAnsi="맑은 고딕" w:eastAsia="맑은 고딕"/>
-          <w:b/>
-          <w:color w:val="0064C8"/>
-        </w:rPr>
-        <w:t>소요 시간: 30분</w:t>
-      </w:r>
-    </w:p>
-    <w:p>
-      <w:r>
-        <w:rPr>
-          <w:rFonts w:ascii="맑은 고딕" w:hAnsi="맑은 고딕" w:eastAsia="맑은 고딕"/>
-          <w:b/>
-        </w:rPr>
-        <w:t>이 회차를 마치면: Claude Code를 설치하기 위한 준비가 완료! node, npm, python 명령어가 터미널에서 작동해요.</w:t>
-      </w:r>
-    </w:p>
-    <w:p/>
-    <w:p>
-      <w:pPr>
-        <w:pStyle w:val="Heading2"/>
-      </w:pPr>
-      <w:r>
-        <w:rPr>
-          <w:rFonts w:ascii="맑은 고딕" w:hAnsi="맑은 고딕" w:eastAsia="맑은 고딕"/>
-        </w:rPr>
-        <w:t>Step 1. Node.js 다운로드 및 설치 (10분)</w:t>
-      </w:r>
-    </w:p>
-    <w:p>
-      <w:r>
-        <w:t>&gt;&gt; Node.js(노드제이에스)가 뭔가요?</w:t>
-      </w:r>
-    </w:p>
-    <w:p>
-      <w:r>
-        <w:t>프로그램을 실행시켜주는 "엔진"이에요.</w:t>
-      </w:r>
-    </w:p>
-    <w:p>
-      <w:r>
-        <w:t>비유: 자동차(프로그램)가 달리려면 엔진(Node.js)이 필요한 것처럼,</w:t>
-      </w:r>
-    </w:p>
-    <w:p>
-      <w:r>
-        <w:t>Claude Code를 돌리려면 Node.js가 필요해요.</w:t>
-      </w:r>
-    </w:p>
-    <w:p/>
-    <w:p>
-      <w:r>
-        <w:t>브라우저에서 아래 주소로 이동하세요:</w:t>
-      </w:r>
-    </w:p>
-    <w:p>
-      <w:pPr>
-        <w:spacing w:before="80" w:after="80"/>
-        <w:ind w:left="567"/>
-      </w:pPr>
-      <w:r>
-        <w:rPr>
-          <w:rFonts w:ascii="Consolas" w:hAnsi="Consolas"/>
-          <w:color w:val="006400"/>
-          <w:sz w:val="20"/>
-        </w:rPr>
-        <w:t>https://nodejs.org</w:t>
-      </w:r>
-    </w:p>
-    <w:p>
-      <w:r>
-        <w:t>"LTS"라고 적힌 큰 초록색 버튼을 클릭하세요.</w:t>
-      </w:r>
-    </w:p>
-    <w:p>
-      <w:r>
-        <w:t>&gt;&gt; LTS = "Long Term Support" = "오래오래 안정적으로 쓸 수 있는 버전"</w:t>
-      </w:r>
-    </w:p>
-    <w:p>
-      <w:r>
-        <w:t>&gt;&gt; 항상 이걸 선택하면 안전해요!</w:t>
-      </w:r>
-    </w:p>
-    <w:p/>
-    <w:p>
-      <w:r>
-        <w:t>다운로드된 파일(node-v숫자-x64.msi)을 더블클릭하세요.</w:t>
-      </w:r>
-    </w:p>
-    <w:p>
-      <w:r>
-        <w:t>설치 화면이 나오면:</w:t>
-      </w:r>
-    </w:p>
-    <w:p>
-      <w:r>
-        <w:t xml:space="preserve">  1) "Next" 버튼을 계속 누르세요 (4~5번)</w:t>
-      </w:r>
-    </w:p>
-    <w:p>
-      <w:r>
-        <w:t xml:space="preserve">  2) "I accept the terms..." 체크박스 보이면 체크하고 "Next"</w:t>
-      </w:r>
-    </w:p>
-    <w:p>
-      <w:r>
-        <w:t xml:space="preserve">  3) 마지막에 "Install" 버튼 클릭</w:t>
-      </w:r>
-    </w:p>
-    <w:p>
-      <w:r>
-        <w:t xml:space="preserve">  4) "이 앱이 변경하도록 허용합니다" -&gt; "예"</w:t>
-      </w:r>
-    </w:p>
-    <w:p>
-      <w:r>
-        <w:t xml:space="preserve">  5) "Finish" 클릭</w:t>
-      </w:r>
-    </w:p>
-    <w:p/>
-    <w:p>
-      <w:r>
-        <w:t>TIP: "Next -&gt; Next -&gt; Install -&gt; Finish" 이 순서만 기억하면 돼요!</w:t>
-      </w:r>
-    </w:p>
-    <w:p/>
-    <w:p>
-      <w:pPr>
-        <w:pStyle w:val="Heading2"/>
-      </w:pPr>
-      <w:r>
-        <w:rPr>
-          <w:rFonts w:ascii="맑은 고딕" w:hAnsi="맑은 고딕" w:eastAsia="맑은 고딕"/>
-        </w:rPr>
-        <w:t>Step 2. Node.js 설치 확인 (5분)</w:t>
-      </w:r>
-    </w:p>
-    <w:p>
-      <w:r>
-        <w:t>!! 중요: Git Bash를 껐다가 다시 열어야 합니다!</w:t>
-      </w:r>
-    </w:p>
-    <w:p>
-      <w:r>
-        <w:t>(새로 설치한 프로그램을 인식하려면 터미널을 새로 열어야 해요)</w:t>
-      </w:r>
-    </w:p>
-    <w:p/>
-    <w:p>
-      <w:r>
-        <w:t>Git Bash를 새로 열고 아래 명령어를 입력하세요:</w:t>
-      </w:r>
-    </w:p>
-    <w:p>
-      <w:pPr>
-        <w:spacing w:before="80" w:after="80"/>
-        <w:ind w:left="567"/>
-      </w:pPr>
-      <w:r>
-        <w:rPr>
-          <w:rFonts w:ascii="Consolas" w:hAnsi="Consolas"/>
-          <w:color w:val="006400"/>
-          <w:sz w:val="20"/>
-        </w:rPr>
-        <w:t>node --version</w:t>
-      </w:r>
-    </w:p>
-    <w:p>
-      <w:r>
-        <w:t>이런 숫자가 나오면 성공:</w:t>
-      </w:r>
-    </w:p>
-    <w:p>
-      <w:pPr>
-        <w:spacing w:before="80" w:after="80"/>
-        <w:ind w:left="567"/>
-      </w:pPr>
-      <w:r>
-        <w:rPr>
-          <w:rFonts w:ascii="Consolas" w:hAnsi="Consolas"/>
-          <w:color w:val="006400"/>
-          <w:sz w:val="20"/>
-        </w:rPr>
-        <w:t>v22.13.1</w:t>
-      </w:r>
-    </w:p>
-    <w:p>
-      <w:r>
-        <w:t>(숫자는 달라도 OK!)</w:t>
-      </w:r>
-    </w:p>
-    <w:p/>
-    <w:p>
-      <w:r>
-        <w:t>이어서 아래도 입력해보세요:</w:t>
-      </w:r>
-    </w:p>
-    <w:p>
-      <w:pPr>
-        <w:spacing w:before="80" w:after="80"/>
-        <w:ind w:left="567"/>
-      </w:pPr>
-      <w:r>
-        <w:rPr>
-          <w:rFonts w:ascii="Consolas" w:hAnsi="Consolas"/>
-          <w:color w:val="006400"/>
-          <w:sz w:val="20"/>
-        </w:rPr>
-        <w:t>npm --version</w:t>
-      </w:r>
-    </w:p>
-    <w:p>
-      <w:r>
-        <w:t>&gt;&gt; npm = "Node Package Manager" = 앱스토어처럼 필요한 프로그램을 설치하는 도구</w:t>
-      </w:r>
-    </w:p>
-    <w:p>
-      <w:r>
-        <w:t>숫자가 나오면 성공!</w:t>
-      </w:r>
-    </w:p>
-    <w:p/>
-    <w:p>
-      <w:pPr>
-        <w:pStyle w:val="Heading2"/>
-      </w:pPr>
-      <w:r>
-        <w:rPr>
-          <w:rFonts w:ascii="맑은 고딕" w:hAnsi="맑은 고딕" w:eastAsia="맑은 고딕"/>
-        </w:rPr>
-        <w:t>Step 3. Python 다운로드 및 설치 (10분)</w:t>
-      </w:r>
-    </w:p>
-    <w:p>
-      <w:r>
-        <w:t>&gt;&gt; Python(파이썬)이 뭔가요?</w:t>
-      </w:r>
-    </w:p>
-    <w:p>
-      <w:r>
-        <w:t>컴퓨터 프로그래밍 언어예요. 영어처럼 읽기 쉬워서 초보자에게 인기가 많아요.</w:t>
-      </w:r>
-    </w:p>
-    <w:p>
-      <w:r>
-        <w:t>우리는 데이터를 수집할 때 Python을 사용할 거예요.</w:t>
-      </w:r>
-    </w:p>
-    <w:p/>
-    <w:p>
-      <w:r>
-        <w:t>브라우저에서 아래 주소로 이동하세요:</w:t>
-      </w:r>
-    </w:p>
-    <w:p>
-      <w:pPr>
-        <w:spacing w:before="80" w:after="80"/>
-        <w:ind w:left="567"/>
-      </w:pPr>
-      <w:r>
-        <w:rPr>
-          <w:rFonts w:ascii="Consolas" w:hAnsi="Consolas"/>
-          <w:color w:val="006400"/>
-          <w:sz w:val="20"/>
-        </w:rPr>
-        <w:t>https://www.python.org/downloads/</w:t>
-      </w:r>
-    </w:p>
-    <w:p>
-      <w:r>
-        <w:t>노란색 "Download Python 3.x.x" 버튼을 클릭하세요.</w:t>
-      </w:r>
-    </w:p>
-    <w:p/>
-    <w:p>
-      <w:r>
-        <w:t>다운로드된 파일을 실행하면 설치 화면이 나옵니다.</w:t>
-      </w:r>
-    </w:p>
-    <w:p/>
-    <w:p>
-      <w:r>
-        <w:t>!! 가장 중요한 순간!</w:t>
-      </w:r>
-    </w:p>
-    <w:p>
-      <w:r>
-        <w:t>!! 맨 아래에 "Add python.exe to PATH"라는 체크박스가 보입니다.</w:t>
-      </w:r>
-    </w:p>
-    <w:p>
-      <w:r>
-        <w:t>!! 이것을 반.드.시. 체크하세요!</w:t>
-      </w:r>
-    </w:p>
-    <w:p>
-      <w:r>
-        <w:t>!! (체크 안 하면 나중에 python 명령어가 안 먹어서 큰 문제가 생겨요)</w:t>
-      </w:r>
-    </w:p>
-    <w:p/>
-    <w:p>
-      <w:r>
-        <w:t>체크한 후 "Install Now"를 클릭하세요.</w:t>
-      </w:r>
-    </w:p>
-    <w:p>
-      <w:r>
-        <w:t>설치가 끝나면 "Close"를 누르세요.</w:t>
-      </w:r>
-    </w:p>
-    <w:p/>
-    <w:p>
-      <w:pPr>
-        <w:pStyle w:val="Heading2"/>
-      </w:pPr>
-      <w:r>
-        <w:rPr>
-          <w:rFonts w:ascii="맑은 고딕" w:hAnsi="맑은 고딕" w:eastAsia="맑은 고딕"/>
-        </w:rPr>
-        <w:t>Step 4. Python 설치 확인 (5분)</w:t>
-      </w:r>
-    </w:p>
-    <w:p>
-      <w:r>
-        <w:t>Git Bash를 껐다가 다시 열고:</w:t>
-      </w:r>
-    </w:p>
-    <w:p>
-      <w:pPr>
-        <w:spacing w:before="80" w:after="80"/>
-        <w:ind w:left="567"/>
-      </w:pPr>
-      <w:r>
-        <w:rPr>
-          <w:rFonts w:ascii="Consolas" w:hAnsi="Consolas"/>
-          <w:color w:val="006400"/>
-          <w:sz w:val="20"/>
-        </w:rPr>
-        <w:t>python --version</w:t>
-      </w:r>
-    </w:p>
-    <w:p>
-      <w:r>
-        <w:t>이런 결과가 나오면 성공:</w:t>
-      </w:r>
-    </w:p>
-    <w:p>
-      <w:pPr>
-        <w:spacing w:before="80" w:after="80"/>
-        <w:ind w:left="567"/>
-      </w:pPr>
-      <w:r>
-        <w:rPr>
-          <w:rFonts w:ascii="Consolas" w:hAnsi="Consolas"/>
-          <w:color w:val="006400"/>
-          <w:sz w:val="20"/>
-        </w:rPr>
-        <w:t>Python 3.13.1</w:t>
-      </w:r>
-    </w:p>
-    <w:p/>
-    <w:p>
-      <w:r>
-        <w:t>pip도 확인해볼까요?</w:t>
-      </w:r>
-    </w:p>
-    <w:p>
-      <w:pPr>
-        <w:spacing w:before="80" w:after="80"/>
-        <w:ind w:left="567"/>
-      </w:pPr>
-      <w:r>
-        <w:rPr>
-          <w:rFonts w:ascii="Consolas" w:hAnsi="Consolas"/>
-          <w:color w:val="006400"/>
-          <w:sz w:val="20"/>
-        </w:rPr>
-        <w:t>pip --version</w:t>
-      </w:r>
-    </w:p>
-    <w:p>
-      <w:r>
-        <w:t>&gt;&gt; pip = Python의 앱스토어. Python 프로그램에 필요한 재료를 설치하는 도구</w:t>
-      </w:r>
-    </w:p>
-    <w:p>
-      <w:r>
-        <w:t>숫자가 나오면 성공!</w:t>
-      </w:r>
-    </w:p>
-    <w:p/>
-    <w:p>
-      <w:pPr>
-        <w:pStyle w:val="Heading2"/>
-      </w:pPr>
-      <w:r>
-        <w:rPr>
-          <w:rFonts w:ascii="맑은 고딕" w:hAnsi="맑은 고딕" w:eastAsia="맑은 고딕"/>
-        </w:rPr>
-        <w:t>CHECK 체크포인트</w:t>
-      </w:r>
-    </w:p>
-    <w:p>
-      <w:r>
-        <w:rPr>
-          <w:rFonts w:ascii="맑은 고딕" w:hAnsi="맑은 고딕" w:eastAsia="맑은 고딕"/>
-          <w:color w:val="008000"/>
-        </w:rPr>
-        <w:t>CHECK: node --version 결과에 v로 시작하는 숫자가 나왔나요?</w:t>
-      </w:r>
-    </w:p>
-    <w:p>
-      <w:r>
-        <w:rPr>
-          <w:rFonts w:ascii="맑은 고딕" w:hAnsi="맑은 고딕" w:eastAsia="맑은 고딕"/>
-          <w:color w:val="008000"/>
-        </w:rPr>
-        <w:t>CHECK: npm --version 결과에 숫자가 나왔나요?</w:t>
-      </w:r>
-    </w:p>
-    <w:p>
-      <w:r>
-        <w:rPr>
-          <w:rFonts w:ascii="맑은 고딕" w:hAnsi="맑은 고딕" w:eastAsia="맑은 고딕"/>
-          <w:color w:val="008000"/>
-        </w:rPr>
-        <w:t>CHECK: python --version 결과에 Python 3.x.x가 나왔나요?</w:t>
-      </w:r>
-    </w:p>
-    <w:p>
-      <w:r>
-        <w:rPr>
-          <w:rFonts w:ascii="맑은 고딕" w:hAnsi="맑은 고딕" w:eastAsia="맑은 고딕"/>
-          <w:color w:val="008000"/>
-        </w:rPr>
-        <w:t>CHECK: pip --version 결과에 숫자가 나왔나요?</w:t>
-      </w:r>
-    </w:p>
-    <w:p/>
-    <w:p>
-      <w:pPr>
-        <w:pStyle w:val="Heading2"/>
-      </w:pPr>
-      <w:r>
-        <w:rPr>
-          <w:rFonts w:ascii="맑은 고딕" w:hAnsi="맑은 고딕" w:eastAsia="맑은 고딕"/>
-        </w:rPr>
-        <w:t>!! 막혔을 때</w:t>
-      </w:r>
-    </w:p>
-    <w:tbl>
-      <w:tblPr>
-        <w:tblStyle w:val="LightGrid-Accent1"/>
-        <w:tblW w:type="auto" w:w="0"/>
-        <w:jc w:val="center"/>
-        <w:tblLook w:firstColumn="1" w:firstRow="1" w:lastColumn="0" w:lastRow="0" w:noHBand="0" w:noVBand="1" w:val="04A0"/>
-      </w:tblPr>
-      <w:tblGrid>
-        <w:gridCol w:w="2880"/>
-        <w:gridCol w:w="2880"/>
-        <w:gridCol w:w="2880"/>
-      </w:tblGrid>
-      <w:tr>
-        <w:tc>
-          <w:tcPr>
-            <w:tcW w:type="dxa" w:w="2880"/>
-          </w:tcPr>
-          <w:p>
-            <w:r>
-              <w:rPr>
-                <w:b/>
-              </w:rPr>
-              <w:t>증상</w:t>
-            </w:r>
-          </w:p>
-        </w:tc>
-        <w:tc>
-          <w:tcPr>
-            <w:tcW w:type="dxa" w:w="2880"/>
-          </w:tcPr>
-          <w:p>
-            <w:r>
-              <w:rPr>
-                <w:b/>
-              </w:rPr>
-              <w:t>원인</w:t>
-            </w:r>
-          </w:p>
-        </w:tc>
-        <w:tc>
-          <w:tcPr>
-            <w:tcW w:type="dxa" w:w="2880"/>
-          </w:tcPr>
-          <w:p>
-            <w:r>
-              <w:rPr>
-                <w:b/>
-              </w:rPr>
-              <w:t>해결법</w:t>
-            </w:r>
-          </w:p>
-        </w:tc>
-      </w:tr>
       <w:tr>
         <w:tc>
           <w:tcPr>
@@ -1757,608 +1553,7 @@
           </w:tcPr>
           <w:p>
             <w:r>
-              <w:t>Git Bash를 완전히 닫고 새로 여세요. 그래도 안 되면 Node.js 다시 설치</w:t>
-            </w:r>
-          </w:p>
-        </w:tc>
-      </w:tr>
-      <w:tr>
-        <w:tc>
-          <w:tcPr>
-            <w:tcW w:type="dxa" w:w="2880"/>
-          </w:tcPr>
-          <w:p>
-            <w:r>
-              <w:t>python 대신 Microsoft Store가 열려요</w:t>
-            </w:r>
-          </w:p>
-        </w:tc>
-        <w:tc>
-          <w:tcPr>
-            <w:tcW w:type="dxa" w:w="2880"/>
-          </w:tcPr>
-          <w:p>
-            <w:r>
-              <w:t>Windows 앱 별칭 문제</w:t>
-            </w:r>
-          </w:p>
-        </w:tc>
-        <w:tc>
-          <w:tcPr>
-            <w:tcW w:type="dxa" w:w="2880"/>
-          </w:tcPr>
-          <w:p>
-            <w:r>
-              <w:t>Git Bash에서는 보통 안 생겨요. 생기면 python3으로 시도</w:t>
-            </w:r>
-          </w:p>
-        </w:tc>
-      </w:tr>
-      <w:tr>
-        <w:tc>
-          <w:tcPr>
-            <w:tcW w:type="dxa" w:w="2880"/>
-          </w:tcPr>
-          <w:p>
-            <w:r>
-              <w:t>설치 중 "관리자 권한" 에러</w:t>
-            </w:r>
-          </w:p>
-        </w:tc>
-        <w:tc>
-          <w:tcPr>
-            <w:tcW w:type="dxa" w:w="2880"/>
-          </w:tcPr>
-          <w:p>
-            <w:r>
-              <w:t>권한 부족</w:t>
-            </w:r>
-          </w:p>
-        </w:tc>
-        <w:tc>
-          <w:tcPr>
-            <w:tcW w:type="dxa" w:w="2880"/>
-          </w:tcPr>
-          <w:p>
-            <w:r>
-              <w:t>설치 파일 -&gt; 마우스 우클릭 -&gt; "관리자 권한으로 실행"</w:t>
-            </w:r>
-          </w:p>
-        </w:tc>
-      </w:tr>
-      <w:tr>
-        <w:tc>
-          <w:tcPr>
-            <w:tcW w:type="dxa" w:w="2880"/>
-          </w:tcPr>
-          <w:p>
-            <w:r>
-              <w:t>어떤 버전을 받아야 할지 모르겠어요</w:t>
-            </w:r>
-          </w:p>
-        </w:tc>
-        <w:tc>
-          <w:tcPr>
-            <w:tcW w:type="dxa" w:w="2880"/>
-          </w:tcPr>
-          <w:p>
-            <w:r>
-              <w:t>여러 버전이 보여서 헷갈림</w:t>
-            </w:r>
-          </w:p>
-        </w:tc>
-        <w:tc>
-          <w:tcPr>
-            <w:tcW w:type="dxa" w:w="2880"/>
-          </w:tcPr>
-          <w:p>
-            <w:r>
-              <w:t>항상 "LTS" 또는 가장 위에 있는 큰 버튼을 누르세요</w:t>
-            </w:r>
-          </w:p>
-        </w:tc>
-      </w:tr>
-    </w:tbl>
-    <w:p/>
-    <w:p>
-      <w:r>
-        <w:rPr>
-          <w:rFonts w:ascii="맑은 고딕" w:hAnsi="맑은 고딕" w:eastAsia="맑은 고딕"/>
-          <w:b/>
-          <w:color w:val="008000"/>
-          <w:sz w:val="24"/>
-        </w:rPr>
-        <w:t>2회차 완료! 수고하셨습니다!</w:t>
-      </w:r>
-    </w:p>
-    <w:p>
-      <w:r>
-        <w:rPr>
-          <w:rFonts w:ascii="맑은 고딕" w:hAnsi="맑은 고딕" w:eastAsia="맑은 고딕"/>
-          <w:i/>
-        </w:rPr>
-        <w:t>다음 회차에서 드디어 AI 비서 Claude Code를 설치해요!</w:t>
-      </w:r>
-    </w:p>
-    <w:p>
-      <w:r>
-        <w:br w:type="page"/>
-      </w:r>
-    </w:p>
-    <w:p>
-      <w:pPr>
-        <w:pStyle w:val="Heading1"/>
-      </w:pPr>
-      <w:r>
-        <w:rPr>
-          <w:rFonts w:ascii="맑은 고딕" w:hAnsi="맑은 고딕" w:eastAsia="맑은 고딕"/>
-        </w:rPr>
-        <w:t>3회차: Claude Code 설치 및 첫 실행 - AI 비서를 만나다!</w:t>
-      </w:r>
-    </w:p>
-    <w:p>
-      <w:r>
-        <w:rPr>
-          <w:rFonts w:ascii="맑은 고딕" w:hAnsi="맑은 고딕" w:eastAsia="맑은 고딕"/>
-          <w:b/>
-          <w:color w:val="0064C8"/>
-        </w:rPr>
-        <w:t>소요 시간: 30분</w:t>
-      </w:r>
-    </w:p>
-    <w:p>
-      <w:r>
-        <w:rPr>
-          <w:rFonts w:ascii="맑은 고딕" w:hAnsi="맑은 고딕" w:eastAsia="맑은 고딕"/>
-          <w:b/>
-        </w:rPr>
-        <w:t>이 회차를 마치면: AI 비서(Claude Code)와 터미널에서 대화할 수 있어요! "이거 만들어줘"라고 부탁할 준비 완료!</w:t>
-      </w:r>
-    </w:p>
-    <w:p/>
-    <w:p>
-      <w:pPr>
-        <w:pStyle w:val="Heading2"/>
-      </w:pPr>
-      <w:r>
-        <w:rPr>
-          <w:rFonts w:ascii="맑은 고딕" w:hAnsi="맑은 고딕" w:eastAsia="맑은 고딕"/>
-        </w:rPr>
-        <w:t>Step 1. Claude Code 설치 (5분)</w:t>
-      </w:r>
-    </w:p>
-    <w:p>
-      <w:r>
-        <w:t>&gt;&gt; Claude Code가 뭔가요?</w:t>
-      </w:r>
-    </w:p>
-    <w:p>
-      <w:r>
-        <w:t>터미널 안에서 동작하는 AI 비서예요.</w:t>
-      </w:r>
-    </w:p>
-    <w:p>
-      <w:r>
-        <w:t>비유: 카카오톡으로 똑똑한 친구에게 "이거 만들어줘"라고 부탁하는 것처럼,</w:t>
-      </w:r>
-    </w:p>
-    <w:p>
-      <w:r>
-        <w:t>터미널에서 Claude에게 프로그램을 만들어달라고 부탁할 수 있어요.</w:t>
-      </w:r>
-    </w:p>
-    <w:p/>
-    <w:p>
-      <w:r>
-        <w:t>Git Bash를 열고 아래 명령어를 입력하세요:</w:t>
-      </w:r>
-    </w:p>
-    <w:p>
-      <w:pPr>
-        <w:spacing w:before="80" w:after="80"/>
-        <w:ind w:left="567"/>
-      </w:pPr>
-      <w:r>
-        <w:rPr>
-          <w:rFonts w:ascii="Consolas" w:hAnsi="Consolas"/>
-          <w:color w:val="006400"/>
-          <w:sz w:val="20"/>
-        </w:rPr>
-        <w:t>npm install -g @anthropic-ai/claude-code</w:t>
-      </w:r>
-    </w:p>
-    <w:p>
-      <w:r>
-        <w:t>&gt;&gt; 이 명령어의 뜻:</w:t>
-      </w:r>
-    </w:p>
-    <w:p>
-      <w:r>
-        <w:t xml:space="preserve">   npm install = "이 프로그램을 설치해줘"</w:t>
-      </w:r>
-    </w:p>
-    <w:p>
-      <w:r>
-        <w:t xml:space="preserve">   -g = "어디서든 쓸 수 있게" (global의 줄임말)</w:t>
-      </w:r>
-    </w:p>
-    <w:p>
-      <w:r>
-        <w:t xml:space="preserve">   @anthropic-ai/claude-code = "Claude Code라는 프로그램을"</w:t>
-      </w:r>
-    </w:p>
-    <w:p/>
-    <w:p>
-      <w:r>
-        <w:t>설치에 1~3분 걸려요. 영어 글자가 쭉 올라가도 놀라지 마세요!</w:t>
-      </w:r>
-    </w:p>
-    <w:p>
-      <w:r>
-        <w:t>마지막에 "added XX packages"가 보이면 성공!</w:t>
-      </w:r>
-    </w:p>
-    <w:p/>
-    <w:p>
-      <w:pPr>
-        <w:pStyle w:val="Heading2"/>
-      </w:pPr>
-      <w:r>
-        <w:rPr>
-          <w:rFonts w:ascii="맑은 고딕" w:hAnsi="맑은 고딕" w:eastAsia="맑은 고딕"/>
-        </w:rPr>
-        <w:t>Step 2. Claude Code 처음 실행하기 (10분)</w:t>
-      </w:r>
-    </w:p>
-    <w:p>
-      <w:r>
-        <w:t>프로젝트 폴더로 이동하고 Claude를 실행합시다:</w:t>
-      </w:r>
-    </w:p>
-    <w:p>
-      <w:pPr>
-        <w:spacing w:before="80" w:after="80"/>
-        <w:ind w:left="567"/>
-      </w:pPr>
-      <w:r>
-        <w:rPr>
-          <w:rFonts w:ascii="Consolas" w:hAnsi="Consolas"/>
-          <w:color w:val="006400"/>
-          <w:sz w:val="20"/>
-        </w:rPr>
-        <w:t>cd ~/etf-dashboard</w:t>
-        <w:br/>
-        <w:t>claude</w:t>
-      </w:r>
-    </w:p>
-    <w:p/>
-    <w:p>
-      <w:r>
-        <w:t>처음 실행하면 로그인이 필요합니다.</w:t>
-      </w:r>
-    </w:p>
-    <w:p>
-      <w:r>
-        <w:t>화면에 이런 메시지가 나타나요:</w:t>
-      </w:r>
-    </w:p>
-    <w:p>
-      <w:pPr>
-        <w:spacing w:before="80" w:after="80"/>
-        <w:ind w:left="567"/>
-      </w:pPr>
-      <w:r>
-        <w:rPr>
-          <w:rFonts w:ascii="Consolas" w:hAnsi="Consolas"/>
-          <w:color w:val="006400"/>
-          <w:sz w:val="20"/>
-        </w:rPr>
-        <w:t>? How would you like to authenticate? (Use arrow keys)</w:t>
-        <w:br/>
-        <w:t>&gt; Anthropic Console (OAuth - recommended)</w:t>
-        <w:br/>
-        <w:t xml:space="preserve">  API Key</w:t>
-      </w:r>
-    </w:p>
-    <w:p/>
-    <w:p>
-      <w:r>
-        <w:t>키보드 화살표로 "Anthropic Console"이 선택된 상태에서 Enter를 누르세요.</w:t>
-      </w:r>
-    </w:p>
-    <w:p>
-      <w:r>
-        <w:t>인터넷 브라우저가 자동으로 열리면서 로그인 페이지가 나타납니다.</w:t>
-      </w:r>
-    </w:p>
-    <w:p/>
-    <w:p>
-      <w:pPr>
-        <w:pStyle w:val="Heading2"/>
-      </w:pPr>
-      <w:r>
-        <w:rPr>
-          <w:rFonts w:ascii="맑은 고딕" w:hAnsi="맑은 고딕" w:eastAsia="맑은 고딕"/>
-        </w:rPr>
-        <w:t>Step 3. Anthropic 계정 만들기/로그인 (10분)</w:t>
-      </w:r>
-    </w:p>
-    <w:p>
-      <w:r>
-        <w:t>브라우저에 로그인 화면이 나오면:</w:t>
-      </w:r>
-    </w:p>
-    <w:p/>
-    <w:p>
-      <w:r>
-        <w:t>계정이 없다면 - 새로 가입하기:</w:t>
-      </w:r>
-    </w:p>
-    <w:p>
-      <w:r>
-        <w:t xml:space="preserve">  1) "Sign up" 또는 "가입하기" 클릭</w:t>
-      </w:r>
-    </w:p>
-    <w:p>
-      <w:r>
-        <w:t xml:space="preserve">  2) 이메일 주소 입력</w:t>
-      </w:r>
-    </w:p>
-    <w:p>
-      <w:r>
-        <w:t xml:space="preserve">  3) 구글 계정으로도 가입 가능 - "Continue with Google" 클릭하면 더 간편!</w:t>
-      </w:r>
-    </w:p>
-    <w:p>
-      <w:r>
-        <w:t xml:space="preserve">  4) 이메일로 온 인증 코드 입력</w:t>
-      </w:r>
-    </w:p>
-    <w:p/>
-    <w:p>
-      <w:r>
-        <w:t>계정이 있다면 - 로그인:</w:t>
-      </w:r>
-    </w:p>
-    <w:p>
-      <w:r>
-        <w:t xml:space="preserve">  이메일과 비밀번호 입력 후 로그인</w:t>
-      </w:r>
-    </w:p>
-    <w:p/>
-    <w:p>
-      <w:r>
-        <w:t>로그인 후 "Allow" 또는 "허용" 버튼을 누르세요.</w:t>
-      </w:r>
-    </w:p>
-    <w:p/>
-    <w:p>
-      <w:r>
-        <w:t>터미널로 돌아오면 이런 화면이 보여요:</w:t>
-      </w:r>
-    </w:p>
-    <w:p>
-      <w:pPr>
-        <w:spacing w:before="80" w:after="80"/>
-        <w:ind w:left="567"/>
-      </w:pPr>
-      <w:r>
-        <w:rPr>
-          <w:rFonts w:ascii="Consolas" w:hAnsi="Consolas"/>
-          <w:color w:val="006400"/>
-          <w:sz w:val="20"/>
-        </w:rPr>
-        <w:t>&gt; Welcome to Claude Code!</w:t>
-        <w:br/>
-        <w:br/>
-        <w:t>&gt;</w:t>
-      </w:r>
-    </w:p>
-    <w:p/>
-    <w:p>
-      <w:r>
-        <w:t>축하해요! Claude Code AI 비서를 만났습니다!</w:t>
-      </w:r>
-    </w:p>
-    <w:p/>
-    <w:p>
-      <w:pPr>
-        <w:pStyle w:val="Heading2"/>
-      </w:pPr>
-      <w:r>
-        <w:rPr>
-          <w:rFonts w:ascii="맑은 고딕" w:hAnsi="맑은 고딕" w:eastAsia="맑은 고딕"/>
-        </w:rPr>
-        <w:t>Step 4. Claude에게 첫 인사 + 간단한 부탁하기 (5분)</w:t>
-      </w:r>
-    </w:p>
-    <w:p>
-      <w:r>
-        <w:t>&gt; 표시 옆에 아래처럼 입력하고 Enter:</w:t>
-      </w:r>
-    </w:p>
-    <w:p>
-      <w:pPr>
-        <w:spacing w:before="80" w:after="80"/>
-        <w:ind w:left="567"/>
-      </w:pPr>
-      <w:r>
-        <w:rPr>
-          <w:rFonts w:ascii="Consolas" w:hAnsi="Consolas"/>
-          <w:color w:val="006400"/>
-          <w:sz w:val="20"/>
-        </w:rPr>
-        <w:t>안녕! 나는 ETF 대시보드를 만들고 싶어. 도와줄 수 있어?</w:t>
-      </w:r>
-    </w:p>
-    <w:p>
-      <w:r>
-        <w:t>Claude가 한국어로 친절하게 대답해줄 거예요!</w:t>
-      </w:r>
-    </w:p>
-    <w:p/>
-    <w:p>
-      <w:r>
-        <w:t>한 가지 더 시도해볼까요? 아래처럼 입력해보세요:</w:t>
-      </w:r>
-    </w:p>
-    <w:p>
-      <w:pPr>
-        <w:spacing w:before="80" w:after="80"/>
-        <w:ind w:left="567"/>
-      </w:pPr>
-      <w:r>
-        <w:rPr>
-          <w:rFonts w:ascii="Consolas" w:hAnsi="Consolas"/>
-          <w:color w:val="006400"/>
-          <w:sz w:val="20"/>
-        </w:rPr>
-        <w:t>간단한 인사말을 출력하는 Python 파일을 만들어줘</w:t>
-      </w:r>
-    </w:p>
-    <w:p>
-      <w:r>
-        <w:t>Claude가 "파일을 만들어도 될까요?" 같은 질문을 하면</w:t>
-      </w:r>
-    </w:p>
-    <w:p>
-      <w:r>
-        <w:t>"y"를 입력하고 Enter를 누르세요 (y = yes = 네)</w:t>
-      </w:r>
-    </w:p>
-    <w:p/>
-    <w:p>
-      <w:r>
-        <w:t>Claude가 파일을 만들어주면, 아래 명령어로 확인할 수 있어요:</w:t>
-      </w:r>
-    </w:p>
-    <w:p>
-      <w:pPr>
-        <w:spacing w:before="80" w:after="80"/>
-        <w:ind w:left="567"/>
-      </w:pPr>
-      <w:r>
-        <w:rPr>
-          <w:rFonts w:ascii="Consolas" w:hAnsi="Consolas"/>
-          <w:color w:val="006400"/>
-          <w:sz w:val="20"/>
-        </w:rPr>
-        <w:t>/exit</w:t>
-        <w:br/>
-        <w:t>ls</w:t>
-      </w:r>
-    </w:p>
-    <w:p>
-      <w:r>
-        <w:t>새로 만들어진 .py 파일이 보일 거예요!</w:t>
-      </w:r>
-    </w:p>
-    <w:p/>
-    <w:p>
-      <w:r>
-        <w:t>TIP: Claude Code를 끝내려면 Ctrl+C 또는 /exit 입력</w:t>
-      </w:r>
-    </w:p>
-    <w:p/>
-    <w:p>
-      <w:pPr>
-        <w:pStyle w:val="Heading2"/>
-      </w:pPr>
-      <w:r>
-        <w:rPr>
-          <w:rFonts w:ascii="맑은 고딕" w:hAnsi="맑은 고딕" w:eastAsia="맑은 고딕"/>
-        </w:rPr>
-        <w:t>CHECK 체크포인트</w:t>
-      </w:r>
-    </w:p>
-    <w:p>
-      <w:r>
-        <w:rPr>
-          <w:rFonts w:ascii="맑은 고딕" w:hAnsi="맑은 고딕" w:eastAsia="맑은 고딕"/>
-          <w:color w:val="008000"/>
-        </w:rPr>
-        <w:t>CHECK: claude 명령어로 "Welcome to Claude Code" 화면이 나왔나요?</w:t>
-      </w:r>
-    </w:p>
-    <w:p>
-      <w:r>
-        <w:rPr>
-          <w:rFonts w:ascii="맑은 고딕" w:hAnsi="맑은 고딕" w:eastAsia="맑은 고딕"/>
-          <w:color w:val="008000"/>
-        </w:rPr>
-        <w:t>CHECK: Claude에게 한국어 메시지를 보내고 답변을 받았나요?</w:t>
-      </w:r>
-    </w:p>
-    <w:p>
-      <w:r>
-        <w:rPr>
-          <w:rFonts w:ascii="맑은 고딕" w:hAnsi="맑은 고딕" w:eastAsia="맑은 고딕"/>
-          <w:color w:val="008000"/>
-        </w:rPr>
-        <w:t>CHECK: Claude에게 파일 만들기를 부탁하고 성공했나요?</w:t>
-      </w:r>
-    </w:p>
-    <w:p/>
-    <w:p>
-      <w:pPr>
-        <w:pStyle w:val="Heading2"/>
-      </w:pPr>
-      <w:r>
-        <w:rPr>
-          <w:rFonts w:ascii="맑은 고딕" w:hAnsi="맑은 고딕" w:eastAsia="맑은 고딕"/>
-        </w:rPr>
-        <w:t>!! 막혔을 때</w:t>
-      </w:r>
-    </w:p>
-    <w:tbl>
-      <w:tblPr>
-        <w:tblStyle w:val="LightGrid-Accent1"/>
-        <w:tblW w:type="auto" w:w="0"/>
-        <w:jc w:val="center"/>
-        <w:tblLook w:firstColumn="1" w:firstRow="1" w:lastColumn="0" w:lastRow="0" w:noHBand="0" w:noVBand="1" w:val="04A0"/>
-      </w:tblPr>
-      <w:tblGrid>
-        <w:gridCol w:w="2880"/>
-        <w:gridCol w:w="2880"/>
-        <w:gridCol w:w="2880"/>
-      </w:tblGrid>
-      <w:tr>
-        <w:tc>
-          <w:tcPr>
-            <w:tcW w:type="dxa" w:w="2880"/>
-          </w:tcPr>
-          <w:p>
-            <w:r>
-              <w:rPr>
-                <w:b/>
-              </w:rPr>
-              <w:t>증상</w:t>
-            </w:r>
-          </w:p>
-        </w:tc>
-        <w:tc>
-          <w:tcPr>
-            <w:tcW w:type="dxa" w:w="2880"/>
-          </w:tcPr>
-          <w:p>
-            <w:r>
-              <w:rPr>
-                <w:b/>
-              </w:rPr>
-              <w:t>원인</w:t>
-            </w:r>
-          </w:p>
-        </w:tc>
-        <w:tc>
-          <w:tcPr>
-            <w:tcW w:type="dxa" w:w="2880"/>
-          </w:tcPr>
-          <w:p>
-            <w:r>
-              <w:rPr>
-                <w:b/>
-              </w:rPr>
-              <w:t>해결법</w:t>
+              <w:t>Git Bash를 완전히 닫고 새로 여세요</w:t>
             </w:r>
           </w:p>
         </w:tc>
@@ -2380,7 +1575,7 @@
           </w:tcPr>
           <w:p>
             <w:r>
-              <w:t>npm 설치 실패 또는 경로 문제</w:t>
+              <w:t>npm 설치 실패</w:t>
             </w:r>
           </w:p>
         </w:tc>
@@ -2459,38 +1654,6 @@
           </w:p>
         </w:tc>
       </w:tr>
-      <w:tr>
-        <w:tc>
-          <w:tcPr>
-            <w:tcW w:type="dxa" w:w="2880"/>
-          </w:tcPr>
-          <w:p>
-            <w:r>
-              <w:t>무료 사용량 초과 메시지</w:t>
-            </w:r>
-          </w:p>
-        </w:tc>
-        <w:tc>
-          <w:tcPr>
-            <w:tcW w:type="dxa" w:w="2880"/>
-          </w:tcPr>
-          <w:p>
-            <w:r>
-              <w:t>Claude 무료 한도 도달</w:t>
-            </w:r>
-          </w:p>
-        </w:tc>
-        <w:tc>
-          <w:tcPr>
-            <w:tcW w:type="dxa" w:w="2880"/>
-          </w:tcPr>
-          <w:p>
-            <w:r>
-              <w:t>잠시 후 다시 시도하거나, Pro 구독 고려</w:t>
-            </w:r>
-          </w:p>
-        </w:tc>
-      </w:tr>
     </w:tbl>
     <w:p/>
     <w:p>
@@ -2501,7 +1664,7 @@
           <w:color w:val="008000"/>
           <w:sz w:val="24"/>
         </w:rPr>
-        <w:t>3회차 완료! 수고하셨습니다!</w:t>
+        <w:t>1회차 완료! 수고하셨습니다!</w:t>
       </w:r>
     </w:p>
     <w:p>
@@ -2510,7 +1673,16 @@
           <w:rFonts w:ascii="맑은 고딕" w:hAnsi="맑은 고딕" w:eastAsia="맑은 고딕"/>
           <w:i/>
         </w:rPr>
-        <w:t>다음 회차에서 유튜브 API 열쇠를 받고 데이터 수집을 시작해요!</w:t>
+        <w:t>오늘 한 번에 터미널, Git, Node.js, Claude Code까지 설치했어요! 대단해요!</w:t>
+      </w:r>
+    </w:p>
+    <w:p>
+      <w:r>
+        <w:rPr>
+          <w:rFonts w:ascii="맑은 고딕" w:hAnsi="맑은 고딕" w:eastAsia="맑은 고딕"/>
+          <w:i/>
+        </w:rPr>
+        <w:t>다음 회차에서 Python을 설치하고 유튜브 API 열쇠를 받아요.</w:t>
       </w:r>
     </w:p>
     <w:p>
@@ -2526,7 +1698,7 @@
         <w:rPr>
           <w:rFonts w:ascii="맑은 고딕" w:hAnsi="맑은 고딕" w:eastAsia="맑은 고딕"/>
         </w:rPr>
-        <w:t>4회차: YouTube API 키 발급 + 데이터 수집 시작</w:t>
+        <w:t>2회차: Python 설치 + YouTube API 키 발급</w:t>
       </w:r>
     </w:p>
     <w:p>
@@ -2536,7 +1708,7 @@
           <w:b/>
           <w:color w:val="0064C8"/>
         </w:rPr>
-        <w:t>소요 시간: 30분</w:t>
+        <w:t>소요 시간: 35분</w:t>
       </w:r>
     </w:p>
     <w:p>
@@ -2545,7 +1717,7 @@
           <w:rFonts w:ascii="맑은 고딕" w:hAnsi="맑은 고딕" w:eastAsia="맑은 고딕"/>
           <w:b/>
         </w:rPr>
-        <w:t>이 회차를 마치면: 유튜브에서 ETF 관련 영상 데이터를 자동으로 가져올 수 있는 열쇠(API 키)를 갖게 되고, 데이터 수집 프로그램이 만들어져요!</w:t>
+        <w:t>이 회차를 마치면: Python이 설치되고, 유튜브에서 데이터를 가져올 수 있는 열쇠(API 키)를 갖게 되고, 데이터 수집 프로그램까지 만들어져요!</w:t>
       </w:r>
     </w:p>
     <w:p/>
@@ -2557,7 +1729,142 @@
         <w:rPr>
           <w:rFonts w:ascii="맑은 고딕" w:hAnsi="맑은 고딕" w:eastAsia="맑은 고딕"/>
         </w:rPr>
-        <w:t>Step 1. Google Cloud Console 접속 (3분)</w:t>
+        <w:t>Step 1. Python 설치하기 (10분)</w:t>
+      </w:r>
+    </w:p>
+    <w:p>
+      <w:r>
+        <w:t>&gt;&gt; Python(파이썬)이 뭔가요?</w:t>
+      </w:r>
+    </w:p>
+    <w:p>
+      <w:r>
+        <w:t>컴퓨터 프로그래밍 언어예요. 영어처럼 읽기 쉬워서 초보자에게 인기가 많아요.</w:t>
+      </w:r>
+    </w:p>
+    <w:p>
+      <w:r>
+        <w:t>우리는 데이터를 수집할 때 Python을 사용할 거예요.</w:t>
+      </w:r>
+    </w:p>
+    <w:p/>
+    <w:p>
+      <w:r>
+        <w:t>브라우저에서 아래 주소로 이동하세요:</w:t>
+      </w:r>
+    </w:p>
+    <w:p>
+      <w:pPr>
+        <w:spacing w:before="80" w:after="80"/>
+        <w:ind w:left="567"/>
+      </w:pPr>
+      <w:r>
+        <w:rPr>
+          <w:rFonts w:ascii="Consolas" w:hAnsi="Consolas"/>
+          <w:color w:val="006400"/>
+          <w:sz w:val="20"/>
+        </w:rPr>
+        <w:t>https://www.python.org/downloads/</w:t>
+      </w:r>
+    </w:p>
+    <w:p>
+      <w:r>
+        <w:t>노란색 "Download Python 3.x.x" 버튼을 클릭하세요.</w:t>
+      </w:r>
+    </w:p>
+    <w:p/>
+    <w:p>
+      <w:r>
+        <w:t>다운로드된 파일을 실행하면 설치 화면이 나옵니다.</w:t>
+      </w:r>
+    </w:p>
+    <w:p/>
+    <w:p>
+      <w:r>
+        <w:t>!! 가장 중요한 순간!</w:t>
+      </w:r>
+    </w:p>
+    <w:p>
+      <w:r>
+        <w:t>!! 맨 아래에 "Add python.exe to PATH"라는 체크박스가 보입니다.</w:t>
+      </w:r>
+    </w:p>
+    <w:p>
+      <w:r>
+        <w:t>!! 이것을 반.드.시. 체크하세요!</w:t>
+      </w:r>
+    </w:p>
+    <w:p>
+      <w:r>
+        <w:t>!! (체크 안 하면 나중에 python 명령어가 안 먹어서 큰 문제가 생겨요)</w:t>
+      </w:r>
+    </w:p>
+    <w:p/>
+    <w:p>
+      <w:r>
+        <w:t>체크한 후 "Install Now"를 클릭하세요.</w:t>
+      </w:r>
+    </w:p>
+    <w:p>
+      <w:r>
+        <w:t>설치가 끝나면 "Close"를 누르세요.</w:t>
+      </w:r>
+    </w:p>
+    <w:p/>
+    <w:p>
+      <w:r>
+        <w:t>Git Bash를 껐다가 다시 열고 확인:</w:t>
+      </w:r>
+    </w:p>
+    <w:p>
+      <w:pPr>
+        <w:spacing w:before="80" w:after="80"/>
+        <w:ind w:left="567"/>
+      </w:pPr>
+      <w:r>
+        <w:rPr>
+          <w:rFonts w:ascii="Consolas" w:hAnsi="Consolas"/>
+          <w:color w:val="006400"/>
+          <w:sz w:val="20"/>
+        </w:rPr>
+        <w:t>python --version</w:t>
+      </w:r>
+    </w:p>
+    <w:p>
+      <w:r>
+        <w:t>Python 3.x.x가 나오면 성공!</w:t>
+      </w:r>
+    </w:p>
+    <w:p/>
+    <w:p>
+      <w:pPr>
+        <w:spacing w:before="80" w:after="80"/>
+        <w:ind w:left="567"/>
+      </w:pPr>
+      <w:r>
+        <w:rPr>
+          <w:rFonts w:ascii="Consolas" w:hAnsi="Consolas"/>
+          <w:color w:val="006400"/>
+          <w:sz w:val="20"/>
+        </w:rPr>
+        <w:t>pip --version</w:t>
+      </w:r>
+    </w:p>
+    <w:p>
+      <w:r>
+        <w:t>&gt;&gt; pip = Python의 앱스토어. 필요한 재료를 설치하는 도구. 숫자가 나오면 OK!</w:t>
+      </w:r>
+    </w:p>
+    <w:p/>
+    <w:p>
+      <w:pPr>
+        <w:pStyle w:val="Heading2"/>
+      </w:pPr>
+      <w:r>
+        <w:rPr>
+          <w:rFonts w:ascii="맑은 고딕" w:hAnsi="맑은 고딕" w:eastAsia="맑은 고딕"/>
+        </w:rPr>
+        <w:t>Step 2. Google Cloud Console 접속 (3분)</w:t>
       </w:r>
     </w:p>
     <w:p>
@@ -2614,7 +1921,7 @@
         <w:rPr>
           <w:rFonts w:ascii="맑은 고딕" w:hAnsi="맑은 고딕" w:eastAsia="맑은 고딕"/>
         </w:rPr>
-        <w:t>Step 2. 새 프로젝트 만들기 (3분)</w:t>
+        <w:t>Step 3. 새 프로젝트 만들기 (3분)</w:t>
       </w:r>
     </w:p>
     <w:p>
@@ -2666,7 +1973,7 @@
         <w:rPr>
           <w:rFonts w:ascii="맑은 고딕" w:hAnsi="맑은 고딕" w:eastAsia="맑은 고딕"/>
         </w:rPr>
-        <w:t>Step 3. YouTube Data API 활성화 (3분)</w:t>
+        <w:t>Step 4. YouTube Data API 활성화 (3분)</w:t>
       </w:r>
     </w:p>
     <w:p>
@@ -2718,7 +2025,7 @@
         <w:rPr>
           <w:rFonts w:ascii="맑은 고딕" w:hAnsi="맑은 고딕" w:eastAsia="맑은 고딕"/>
         </w:rPr>
-        <w:t>Step 4. API 키 만들기 (3분)</w:t>
+        <w:t>Step 5. API 키 만들기 (3분)</w:t>
       </w:r>
     </w:p>
     <w:p>
@@ -2782,7 +2089,7 @@
         <w:rPr>
           <w:rFonts w:ascii="맑은 고딕" w:hAnsi="맑은 고딕" w:eastAsia="맑은 고딕"/>
         </w:rPr>
-        <w:t>Step 5. API 키를 프로젝트에 저장 (3분)</w:t>
+        <w:t>Step 6. API 키를 프로젝트에 저장 (3분)</w:t>
       </w:r>
     </w:p>
     <w:p>
@@ -2870,7 +2177,7 @@
         <w:rPr>
           <w:rFonts w:ascii="맑은 고딕" w:hAnsi="맑은 고딕" w:eastAsia="맑은 고딕"/>
         </w:rPr>
-        <w:t>Step 6. Claude에게 데이터 수집 프로그램 만들어달라고 부탁 (10분)</w:t>
+        <w:t>Step 7. Claude에게 데이터 수집 프로그램 만들어달라고 부탁 (5분)</w:t>
       </w:r>
     </w:p>
     <w:p>
@@ -3010,6 +2317,15 @@
           <w:rFonts w:ascii="맑은 고딕" w:hAnsi="맑은 고딕" w:eastAsia="맑은 고딕"/>
         </w:rPr>
         <w:t>CHECK 체크포인트</w:t>
+      </w:r>
+    </w:p>
+    <w:p>
+      <w:r>
+        <w:rPr>
+          <w:rFonts w:ascii="맑은 고딕" w:hAnsi="맑은 고딕" w:eastAsia="맑은 고딕"/>
+          <w:color w:val="008000"/>
+        </w:rPr>
+        <w:t>CHECK: python --version 결과에 Python 3.x.x가 나왔나요?</w:t>
       </w:r>
     </w:p>
     <w:p>
@@ -3100,6 +2416,70 @@
                 <w:b/>
               </w:rPr>
               <w:t>해결법</w:t>
+            </w:r>
+          </w:p>
+        </w:tc>
+      </w:tr>
+      <w:tr>
+        <w:tc>
+          <w:tcPr>
+            <w:tcW w:type="dxa" w:w="2880"/>
+          </w:tcPr>
+          <w:p>
+            <w:r>
+              <w:t>python 대신 Microsoft Store가 열려요</w:t>
+            </w:r>
+          </w:p>
+        </w:tc>
+        <w:tc>
+          <w:tcPr>
+            <w:tcW w:type="dxa" w:w="2880"/>
+          </w:tcPr>
+          <w:p>
+            <w:r>
+              <w:t>Windows 앱 별칭 문제</w:t>
+            </w:r>
+          </w:p>
+        </w:tc>
+        <w:tc>
+          <w:tcPr>
+            <w:tcW w:type="dxa" w:w="2880"/>
+          </w:tcPr>
+          <w:p>
+            <w:r>
+              <w:t>Git Bash에서는 보통 안 생겨요. 생기면 python3으로 시도</w:t>
+            </w:r>
+          </w:p>
+        </w:tc>
+      </w:tr>
+      <w:tr>
+        <w:tc>
+          <w:tcPr>
+            <w:tcW w:type="dxa" w:w="2880"/>
+          </w:tcPr>
+          <w:p>
+            <w:r>
+              <w:t>"Add python.exe to PATH" 체크를 깜빡했어요</w:t>
+            </w:r>
+          </w:p>
+        </w:tc>
+        <w:tc>
+          <w:tcPr>
+            <w:tcW w:type="dxa" w:w="2880"/>
+          </w:tcPr>
+          <w:p>
+            <w:r>
+              <w:t>PATH 미등록</w:t>
+            </w:r>
+          </w:p>
+        </w:tc>
+        <w:tc>
+          <w:tcPr>
+            <w:tcW w:type="dxa" w:w="2880"/>
+          </w:tcPr>
+          <w:p>
+            <w:r>
+              <w:t>Python을 삭제 후 다시 설치하면서 이번엔 꼭 체크!</w:t>
             </w:r>
           </w:p>
         </w:tc>
@@ -3242,7 +2622,7 @@
           <w:color w:val="008000"/>
           <w:sz w:val="24"/>
         </w:rPr>
-        <w:t>4회차 완료! 수고하셨습니다!</w:t>
+        <w:t>2회차 완료! 수고하셨습니다!</w:t>
       </w:r>
     </w:p>
     <w:p>
@@ -3267,7 +2647,7 @@
         <w:rPr>
           <w:rFonts w:ascii="맑은 고딕" w:hAnsi="맑은 고딕" w:eastAsia="맑은 고딕"/>
         </w:rPr>
-        <w:t>5회차: 데이터 수집 실행 + 대시보드 제작</w:t>
+        <w:t>3회차: 데이터 수집 실행 + 대시보드 제작</w:t>
       </w:r>
     </w:p>
     <w:p>
@@ -3277,7 +2657,7 @@
           <w:b/>
           <w:color w:val="0064C8"/>
         </w:rPr>
-        <w:t>소요 시간: 30분</w:t>
+        <w:t>소요 시간: 35분</w:t>
       </w:r>
     </w:p>
     <w:p>
@@ -4013,7 +3393,7 @@
           <w:color w:val="008000"/>
           <w:sz w:val="24"/>
         </w:rPr>
-        <w:t>5회차 완료! 핵심 프로젝트가 완성됐어요!</w:t>
+        <w:t>3회차 완료! 핵심 프로젝트가 완성됐어요!</w:t>
       </w:r>
     </w:p>
     <w:p>
@@ -4038,7 +3418,7 @@
         <w:rPr>
           <w:rFonts w:ascii="맑은 고딕" w:hAnsi="맑은 고딕" w:eastAsia="맑은 고딕"/>
         </w:rPr>
-        <w:t>6회차: GitHub에 내 프로젝트 공유하기</w:t>
+        <w:t>4회차: GitHub에 내 프로젝트 공유하기</w:t>
       </w:r>
     </w:p>
     <w:p>
@@ -4974,7 +4354,7 @@
           <w:color w:val="008000"/>
           <w:sz w:val="32"/>
         </w:rPr>
-        <w:t>6회차 &amp; 전체 강의 완료! 축하합니다!!!</w:t>
+        <w:t>4회차 &amp; 전체 강의 완료! 축하합니다!!!</w:t>
       </w:r>
     </w:p>
     <w:p>
@@ -5001,7 +4381,7 @@
           <w:i/>
           <w:sz w:val="24"/>
         </w:rPr>
-        <w:t>6회차 강의 전체 흐름을 한눈에 확인하세요!</w:t>
+        <w:t>전체 흐름을 한눈에 확인하세요!</w:t>
       </w:r>
     </w:p>
     <w:p/>
@@ -5080,7 +4460,7 @@
             <w:r>
               <w:t>1회차</w:t>
               <w:br/>
-              <w:t>(30분)</w:t>
+              <w:t>(40분)</w:t>
             </w:r>
           </w:p>
         </w:tc>
@@ -5090,9 +4470,9 @@
           </w:tcPr>
           <w:p>
             <w:r>
-              <w:t>터미널과</w:t>
+              <w:t>터미널부터</w:t>
               <w:br/>
-              <w:t>친해지기</w:t>
+              <w:t>AI 비서까지</w:t>
             </w:r>
           </w:p>
         </w:tc>
@@ -5106,7 +4486,11 @@
               <w:br/>
               <w:t>- PowerShell/CMD/Git Bash 비교</w:t>
               <w:br/>
-              <w:t>- Git 설치 + Git Bash 사용</w:t>
+              <w:t>- Git 설치</w:t>
+              <w:br/>
+              <w:t>- Node.js 설치</w:t>
+              <w:br/>
+              <w:t>- Claude Code 설치 + 첫 대화!</w:t>
             </w:r>
           </w:p>
         </w:tc>
@@ -5116,11 +4500,11 @@
           </w:tcPr>
           <w:p>
             <w:r>
-              <w:t>터미널 사용 가능</w:t>
+              <w:t>터미널, Git, Node.js,</w:t>
               <w:br/>
-              <w:t>Git Bash 열기 성공</w:t>
+              <w:t>Claude Code 모두 작동</w:t>
               <w:br/>
-              <w:t>프로젝트 폴더 생성</w:t>
+              <w:t>AI와 첫 대화 성공!</w:t>
             </w:r>
           </w:p>
         </w:tc>
@@ -5130,9 +4514,11 @@
           </w:tcPr>
           <w:p>
             <w:r>
-              <w:t>MS Store</w:t>
+              <w:t>MS Store, Git</w:t>
               <w:br/>
-              <w:t>Git</w:t>
+              <w:t>Node.js</w:t>
+              <w:br/>
+              <w:t>Claude Code</w:t>
             </w:r>
           </w:p>
         </w:tc>
@@ -5146,7 +4532,7 @@
             <w:r>
               <w:t>2회차</w:t>
               <w:br/>
-              <w:t>(30분)</w:t>
+              <w:t>(35분)</w:t>
             </w:r>
           </w:p>
         </w:tc>
@@ -5156,9 +4542,9 @@
           </w:tcPr>
           <w:p>
             <w:r>
-              <w:t>프로그래밍</w:t>
+              <w:t>Python +</w:t>
               <w:br/>
-              <w:t>도구 설치</w:t>
+              <w:t>YouTube API</w:t>
             </w:r>
           </w:p>
         </w:tc>
@@ -5168,137 +4554,9 @@
           </w:tcPr>
           <w:p>
             <w:r>
-              <w:t>- Node.js 설치</w:t>
-              <w:br/>
               <w:t>- Python 설치</w:t>
               <w:br/>
-              <w:t>- npm, pip 확인</w:t>
-            </w:r>
-          </w:p>
-        </w:tc>
-        <w:tc>
-          <w:tcPr>
-            <w:tcW w:type="dxa" w:w="1728"/>
-          </w:tcPr>
-          <w:p>
-            <w:r>
-              <w:t>node, npm 작동</w:t>
-              <w:br/>
-              <w:t>python, pip 작동</w:t>
-            </w:r>
-          </w:p>
-        </w:tc>
-        <w:tc>
-          <w:tcPr>
-            <w:tcW w:type="dxa" w:w="1728"/>
-          </w:tcPr>
-          <w:p>
-            <w:r>
-              <w:t>Node.js</w:t>
-              <w:br/>
-              <w:t>Python</w:t>
-            </w:r>
-          </w:p>
-        </w:tc>
-      </w:tr>
-      <w:tr>
-        <w:tc>
-          <w:tcPr>
-            <w:tcW w:type="dxa" w:w="1728"/>
-          </w:tcPr>
-          <w:p>
-            <w:r>
-              <w:t>3회차</w:t>
-              <w:br/>
-              <w:t>(30분)</w:t>
-            </w:r>
-          </w:p>
-        </w:tc>
-        <w:tc>
-          <w:tcPr>
-            <w:tcW w:type="dxa" w:w="1728"/>
-          </w:tcPr>
-          <w:p>
-            <w:r>
-              <w:t>Claude Code</w:t>
-              <w:br/>
-              <w:t>설치 + 첫 실행</w:t>
-            </w:r>
-          </w:p>
-        </w:tc>
-        <w:tc>
-          <w:tcPr>
-            <w:tcW w:type="dxa" w:w="1728"/>
-          </w:tcPr>
-          <w:p>
-            <w:r>
-              <w:t>- Claude Code 설치</w:t>
-              <w:br/>
-              <w:t>- Anthropic 계정 가입</w:t>
-              <w:br/>
-              <w:t>- AI와 첫 대화</w:t>
-            </w:r>
-          </w:p>
-        </w:tc>
-        <w:tc>
-          <w:tcPr>
-            <w:tcW w:type="dxa" w:w="1728"/>
-          </w:tcPr>
-          <w:p>
-            <w:r>
-              <w:t>Claude AI와</w:t>
-              <w:br/>
-              <w:t>대화 성공</w:t>
-            </w:r>
-          </w:p>
-        </w:tc>
-        <w:tc>
-          <w:tcPr>
-            <w:tcW w:type="dxa" w:w="1728"/>
-          </w:tcPr>
-          <w:p>
-            <w:r>
-              <w:t>npm</w:t>
-              <w:br/>
-              <w:t>Claude Code</w:t>
-            </w:r>
-          </w:p>
-        </w:tc>
-      </w:tr>
-      <w:tr>
-        <w:tc>
-          <w:tcPr>
-            <w:tcW w:type="dxa" w:w="1728"/>
-          </w:tcPr>
-          <w:p>
-            <w:r>
-              <w:t>4회차</w:t>
-              <w:br/>
-              <w:t>(30분)</w:t>
-            </w:r>
-          </w:p>
-        </w:tc>
-        <w:tc>
-          <w:tcPr>
-            <w:tcW w:type="dxa" w:w="1728"/>
-          </w:tcPr>
-          <w:p>
-            <w:r>
-              <w:t>YouTube API</w:t>
-              <w:br/>
-              <w:t>+ 수집 프로그램</w:t>
-            </w:r>
-          </w:p>
-        </w:tc>
-        <w:tc>
-          <w:tcPr>
-            <w:tcW w:type="dxa" w:w="1728"/>
-          </w:tcPr>
-          <w:p>
-            <w:r>
-              <w:t>- Google Cloud 프로젝트</w:t>
-              <w:br/>
-              <w:t>- API 키 발급</w:t>
+              <w:t>- Google Cloud API 키 발급</w:t>
               <w:br/>
               <w:t>- Claude에게 수집 코드 부탁</w:t>
             </w:r>
@@ -5310,6 +4568,8 @@
           </w:tcPr>
           <w:p>
             <w:r>
+              <w:t>Python 작동</w:t>
+              <w:br/>
               <w:t>API 키 저장</w:t>
               <w:br/>
               <w:t>collect_data.py 생성</w:t>
@@ -5322,6 +4582,8 @@
           </w:tcPr>
           <w:p>
             <w:r>
+              <w:t>Python</w:t>
+              <w:br/>
               <w:t>Google Cloud</w:t>
               <w:br/>
               <w:t>Claude Code</w:t>
@@ -5336,9 +4598,9 @@
           </w:tcPr>
           <w:p>
             <w:r>
-              <w:t>5회차</w:t>
+              <w:t>3회차</w:t>
               <w:br/>
-              <w:t>(30분)</w:t>
+              <w:t>(35분)</w:t>
             </w:r>
           </w:p>
         </w:tc>
@@ -5364,7 +4626,7 @@
               <w:br/>
               <w:t>- Claude에게 대시보드 부탁</w:t>
               <w:br/>
-              <w:t>- 브라우저에서 확인</w:t>
+              <w:t>- 브라우저에서 확인!</w:t>
             </w:r>
           </w:p>
         </w:tc>
@@ -5377,6 +4639,8 @@
               <w:t>etf_youtube_data.json</w:t>
               <w:br/>
               <w:t>index.html 대시보드</w:t>
+              <w:br/>
+              <w:t>브라우저에서 확인!</w:t>
             </w:r>
           </w:p>
         </w:tc>
@@ -5402,7 +4666,7 @@
           </w:tcPr>
           <w:p>
             <w:r>
-              <w:t>6회차</w:t>
+              <w:t>4회차</w:t>
               <w:br/>
               <w:t>(30분)</w:t>
             </w:r>
@@ -5468,7 +4732,7 @@
           <w:b/>
           <w:sz w:val="26"/>
         </w:rPr>
-        <w:t>총 소요 시간: 6회차 x 30분 = 약 3시간</w:t>
+        <w:t>총 소요 시간: 4회차 = 약 2시간 20분</w:t>
       </w:r>
     </w:p>
     <w:p/>
@@ -5490,27 +4754,19 @@
           <w:rFonts w:ascii="맑은 고딕" w:hAnsi="맑은 고딕" w:eastAsia="맑은 고딕"/>
           <w:sz w:val="22"/>
         </w:rPr>
-        <w:t>[1회차] 터미널 설치 + Git 설치</w:t>
+        <w:t>[1회차] 터미널 + Git + Node.js + Claude Code 첫 실행!</w:t>
         <w:br/>
         <w:t xml:space="preserve">         |</w:t>
         <w:br/>
-        <w:t>[2회차] Node.js + Python 설치</w:t>
+        <w:t>[2회차] Python 설치 + YouTube API 키 + 수집 프로그램 생성</w:t>
         <w:br/>
         <w:t xml:space="preserve">         |</w:t>
         <w:br/>
-        <w:t>[3회차] Claude Code 설치 + AI와 첫 대화</w:t>
+        <w:t>[3회차] 데이터 수집 실행 + 대시보드 제작 + 브라우저 확인!</w:t>
         <w:br/>
         <w:t xml:space="preserve">         |</w:t>
         <w:br/>
-        <w:t>[4회차] YouTube API 키 발급 + 수집 프로그램 생성</w:t>
-        <w:br/>
-        <w:t xml:space="preserve">         |</w:t>
-        <w:br/>
-        <w:t>[5회차] 데이터 수집 실행 + 대시보드 제작 + 브라우저 확인!</w:t>
-        <w:br/>
-        <w:t xml:space="preserve">         |</w:t>
-        <w:br/>
-        <w:t>[6회차] GitHub 가입 + 프로젝트 공유 -&gt; 완성!</w:t>
+        <w:t>[4회차] GitHub 가입 + 프로젝트 공유 -&gt; 완성!</w:t>
       </w:r>
     </w:p>
     <w:p/>
@@ -5529,7 +4785,7 @@
     <w:p/>
     <w:p>
       <w:r>
-        <w:t>축하합니다! 6회에 걸쳐 여러분은:</w:t>
+        <w:t>축하합니다! 4회에 걸쳐 여러분은:</w:t>
       </w:r>
     </w:p>
     <w:p>
